--- a/agreements/Wi-SUN SubCA Onboarding process.docx
+++ b/agreements/Wi-SUN SubCA Onboarding process.docx
@@ -61,7 +61,7 @@
                 <w:sz w:val="19"/>
                 <w:szCs w:val="19"/>
               </w:rPr>
-              <w:t xml:space="preserve">Model A — CA operated by WISeKey</w:t>
+              <w:t xml:space="preserve">Model A — CA operated by SealSQ</w:t>
             </w:r>
             <w:r>
               <w:rPr>
@@ -512,7 +512,7 @@
           <w:sz w:val="19"/>
           <w:szCs w:val="19"/>
         </w:rPr>
-        <w:t xml:space="preserve">The CP/CPS allows a Subordinate CA to be hosted and operated by WISeKey, or — as a technically constrained CA — by its owner (CP/CPS section 5). Other delegations or outsourcing are permitted only after a security assessment and a formal authorisation. The two models compare as follows.</w:t>
+        <w:t xml:space="preserve">The CP/CPS allows a Subordinate CA to be hosted and operated by SealSQ, or — as a technically constrained CA — by its owner (CP/CPS section 5). Other delegations or outsourcing are permitted only after a security assessment and a formal authorisation. The two models compare as follows.</w:t>
       </w:r>
     </w:p>
     <w:tbl>
@@ -602,7 +602,7 @@
                 <w:sz w:val="17"/>
                 <w:szCs w:val="17"/>
               </w:rPr>
-              <w:t xml:space="preserve">Model A — operated by WISeKey</w:t>
+              <w:t xml:space="preserve">Model A — operated by SealSQ</w:t>
             </w:r>
           </w:p>
         </w:tc>
@@ -713,7 +713,7 @@
                 <w:sz w:val="18"/>
                 <w:szCs w:val="18"/>
               </w:rPr>
-              <w:t xml:space="preserve">WISeKey data centres, INeS platform, WISeKey trusted roles</w:t>
+              <w:t xml:space="preserve">WISeKey data centres, INeS platform, SealSQ trusted roles</w:t>
             </w:r>
           </w:p>
         </w:tc>
@@ -826,7 +826,7 @@
                 <w:sz w:val="18"/>
                 <w:szCs w:val="18"/>
               </w:rPr>
-              <w:t xml:space="preserve">WISeKey HSM (FIPS 140-2 Level 3), witnessed ceremony (CP/CPS 6.1.1, 6.2.1)</w:t>
+              <w:t xml:space="preserve">SealSQ HSM (FIPS 140-2 Level 3), witnessed ceremony (CP/CPS 6.1.1, 6.2.1)</w:t>
             </w:r>
           </w:p>
         </w:tc>
@@ -862,7 +862,7 @@
                 <w:sz w:val="18"/>
                 <w:szCs w:val="18"/>
               </w:rPr>
-              <w:t xml:space="preserve">Customer HSM, FIPS 140-2/140-3 Level 3 or equivalent, ceremony witnessed by WISeKey (CP/CPS 6.1.1, 6.2.1)</w:t>
+              <w:t xml:space="preserve">Customer HSM, FIPS 140-2/140-3 Level 3 or equivalent, ceremony witnessed by SealSQ (CP/CPS 6.1.1, 6.2.1)</w:t>
             </w:r>
           </w:p>
         </w:tc>
@@ -1052,7 +1052,7 @@
                 <w:sz w:val="18"/>
                 <w:szCs w:val="18"/>
               </w:rPr>
-              <w:t xml:space="preserve">Configured and maintained by WISeKey</w:t>
+              <w:t xml:space="preserve">Configured and maintained by SealSQ</w:t>
             </w:r>
           </w:p>
         </w:tc>
@@ -1165,7 +1165,7 @@
                 <w:sz w:val="18"/>
                 <w:szCs w:val="18"/>
               </w:rPr>
-              <w:t xml:space="preserve">Covered by WISeKey's assessments (CP/CPS 8.4)</w:t>
+              <w:t xml:space="preserve">Covered by SealSQ's assessments (CP/CPS 8.4)</w:t>
             </w:r>
           </w:p>
         </w:tc>
@@ -1314,7 +1314,7 @@
                 <w:sz w:val="18"/>
                 <w:szCs w:val="18"/>
               </w:rPr>
-              <w:t xml:space="preserve">Agreement, Naming Application, commercial documents, architecture description, CPS, self-assessment questionnaire, ceremony evidence (Section 5)</w:t>
+              <w:t xml:space="preserve">Agreement, Naming Application, commercial documents, architecture description, CPS, self-assessment questionnaire, ceremony script and report, CSR, post-ceremony document (Sections 5 and 6)</w:t>
             </w:r>
           </w:p>
         </w:tc>
@@ -1468,7 +1468,7 @@
                 <w:sz w:val="18"/>
                 <w:szCs w:val="18"/>
               </w:rPr>
-              <w:t xml:space="preserve">Ongoing obligations</w:t>
+              <w:t xml:space="preserve">Key ceremony</w:t>
             </w:r>
           </w:p>
         </w:tc>
@@ -1504,7 +1504,7 @@
                 <w:sz w:val="18"/>
                 <w:szCs w:val="18"/>
               </w:rPr>
-              <w:t xml:space="preserve">Section 7, commercial subscription</w:t>
+              <w:t xml:space="preserve">Conducted by SealSQ in its HSM once your inputs are complete (section 6.1)</w:t>
             </w:r>
           </w:p>
         </w:tc>
@@ -1540,7 +1540,120 @@
                 <w:sz w:val="18"/>
                 <w:szCs w:val="18"/>
               </w:rPr>
-              <w:t xml:space="preserve">Section 7, plus CA operations, logging, CRL/notice services and audit access</w:t>
+              <w:t xml:space="preserve">Conducted by you in your HSM, witnessed by SealSQ by video conference; CSR signed by the Root (section 6.2)</w:t>
+            </w:r>
+          </w:p>
+        </w:tc>
+      </w:tr>
+      <w:tr>
+        <w:trPr>
+          <w:cantSplit/>
+        </w:trPr>
+        <w:tc>
+          <w:tcPr>
+            <w:tcW w:type="dxa" w:w="2500"/>
+            <w:tcBorders>
+              <w:top w:val="single" w:color="C9D3DC" w:sz="4"/>
+              <w:left w:val="single" w:color="C9D3DC" w:sz="4"/>
+              <w:bottom w:val="single" w:color="C9D3DC" w:sz="4"/>
+              <w:right w:val="single" w:color="C9D3DC" w:sz="4"/>
+            </w:tcBorders>
+            <w:tcMar>
+              <w:top w:type="dxa" w:w="55"/>
+              <w:left w:type="dxa" w:w="100"/>
+              <w:bottom w:type="dxa" w:w="55"/>
+              <w:right w:type="dxa" w:w="100"/>
+            </w:tcMar>
+            <w:vAlign w:val="center"/>
+          </w:tcPr>
+          <w:p>
+            <w:pPr>
+              <w:spacing w:after="0" w:before="0"/>
+            </w:pPr>
+            <w:r>
+              <w:rPr>
+                <w:rFonts w:ascii="Calibri" w:cs="Calibri" w:eastAsia="Calibri" w:hAnsi="Calibri"/>
+                <w:b w:val="false"/>
+                <w:bCs w:val="false"/>
+                <w:i w:val="false"/>
+                <w:iCs w:val="false"/>
+                <w:color w:val="1F2A33"/>
+                <w:sz w:val="18"/>
+                <w:szCs w:val="18"/>
+              </w:rPr>
+              <w:t xml:space="preserve">Ongoing obligations</w:t>
+            </w:r>
+          </w:p>
+        </w:tc>
+        <w:tc>
+          <w:tcPr>
+            <w:tcW w:type="dxa" w:w="3569"/>
+            <w:tcBorders>
+              <w:top w:val="single" w:color="C9D3DC" w:sz="4"/>
+              <w:left w:val="single" w:color="C9D3DC" w:sz="4"/>
+              <w:bottom w:val="single" w:color="C9D3DC" w:sz="4"/>
+              <w:right w:val="single" w:color="C9D3DC" w:sz="4"/>
+            </w:tcBorders>
+            <w:tcMar>
+              <w:top w:type="dxa" w:w="55"/>
+              <w:left w:type="dxa" w:w="100"/>
+              <w:bottom w:type="dxa" w:w="55"/>
+              <w:right w:type="dxa" w:w="100"/>
+            </w:tcMar>
+            <w:vAlign w:val="center"/>
+          </w:tcPr>
+          <w:p>
+            <w:pPr>
+              <w:spacing w:after="0" w:before="0"/>
+            </w:pPr>
+            <w:r>
+              <w:rPr>
+                <w:rFonts w:ascii="Calibri" w:cs="Calibri" w:eastAsia="Calibri" w:hAnsi="Calibri"/>
+                <w:b w:val="false"/>
+                <w:bCs w:val="false"/>
+                <w:i w:val="false"/>
+                <w:iCs w:val="false"/>
+                <w:color w:val="1F2A33"/>
+                <w:sz w:val="18"/>
+                <w:szCs w:val="18"/>
+              </w:rPr>
+              <w:t xml:space="preserve">Section 8, commercial subscription</w:t>
+            </w:r>
+          </w:p>
+        </w:tc>
+        <w:tc>
+          <w:tcPr>
+            <w:tcW w:type="dxa" w:w="3569"/>
+            <w:tcBorders>
+              <w:top w:val="single" w:color="C9D3DC" w:sz="4"/>
+              <w:left w:val="single" w:color="C9D3DC" w:sz="4"/>
+              <w:bottom w:val="single" w:color="C9D3DC" w:sz="4"/>
+              <w:right w:val="single" w:color="C9D3DC" w:sz="4"/>
+            </w:tcBorders>
+            <w:tcMar>
+              <w:top w:type="dxa" w:w="55"/>
+              <w:left w:type="dxa" w:w="100"/>
+              <w:bottom w:type="dxa" w:w="55"/>
+              <w:right w:type="dxa" w:w="100"/>
+            </w:tcMar>
+            <w:vAlign w:val="center"/>
+          </w:tcPr>
+          <w:p>
+            <w:pPr>
+              <w:spacing w:after="0" w:before="0"/>
+            </w:pPr>
+            <w:r>
+              <w:rPr>
+                <w:rFonts w:ascii="Calibri" w:cs="Calibri" w:eastAsia="Calibri" w:hAnsi="Calibri"/>
+                <w:b w:val="false"/>
+                <w:bCs w:val="false"/>
+                <w:i w:val="false"/>
+                <w:iCs w:val="false"/>
+                <w:color w:val="1F2A33"/>
+                <w:sz w:val="18"/>
+                <w:szCs w:val="18"/>
+              </w:rPr>
+              <w:t xml:space="preserve">Section 8, plus CA operations, logging, CRL/notice services and audit access</w:t>
             </w:r>
           </w:p>
         </w:tc>
@@ -1594,7 +1707,7 @@
           <w:sz w:val="19"/>
           <w:szCs w:val="19"/>
         </w:rPr>
-        <w:t xml:space="preserve">You are a Promoter or Contributor member of the Wi-SUN Alliance. You request a Proof of Wi-SUN Membership (POWM) from Alliance member services, which sends it to WISeKey directly (CP/CPS 3.2.2.1).</w:t>
+        <w:t xml:space="preserve">You are a member of the Wi-SUN Alliance. You request a Proof of Wi-SUN Membership (POWM) from Alliance member services, which sends it to SealSQ directly (CP/CPS 3.2.2.1).</w:t>
       </w:r>
     </w:p>
     <w:p>
@@ -2048,7 +2161,7 @@
                 <w:sz w:val="18"/>
                 <w:szCs w:val="18"/>
               </w:rPr>
-              <w:t xml:space="preserve">You contact your SEALSQ IoT Business Unit representative. WISeKey confirms eligibility (Section 3) and explains the service options.</w:t>
+              <w:t xml:space="preserve">You contact your SealSQ IoT Business Unit representative. SealSQ confirms eligibility (Section 3) and explains the service options.</w:t>
             </w:r>
           </w:p>
         </w:tc>
@@ -2084,7 +2197,7 @@
                 <w:sz w:val="18"/>
                 <w:szCs w:val="18"/>
               </w:rPr>
-              <w:t xml:space="preserve">Customer, WISeKey</w:t>
+              <w:t xml:space="preserve">Customer, SealSQ</w:t>
             </w:r>
           </w:p>
         </w:tc>
@@ -2418,7 +2531,7 @@
                 <w:sz w:val="18"/>
                 <w:szCs w:val="18"/>
               </w:rPr>
-              <w:t xml:space="preserve">You complete the Wi-SUN Subordinate CA Naming Application (v1): request details, Subordinate CA parameters and Subject DN, and sign the CA-owner approval block. Select "operated by WISeKey".</w:t>
+              <w:t xml:space="preserve">You complete the Wi-SUN Subordinate CA Naming Application (v1): request details, Subordinate CA parameters and Subject DN, and sign the CA-owner approval block. Select "operated by SealSQ".</w:t>
             </w:r>
           </w:p>
         </w:tc>
@@ -2639,7 +2752,7 @@
                 <w:sz w:val="18"/>
                 <w:szCs w:val="18"/>
               </w:rPr>
-              <w:t xml:space="preserve">Customer, SEALSQ IoT BU</w:t>
+              <w:t xml:space="preserve">Customer, SealSQ</w:t>
             </w:r>
           </w:p>
         </w:tc>
@@ -3009,7 +3122,7 @@
                 <w:sz w:val="18"/>
                 <w:szCs w:val="18"/>
               </w:rPr>
-              <w:t xml:space="preserve">WISeKey</w:t>
+              <w:t xml:space="preserve">SealSQ</w:t>
             </w:r>
           </w:p>
         </w:tc>
@@ -3343,7 +3456,7 @@
                 <w:sz w:val="18"/>
                 <w:szCs w:val="18"/>
               </w:rPr>
-              <w:t xml:space="preserve">The Subordinate CA key pair is generated in WISeKey's HSM under dual control, following a pre-defined script, under supervision of WISeKey internal audit; the Root signs the certificate (CP/CPS 6.1.1).</w:t>
+              <w:t xml:space="preserve">SealSQ generates the Subordinate CA key pair in its HSM and the Root signs the certificate, as described in section 6.1.</w:t>
             </w:r>
           </w:p>
         </w:tc>
@@ -3379,7 +3492,7 @@
                 <w:sz w:val="18"/>
                 <w:szCs w:val="18"/>
               </w:rPr>
-              <w:t xml:space="preserve">WISeKey</w:t>
+              <w:t xml:space="preserve">SealSQ</w:t>
             </w:r>
           </w:p>
         </w:tc>
@@ -3415,7 +3528,7 @@
                 <w:sz w:val="18"/>
                 <w:szCs w:val="18"/>
               </w:rPr>
-              <w:t xml:space="preserve">Ceremony report, certificate</w:t>
+              <w:t xml:space="preserve">Ceremony report, certificate (CP/CPS 6.1.1)</w:t>
             </w:r>
           </w:p>
         </w:tc>
@@ -3713,7 +3826,7 @@
                 <w:sz w:val="18"/>
                 <w:szCs w:val="18"/>
               </w:rPr>
-              <w:t xml:space="preserve">WISeKey publishes the certificate in the OWGTM repository, together with the chain bundles that Manufacturers provision into devices and network operators install in their Authentication Servers (CP/CPS 2.1, 6.1.4) and updates Appendix B of the CP/CPS.</w:t>
+              <w:t xml:space="preserve">SealSQ publishes the certificate in the OWGTM repository, together with the chain bundles that Manufacturers provision into devices and network operators install in their Authentication Servers (CP/CPS 2.1, 6.1.4) and updates Appendix B of the CP/CPS.</w:t>
             </w:r>
           </w:p>
         </w:tc>
@@ -3749,7 +3862,7 @@
                 <w:sz w:val="18"/>
                 <w:szCs w:val="18"/>
               </w:rPr>
-              <w:t xml:space="preserve">WISeKey</w:t>
+              <w:t xml:space="preserve">SealSQ</w:t>
             </w:r>
           </w:p>
         </w:tc>
@@ -3934,7 +4047,7 @@
                 <w:sz w:val="18"/>
                 <w:szCs w:val="18"/>
               </w:rPr>
-              <w:t xml:space="preserve">Customer, WISeKey</w:t>
+              <w:t xml:space="preserve">Customer, SealSQ</w:t>
             </w:r>
           </w:p>
         </w:tc>
@@ -4083,7 +4196,7 @@
                 <w:sz w:val="18"/>
                 <w:szCs w:val="18"/>
               </w:rPr>
-              <w:t xml:space="preserve">Production issuance is enabled. Ongoing obligations of Section 7 apply.</w:t>
+              <w:t xml:space="preserve">Production issuance is enabled. Ongoing obligations of Section 8 apply.</w:t>
             </w:r>
           </w:p>
         </w:tc>
@@ -4119,7 +4232,7 @@
                 <w:sz w:val="18"/>
                 <w:szCs w:val="18"/>
               </w:rPr>
-              <w:t xml:space="preserve">WISeKey</w:t>
+              <w:t xml:space="preserve">SealSQ</w:t>
             </w:r>
           </w:p>
         </w:tc>
@@ -4429,7 +4542,7 @@
           <w:sz w:val="19"/>
           <w:szCs w:val="19"/>
         </w:rPr>
-        <w:t xml:space="preserve">A CPS for your Subordinate CA, structured after RFC 3647 and aligned with both the OISTE/WISeKey Wi-SUN CP/CPS and the Wi-SUN FAN Technical Profile Specification, sections 6.5.1, 6.5.1.1 and 6.5.3.2.1.3, adopted as "Wi-SUN Requirements" in CP/CPS Appendix D. Your CPS may not be less stringent than the CP/CPS on any point, and must adopt the CP/CPS certificate profiles unchanged (CP/CPS 7.1). Submit with it the alignment mapping of Appendix C, which lists, section by section, where your CPS implements each requirement. WISeKey Trust Services reviews the CPS and returns comments; issuance waits until the review is closed. Your CPS must be published in a repository you control and referenced from the certificate policy qualifier where the profile allows it.</w:t>
+        <w:t xml:space="preserve">A CPS for your Subordinate CA, structured after RFC 3647 and aligned with both the OISTE/WISeKey Wi-SUN CP/CPS and the Wi-SUN FAN Technical Profile Specification, sections 6.5.1, 6.5.1.1 and 6.5.3.2.1.3, adopted as "Wi-SUN Requirements" in CP/CPS Appendix D. Your CPS may not be less stringent than the CP/CPS on any point, and must adopt the CP/CPS certificate profiles unchanged (CP/CPS 7.1). Submit with it the alignment mapping of Appendix C, which lists, section by section, where your CPS implements each requirement. SealSQ Trust Services reviews the CPS and returns comments; issuance waits until the review is closed. Your CPS must be published in a repository you control and referenced from the certificate policy qualifier where the profile allows it.</w:t>
       </w:r>
     </w:p>
     <w:p>
@@ -4616,7 +4729,7 @@
           <w:sz w:val="19"/>
           <w:szCs w:val="19"/>
         </w:rPr>
-        <w:t xml:space="preserve">The completed questionnaire of Appendix A, signed by a person empowered to bind your organisation (CP/CPS 8.2). Each answer must point to evidence — a document, a configuration extract, a log sample or a screenshot — that WISeKey may ask to see during the accreditation assessment. "Partial" answers must state the remediation plan and date. The same questionnaire is used for the annual self-assessment after go-live (CP/CPS 8.1).</w:t>
+        <w:t xml:space="preserve">The completed questionnaire of Appendix A, signed by a person empowered to bind your organisation (CP/CPS 8.2). Each answer must point to evidence — a document, a configuration extract, a log sample or a screenshot — that SealSQ may ask to see during the accreditation assessment. "Partial" answers must state the remediation plan and date. The same questionnaire is used for the annual self-assessment after go-live (CP/CPS 8.1).</w:t>
       </w:r>
     </w:p>
     <w:p>
@@ -4668,7 +4781,7 @@
           <w:sz w:val="19"/>
           <w:szCs w:val="19"/>
         </w:rPr>
-        <w:t xml:space="preserve">Key ceremony: a written ceremony script reviewed by WISeKey in advance; the ceremony witnessed by a WISeKey representative (on site or by video) and, where possible, an independent auditor; a signed ceremony report with HSM serial numbers, key identifiers and the list of participants (CP/CPS 6.1.1).</w:t>
+        <w:t xml:space="preserve">Key ceremony: a written ceremony script reviewed by SealSQ in advance; the ceremony witnessed by SealSQ by video conference (section 6.2) and, where possible, by an independent auditor; a signed ceremony report with HSM serial numbers, key identifiers and the list of participants (CP/CPS 6.1.1).</w:t>
       </w:r>
     </w:p>
     <w:p>
@@ -4848,7 +4961,7 @@
           <w:sz w:val="19"/>
           <w:szCs w:val="19"/>
         </w:rPr>
-        <w:t xml:space="preserve">Change management: WISeKey is informed in advance of changes to the HSM, CA software, location, trusted-role holders or the technical constraint.</w:t>
+        <w:t xml:space="preserve">Change management: SealSQ is informed in advance of changes to the HSM, CA software, location, trusted-role holders or the technical constraint.</w:t>
       </w:r>
     </w:p>
     <w:p>
@@ -4920,7 +5033,7 @@
           <w:sz w:val="19"/>
           <w:szCs w:val="19"/>
         </w:rPr>
-        <w:t xml:space="preserve">Steps 1 to 6 of Model A apply, with the Naming Application marked "operated by the Manufacturer / customer". The following steps replace steps 7 to 12.</w:t>
+        <w:t xml:space="preserve">Steps 1 to 6 of Model A apply, with the Naming Application marked "operated by the Manufacturer / customer". The following steps replace steps 7 to 12; the key ceremony itself is described in section 6.2.</w:t>
       </w:r>
     </w:p>
     <w:tbl>
@@ -5412,7 +5525,7 @@
                 <w:sz w:val="18"/>
                 <w:szCs w:val="18"/>
               </w:rPr>
-              <w:t xml:space="preserve">WISeKey Trust Services reviews the file and returns comments; you revise until the review is closed.</w:t>
+              <w:t xml:space="preserve">SealSQ Trust Services reviews the file and returns comments; you revise until the review is closed.</w:t>
             </w:r>
           </w:p>
         </w:tc>
@@ -5448,7 +5561,7 @@
                 <w:sz w:val="18"/>
                 <w:szCs w:val="18"/>
               </w:rPr>
-              <w:t xml:space="preserve">WISeKey Trust Services</w:t>
+              <w:t xml:space="preserve">SealSQ Trust Services</w:t>
             </w:r>
           </w:p>
         </w:tc>
@@ -5967,7 +6080,7 @@
                 <w:sz w:val="18"/>
                 <w:szCs w:val="18"/>
               </w:rPr>
-              <w:t xml:space="preserve">You generate the CA key pair in your HSM following the agreed script, witnessed by WISeKey; you produce a CSR and a signed ceremony report.</w:t>
+              <w:t xml:space="preserve">You generate the CA key pair in your HSM following the agreed script, in a video conference witnessed by SealSQ, and produce the CSR — section 6.2, steps 1 to 3.</w:t>
             </w:r>
           </w:p>
         </w:tc>
@@ -6003,7 +6116,7 @@
                 <w:sz w:val="18"/>
                 <w:szCs w:val="18"/>
               </w:rPr>
-              <w:t xml:space="preserve">Customer, WISeKey witness</w:t>
+              <w:t xml:space="preserve">Customer, SealSQ witness</w:t>
             </w:r>
           </w:p>
         </w:tc>
@@ -6152,7 +6265,7 @@
                 <w:sz w:val="18"/>
                 <w:szCs w:val="18"/>
               </w:rPr>
-              <w:t xml:space="preserve">WISeKey verifies the CSR against the approved Naming Application and the Root signs the Subordinate CA certificate with the profile of CP/CPS 7.1.2.</w:t>
+              <w:t xml:space="preserve">SealSQ verifies the CSR against the approved Naming Application and the Root signs the Subordinate CA certificate with the profile of CP/CPS 7.1.2; the certificate is returned to you — section 6.2, step 4.</w:t>
             </w:r>
           </w:p>
         </w:tc>
@@ -6188,7 +6301,7 @@
                 <w:sz w:val="18"/>
                 <w:szCs w:val="18"/>
               </w:rPr>
-              <w:t xml:space="preserve">WISeKey</w:t>
+              <w:t xml:space="preserve">SealSQ</w:t>
             </w:r>
           </w:p>
         </w:tc>
@@ -6486,7 +6599,7 @@
                 <w:sz w:val="18"/>
                 <w:szCs w:val="18"/>
               </w:rPr>
-              <w:t xml:space="preserve">Publication</w:t>
+              <w:t xml:space="preserve">Post-ceremony document</w:t>
             </w:r>
           </w:p>
         </w:tc>
@@ -6522,7 +6635,7 @@
                 <w:sz w:val="18"/>
                 <w:szCs w:val="18"/>
               </w:rPr>
-              <w:t xml:space="preserve">WISeKey publishes the certificate in the OWGTM repository, together with the chain bundles that Manufacturers provision into devices and network operators install in their Authentication Servers (CP/CPS 2.1, 6.1.4) and updates Appendix B of the CP/CPS.</w:t>
+              <w:t xml:space="preserve">You submit the post-ceremony document of Appendix D: how the CA is configured, with a sample issued certificate and, where applicable, a sample CRL — section 6.2, step 6.</w:t>
             </w:r>
           </w:p>
         </w:tc>
@@ -6558,7 +6671,7 @@
                 <w:sz w:val="18"/>
                 <w:szCs w:val="18"/>
               </w:rPr>
-              <w:t xml:space="preserve">WISeKey</w:t>
+              <w:t xml:space="preserve">Customer</w:t>
             </w:r>
           </w:p>
         </w:tc>
@@ -6594,7 +6707,7 @@
                 <w:sz w:val="18"/>
                 <w:szCs w:val="18"/>
               </w:rPr>
-              <w:t xml:space="preserve">Published certificate</w:t>
+              <w:t xml:space="preserve">Post-ceremony document</w:t>
             </w:r>
           </w:p>
         </w:tc>
@@ -6671,7 +6784,7 @@
                 <w:sz w:val="18"/>
                 <w:szCs w:val="18"/>
               </w:rPr>
-              <w:t xml:space="preserve">Production authorisation</w:t>
+              <w:t xml:space="preserve">Publication</w:t>
             </w:r>
           </w:p>
         </w:tc>
@@ -6707,7 +6820,7 @@
                 <w:sz w:val="18"/>
                 <w:szCs w:val="18"/>
               </w:rPr>
-              <w:t xml:space="preserve">After a successful test issuance and linting of sample Wi-SUN IDevIDs, WISeKey authorises production issuance. Ongoing obligations of Section 7 apply.</w:t>
+              <w:t xml:space="preserve">SealSQ publishes the certificate in the OWGTM repository, together with the chain bundles that Manufacturers provision into devices and network operators install in their Authentication Servers (CP/CPS 2.1, 6.1.4) and updates Appendix B of the CP/CPS.</w:t>
             </w:r>
           </w:p>
         </w:tc>
@@ -6743,7 +6856,7 @@
                 <w:sz w:val="18"/>
                 <w:szCs w:val="18"/>
               </w:rPr>
-              <w:t xml:space="preserve">WISeKey</w:t>
+              <w:t xml:space="preserve">SealSQ</w:t>
             </w:r>
           </w:p>
         </w:tc>
@@ -6779,12 +6892,1397 @@
                 <w:sz w:val="18"/>
                 <w:szCs w:val="18"/>
               </w:rPr>
+              <w:t xml:space="preserve">Published certificate</w:t>
+            </w:r>
+          </w:p>
+        </w:tc>
+      </w:tr>
+      <w:tr>
+        <w:trPr>
+          <w:cantSplit/>
+        </w:trPr>
+        <w:tc>
+          <w:tcPr>
+            <w:tcW w:type="dxa" w:w="500"/>
+            <w:tcBorders>
+              <w:top w:val="single" w:color="C9D3DC" w:sz="4"/>
+              <w:left w:val="single" w:color="C9D3DC" w:sz="4"/>
+              <w:bottom w:val="single" w:color="C9D3DC" w:sz="4"/>
+              <w:right w:val="single" w:color="C9D3DC" w:sz="4"/>
+            </w:tcBorders>
+            <w:tcMar>
+              <w:top w:type="dxa" w:w="55"/>
+              <w:left w:type="dxa" w:w="100"/>
+              <w:bottom w:type="dxa" w:w="55"/>
+              <w:right w:type="dxa" w:w="100"/>
+            </w:tcMar>
+            <w:vAlign w:val="center"/>
+          </w:tcPr>
+          <w:p>
+            <w:pPr>
+              <w:spacing w:after="0" w:before="0"/>
+            </w:pPr>
+            <w:r>
+              <w:rPr>
+                <w:rFonts w:ascii="Calibri" w:cs="Calibri" w:eastAsia="Calibri" w:hAnsi="Calibri"/>
+                <w:b/>
+                <w:bCs/>
+                <w:i w:val="false"/>
+                <w:iCs w:val="false"/>
+                <w:color w:val="13A3B5"/>
+                <w:sz w:val="18"/>
+                <w:szCs w:val="18"/>
+              </w:rPr>
+              <w:t xml:space="preserve">16</w:t>
+            </w:r>
+          </w:p>
+        </w:tc>
+        <w:tc>
+          <w:tcPr>
+            <w:tcW w:type="dxa" w:w="2500"/>
+            <w:tcBorders>
+              <w:top w:val="single" w:color="C9D3DC" w:sz="4"/>
+              <w:left w:val="single" w:color="C9D3DC" w:sz="4"/>
+              <w:bottom w:val="single" w:color="C9D3DC" w:sz="4"/>
+              <w:right w:val="single" w:color="C9D3DC" w:sz="4"/>
+            </w:tcBorders>
+            <w:tcMar>
+              <w:top w:type="dxa" w:w="55"/>
+              <w:left w:type="dxa" w:w="100"/>
+              <w:bottom w:type="dxa" w:w="55"/>
+              <w:right w:type="dxa" w:w="100"/>
+            </w:tcMar>
+            <w:vAlign w:val="center"/>
+          </w:tcPr>
+          <w:p>
+            <w:pPr>
+              <w:spacing w:after="0" w:before="0"/>
+            </w:pPr>
+            <w:r>
+              <w:rPr>
+                <w:rFonts w:ascii="Calibri" w:cs="Calibri" w:eastAsia="Calibri" w:hAnsi="Calibri"/>
+                <w:b/>
+                <w:bCs/>
+                <w:i w:val="false"/>
+                <w:iCs w:val="false"/>
+                <w:color w:val="1F2A33"/>
+                <w:sz w:val="18"/>
+                <w:szCs w:val="18"/>
+              </w:rPr>
+              <w:t xml:space="preserve">Production authorisation</w:t>
+            </w:r>
+          </w:p>
+        </w:tc>
+        <w:tc>
+          <w:tcPr>
+            <w:tcW w:type="dxa" w:w="3300"/>
+            <w:tcBorders>
+              <w:top w:val="single" w:color="C9D3DC" w:sz="4"/>
+              <w:left w:val="single" w:color="C9D3DC" w:sz="4"/>
+              <w:bottom w:val="single" w:color="C9D3DC" w:sz="4"/>
+              <w:right w:val="single" w:color="C9D3DC" w:sz="4"/>
+            </w:tcBorders>
+            <w:tcMar>
+              <w:top w:type="dxa" w:w="55"/>
+              <w:left w:type="dxa" w:w="100"/>
+              <w:bottom w:type="dxa" w:w="55"/>
+              <w:right w:type="dxa" w:w="100"/>
+            </w:tcMar>
+            <w:vAlign w:val="center"/>
+          </w:tcPr>
+          <w:p>
+            <w:pPr>
+              <w:spacing w:after="0" w:before="0"/>
+            </w:pPr>
+            <w:r>
+              <w:rPr>
+                <w:rFonts w:ascii="Calibri" w:cs="Calibri" w:eastAsia="Calibri" w:hAnsi="Calibri"/>
+                <w:b w:val="false"/>
+                <w:bCs w:val="false"/>
+                <w:i w:val="false"/>
+                <w:iCs w:val="false"/>
+                <w:color w:val="1F2A33"/>
+                <w:sz w:val="18"/>
+                <w:szCs w:val="18"/>
+              </w:rPr>
+              <w:t xml:space="preserve">After review of the post-ceremony document and linting of the sample Wi-SUN IDevIDs, SealSQ authorises production issuance. Ongoing obligations of Section 8 apply.</w:t>
+            </w:r>
+          </w:p>
+        </w:tc>
+        <w:tc>
+          <w:tcPr>
+            <w:tcW w:type="dxa" w:w="1700"/>
+            <w:tcBorders>
+              <w:top w:val="single" w:color="C9D3DC" w:sz="4"/>
+              <w:left w:val="single" w:color="C9D3DC" w:sz="4"/>
+              <w:bottom w:val="single" w:color="C9D3DC" w:sz="4"/>
+              <w:right w:val="single" w:color="C9D3DC" w:sz="4"/>
+            </w:tcBorders>
+            <w:tcMar>
+              <w:top w:type="dxa" w:w="55"/>
+              <w:left w:type="dxa" w:w="100"/>
+              <w:bottom w:type="dxa" w:w="55"/>
+              <w:right w:type="dxa" w:w="100"/>
+            </w:tcMar>
+            <w:vAlign w:val="center"/>
+          </w:tcPr>
+          <w:p>
+            <w:pPr>
+              <w:spacing w:after="0" w:before="0"/>
+            </w:pPr>
+            <w:r>
+              <w:rPr>
+                <w:rFonts w:ascii="Calibri" w:cs="Calibri" w:eastAsia="Calibri" w:hAnsi="Calibri"/>
+                <w:b w:val="false"/>
+                <w:bCs w:val="false"/>
+                <w:i w:val="false"/>
+                <w:iCs w:val="false"/>
+                <w:color w:val="1F2A33"/>
+                <w:sz w:val="18"/>
+                <w:szCs w:val="18"/>
+              </w:rPr>
+              <w:t xml:space="preserve">SealSQ</w:t>
+            </w:r>
+          </w:p>
+        </w:tc>
+        <w:tc>
+          <w:tcPr>
+            <w:tcW w:type="dxa" w:w="1639"/>
+            <w:tcBorders>
+              <w:top w:val="single" w:color="C9D3DC" w:sz="4"/>
+              <w:left w:val="single" w:color="C9D3DC" w:sz="4"/>
+              <w:bottom w:val="single" w:color="C9D3DC" w:sz="4"/>
+              <w:right w:val="single" w:color="C9D3DC" w:sz="4"/>
+            </w:tcBorders>
+            <w:tcMar>
+              <w:top w:type="dxa" w:w="55"/>
+              <w:left w:type="dxa" w:w="100"/>
+              <w:bottom w:type="dxa" w:w="55"/>
+              <w:right w:type="dxa" w:w="100"/>
+            </w:tcMar>
+            <w:vAlign w:val="center"/>
+          </w:tcPr>
+          <w:p>
+            <w:pPr>
+              <w:spacing w:after="0" w:before="0"/>
+            </w:pPr>
+            <w:r>
+              <w:rPr>
+                <w:rFonts w:ascii="Calibri" w:cs="Calibri" w:eastAsia="Calibri" w:hAnsi="Calibri"/>
+                <w:b w:val="false"/>
+                <w:bCs w:val="false"/>
+                <w:i/>
+                <w:iCs/>
+                <w:color w:val="5B6770"/>
+                <w:sz w:val="18"/>
+                <w:szCs w:val="18"/>
+              </w:rPr>
               <w:t xml:space="preserve">Go-live confirmation</w:t>
             </w:r>
           </w:p>
         </w:tc>
       </w:tr>
     </w:tbl>
+    <w:p>
+      <w:pPr>
+        <w:pageBreakBefore/>
+        <w:pBdr>
+          <w:bottom w:val="single" w:color="13A3B5" w:sz="8" w:space="2"/>
+        </w:pBdr>
+        <w:spacing w:after="100" w:before="280"/>
+      </w:pPr>
+      <w:r>
+        <w:rPr>
+          <w:rFonts w:ascii="Calibri" w:cs="Calibri" w:eastAsia="Calibri" w:hAnsi="Calibri"/>
+          <w:b/>
+          <w:bCs/>
+          <w:color w:val="13A3B5"/>
+          <w:sz w:val="22"/>
+          <w:szCs w:val="22"/>
+        </w:rPr>
+        <w:t xml:space="preserve">6  </w:t>
+      </w:r>
+      <w:r>
+        <w:rPr>
+          <w:rFonts w:ascii="Calibri" w:cs="Calibri" w:eastAsia="Calibri" w:hAnsi="Calibri"/>
+          <w:b/>
+          <w:bCs/>
+          <w:color w:val="0B2545"/>
+          <w:spacing w:val="20"/>
+          <w:sz w:val="22"/>
+          <w:szCs w:val="22"/>
+        </w:rPr>
+        <w:t xml:space="preserve">GENERATING THE SUBORDINATE CA: KEY CEREMONY AND CERTIFICATE ISSUANCE</w:t>
+      </w:r>
+    </w:p>
+    <w:p>
+      <w:pPr>
+        <w:spacing w:after="60" w:before="60"/>
+        <w:jc w:val="both"/>
+      </w:pPr>
+      <w:r>
+        <w:rPr>
+          <w:rFonts w:ascii="Calibri" w:cs="Calibri" w:eastAsia="Calibri" w:hAnsi="Calibri"/>
+          <w:color w:val="1F2A33"/>
+          <w:sz w:val="19"/>
+          <w:szCs w:val="19"/>
+        </w:rPr>
+        <w:t xml:space="preserve">Whichever model applies, the Subordinate CA key pair is generated inside a Hardware Security Module meeting CP/CPS 6.2.1, in a ceremony that follows a pre-defined script, under dual control, with an audit trail sufficient to prove that it was executed as planned, and closed by a signed ceremony report (CP/CPS 6.1.1). The private key never exists outside the HSM in plaintext. What differs between the models is who runs the ceremony and where the key lives.</w:t>
+      </w:r>
+    </w:p>
+    <w:p>
+      <w:pPr>
+        <w:keepNext/>
+        <w:spacing w:after="60" w:before="160"/>
+      </w:pPr>
+      <w:r>
+        <w:rPr>
+          <w:rFonts w:ascii="Calibri" w:cs="Calibri" w:eastAsia="Calibri" w:hAnsi="Calibri"/>
+          <w:b/>
+          <w:bCs/>
+          <w:color w:val="0B2545"/>
+          <w:sz w:val="20"/>
+          <w:szCs w:val="20"/>
+        </w:rPr>
+        <w:t xml:space="preserve">6.1  Model A — ceremony conducted by SealSQ</w:t>
+      </w:r>
+    </w:p>
+    <w:p>
+      <w:pPr>
+        <w:spacing w:after="60" w:before="60"/>
+        <w:jc w:val="both"/>
+      </w:pPr>
+      <w:r>
+        <w:rPr>
+          <w:rFonts w:ascii="Calibri" w:cs="Calibri" w:eastAsia="Calibri" w:hAnsi="Calibri"/>
+          <w:color w:val="1F2A33"/>
+          <w:sz w:val="19"/>
+          <w:szCs w:val="19"/>
+        </w:rPr>
+        <w:t xml:space="preserve">Once you have supplied the information listed below, SealSQ schedules and conducts the ceremony; you have nothing to generate or install. The Subordinate CA is created in SealSQ's HSM and operated on the INeS platform on your behalf.</w:t>
+      </w:r>
+    </w:p>
+    <w:p>
+      <w:pPr>
+        <w:spacing w:after="60" w:before="60"/>
+        <w:jc w:val="both"/>
+      </w:pPr>
+      <w:r>
+        <w:rPr>
+          <w:rFonts w:ascii="Calibri" w:cs="Calibri" w:eastAsia="Calibri" w:hAnsi="Calibri"/>
+          <w:b/>
+          <w:bCs/>
+          <w:color w:val="0B2545"/>
+          <w:sz w:val="19"/>
+          <w:szCs w:val="19"/>
+        </w:rPr>
+        <w:t xml:space="preserve">Inputs SealSQ needs from you before the ceremony is scheduled:</w:t>
+      </w:r>
+    </w:p>
+    <w:p>
+      <w:pPr>
+        <w:pStyle w:val="ListParagraph"/>
+        <w:numPr>
+          <w:ilvl w:val="0"/>
+          <w:numId w:val="2"/>
+        </w:numPr>
+        <w:spacing w:after="30" w:before="30"/>
+        <w:jc w:val="both"/>
+      </w:pPr>
+      <w:r>
+        <w:rPr>
+          <w:rFonts w:ascii="Calibri" w:cs="Calibri" w:eastAsia="Calibri" w:hAnsi="Calibri"/>
+          <w:color w:val="1F2A33"/>
+          <w:sz w:val="19"/>
+          <w:szCs w:val="19"/>
+        </w:rPr>
+        <w:t xml:space="preserve">the Wi-SUN Certificate Subscriber Agreement (v1), accepted;</w:t>
+      </w:r>
+    </w:p>
+    <w:p>
+      <w:pPr>
+        <w:pStyle w:val="ListParagraph"/>
+        <w:numPr>
+          <w:ilvl w:val="0"/>
+          <w:numId w:val="2"/>
+        </w:numPr>
+        <w:spacing w:after="30" w:before="30"/>
+        <w:jc w:val="both"/>
+      </w:pPr>
+      <w:r>
+        <w:rPr>
+          <w:rFonts w:ascii="Calibri" w:cs="Calibri" w:eastAsia="Calibri" w:hAnsi="Calibri"/>
+          <w:color w:val="1F2A33"/>
+          <w:sz w:val="19"/>
+          <w:szCs w:val="19"/>
+        </w:rPr>
+        <w:t xml:space="preserve">the Wi-SUN Subordinate CA Naming Application (v1), complete and signed, with the Subject DN, the Subordinate CA parameters and the constraint data exactly as they are to appear in the certificate and in the CA configuration — these values cannot be changed after issuance;</w:t>
+      </w:r>
+    </w:p>
+    <w:p>
+      <w:pPr>
+        <w:pStyle w:val="ListParagraph"/>
+        <w:numPr>
+          <w:ilvl w:val="0"/>
+          <w:numId w:val="2"/>
+        </w:numPr>
+        <w:spacing w:after="30" w:before="30"/>
+        <w:jc w:val="both"/>
+      </w:pPr>
+      <w:r>
+        <w:rPr>
+          <w:rFonts w:ascii="Calibri" w:cs="Calibri" w:eastAsia="Calibri" w:hAnsi="Calibri"/>
+          <w:color w:val="1F2A33"/>
+          <w:sz w:val="19"/>
+          <w:szCs w:val="19"/>
+        </w:rPr>
+        <w:t xml:space="preserve">the service agreement and purchase order (CP/CPS 9.1);</w:t>
+      </w:r>
+    </w:p>
+    <w:p>
+      <w:pPr>
+        <w:pStyle w:val="ListParagraph"/>
+        <w:numPr>
+          <w:ilvl w:val="0"/>
+          <w:numId w:val="2"/>
+        </w:numPr>
+        <w:spacing w:after="30" w:before="30"/>
+        <w:jc w:val="both"/>
+      </w:pPr>
+      <w:r>
+        <w:rPr>
+          <w:rFonts w:ascii="Calibri" w:cs="Calibri" w:eastAsia="Calibri" w:hAnsi="Calibri"/>
+          <w:color w:val="1F2A33"/>
+          <w:sz w:val="19"/>
+          <w:szCs w:val="19"/>
+        </w:rPr>
+        <w:t xml:space="preserve">the evidence of eligibility of Section 3 and of the authority of your representative (CP/CPS 3.2.2, 3.2.5);</w:t>
+      </w:r>
+    </w:p>
+    <w:p>
+      <w:pPr>
+        <w:pStyle w:val="ListParagraph"/>
+        <w:numPr>
+          <w:ilvl w:val="0"/>
+          <w:numId w:val="2"/>
+        </w:numPr>
+        <w:spacing w:after="30" w:before="30"/>
+        <w:jc w:val="both"/>
+      </w:pPr>
+      <w:r>
+        <w:rPr>
+          <w:rFonts w:ascii="Calibri" w:cs="Calibri" w:eastAsia="Calibri" w:hAnsi="Calibri"/>
+          <w:color w:val="1F2A33"/>
+          <w:sz w:val="19"/>
+          <w:szCs w:val="19"/>
+        </w:rPr>
+        <w:t xml:space="preserve">the name and e-mail address of the person who will verify and accept the certificate on your behalf, and whether you wish to witness the ceremony by video conference.</w:t>
+      </w:r>
+    </w:p>
+    <w:p>
+      <w:pPr>
+        <w:spacing w:after="60" w:before="60"/>
+        <w:jc w:val="both"/>
+      </w:pPr>
+      <w:r>
+        <w:rPr>
+          <w:rFonts w:ascii="Calibri" w:cs="Calibri" w:eastAsia="Calibri" w:hAnsi="Calibri"/>
+          <w:b/>
+          <w:bCs/>
+          <w:color w:val="0B2545"/>
+          <w:sz w:val="19"/>
+          <w:szCs w:val="19"/>
+        </w:rPr>
+        <w:t xml:space="preserve">What SealSQ does:</w:t>
+      </w:r>
+    </w:p>
+    <w:p>
+      <w:pPr>
+        <w:pStyle w:val="ListParagraph"/>
+        <w:numPr>
+          <w:ilvl w:val="0"/>
+          <w:numId w:val="2"/>
+        </w:numPr>
+        <w:spacing w:after="30" w:before="30"/>
+        <w:jc w:val="both"/>
+      </w:pPr>
+      <w:r>
+        <w:rPr>
+          <w:rFonts w:ascii="Calibri" w:cs="Calibri" w:eastAsia="Calibri" w:hAnsi="Calibri"/>
+          <w:color w:val="1F2A33"/>
+          <w:sz w:val="19"/>
+          <w:szCs w:val="19"/>
+        </w:rPr>
+        <w:t xml:space="preserve">validates your application as Registration Authority and obtains the approvals of the IoT Business Unit, Trust Services and the two PAA representatives (CP/CPS 3.2.2, 4.2.1);</w:t>
+      </w:r>
+    </w:p>
+    <w:p>
+      <w:pPr>
+        <w:pStyle w:val="ListParagraph"/>
+        <w:numPr>
+          <w:ilvl w:val="0"/>
+          <w:numId w:val="2"/>
+        </w:numPr>
+        <w:spacing w:after="30" w:before="30"/>
+        <w:jc w:val="both"/>
+      </w:pPr>
+      <w:r>
+        <w:rPr>
+          <w:rFonts w:ascii="Calibri" w:cs="Calibri" w:eastAsia="Calibri" w:hAnsi="Calibri"/>
+          <w:color w:val="1F2A33"/>
+          <w:sz w:val="19"/>
+          <w:szCs w:val="19"/>
+        </w:rPr>
+        <w:t xml:space="preserve">prepares the ceremony script: HSM identification, participants and roles, key generation parameters (an EC P-256 key pair (the only algorithm permitted in the Wi-SUN hierarchy)), certificate profile of CP/CPS 7.1.2, verification steps;</w:t>
+      </w:r>
+    </w:p>
+    <w:p>
+      <w:pPr>
+        <w:pStyle w:val="ListParagraph"/>
+        <w:numPr>
+          <w:ilvl w:val="0"/>
+          <w:numId w:val="2"/>
+        </w:numPr>
+        <w:spacing w:after="30" w:before="30"/>
+        <w:jc w:val="both"/>
+      </w:pPr>
+      <w:r>
+        <w:rPr>
+          <w:rFonts w:ascii="Calibri" w:cs="Calibri" w:eastAsia="Calibri" w:hAnsi="Calibri"/>
+          <w:color w:val="1F2A33"/>
+          <w:sz w:val="19"/>
+          <w:szCs w:val="19"/>
+        </w:rPr>
+        <w:t xml:space="preserve">conducts the ceremony under dual control and under the supervision of SealSQ internal audit: the key pair is generated inside the HSM, the CSR is built from it, and the SealSQ Wi-SUN Root CA G1 — an offline system — signs the Subordinate CA certificate in a Root signing session (CP/CPS 6.1.1, 6.7);</w:t>
+      </w:r>
+    </w:p>
+    <w:p>
+      <w:pPr>
+        <w:pStyle w:val="ListParagraph"/>
+        <w:numPr>
+          <w:ilvl w:val="0"/>
+          <w:numId w:val="2"/>
+        </w:numPr>
+        <w:spacing w:after="30" w:before="30"/>
+        <w:jc w:val="both"/>
+      </w:pPr>
+      <w:r>
+        <w:rPr>
+          <w:rFonts w:ascii="Calibri" w:cs="Calibri" w:eastAsia="Calibri" w:hAnsi="Calibri"/>
+          <w:color w:val="1F2A33"/>
+          <w:sz w:val="19"/>
+          <w:szCs w:val="19"/>
+        </w:rPr>
+        <w:t xml:space="preserve">configures the Subordinate CA on INeS with the technical constraint of CP/CPS 7.1.5 and the end-entity certificate template, and performs a test issuance;</w:t>
+      </w:r>
+    </w:p>
+    <w:p>
+      <w:pPr>
+        <w:pStyle w:val="ListParagraph"/>
+        <w:numPr>
+          <w:ilvl w:val="0"/>
+          <w:numId w:val="2"/>
+        </w:numPr>
+        <w:spacing w:after="30" w:before="30"/>
+        <w:jc w:val="both"/>
+      </w:pPr>
+      <w:r>
+        <w:rPr>
+          <w:rFonts w:ascii="Calibri" w:cs="Calibri" w:eastAsia="Calibri" w:hAnsi="Calibri"/>
+          <w:color w:val="1F2A33"/>
+          <w:sz w:val="19"/>
+          <w:szCs w:val="19"/>
+        </w:rPr>
+        <w:t xml:space="preserve">sends you the certificate, the chain bundle and the ceremony report, and asks you to verify the Subject, the SHA-256 fingerprint and the extensions against your application and to confirm acceptance (CP/CPS 4.4.1);</w:t>
+      </w:r>
+    </w:p>
+    <w:p>
+      <w:pPr>
+        <w:pStyle w:val="ListParagraph"/>
+        <w:numPr>
+          <w:ilvl w:val="0"/>
+          <w:numId w:val="2"/>
+        </w:numPr>
+        <w:spacing w:after="30" w:before="30"/>
+        <w:jc w:val="both"/>
+      </w:pPr>
+      <w:r>
+        <w:rPr>
+          <w:rFonts w:ascii="Calibri" w:cs="Calibri" w:eastAsia="Calibri" w:hAnsi="Calibri"/>
+          <w:color w:val="1F2A33"/>
+          <w:sz w:val="19"/>
+          <w:szCs w:val="19"/>
+        </w:rPr>
+        <w:t xml:space="preserve">publishes the certificate in the OWGTM repository, together with the chain bundles that Manufacturers provision into devices and network operators install in their Authentication Servers (CP/CPS 2.1, 6.1.4) and updates Appendix B of the CP/CPS.</w:t>
+      </w:r>
+    </w:p>
+    <w:p>
+      <w:pPr>
+        <w:spacing w:after="60" w:before="60"/>
+        <w:jc w:val="both"/>
+      </w:pPr>
+      <w:r>
+        <w:rPr>
+          <w:rFonts w:ascii="Calibri" w:cs="Calibri" w:eastAsia="Calibri" w:hAnsi="Calibri"/>
+          <w:color w:val="1F2A33"/>
+          <w:sz w:val="19"/>
+          <w:szCs w:val="19"/>
+        </w:rPr>
+        <w:t xml:space="preserve">Root signing sessions are scheduled events; SealSQ will give you the ceremony date once the inputs above are complete and approved.</w:t>
+      </w:r>
+    </w:p>
+    <w:p>
+      <w:pPr>
+        <w:keepNext/>
+        <w:spacing w:after="60" w:before="160"/>
+      </w:pPr>
+      <w:r>
+        <w:rPr>
+          <w:rFonts w:ascii="Calibri" w:cs="Calibri" w:eastAsia="Calibri" w:hAnsi="Calibri"/>
+          <w:b/>
+          <w:bCs/>
+          <w:color w:val="0B2545"/>
+          <w:sz w:val="20"/>
+          <w:szCs w:val="20"/>
+        </w:rPr>
+        <w:t xml:space="preserve">6.2  Model B — ceremony conducted by the customer, witnessed by SealSQ</w:t>
+      </w:r>
+    </w:p>
+    <w:p>
+      <w:pPr>
+        <w:spacing w:after="60" w:before="60"/>
+        <w:jc w:val="both"/>
+      </w:pPr>
+      <w:r>
+        <w:rPr>
+          <w:rFonts w:ascii="Calibri" w:cs="Calibri" w:eastAsia="Calibri" w:hAnsi="Calibri"/>
+          <w:color w:val="1F2A33"/>
+          <w:sz w:val="19"/>
+          <w:szCs w:val="19"/>
+        </w:rPr>
+        <w:t xml:space="preserve">You generate the Subordinate CA key pair in your own HSM, under SealSQ's observation, and SealSQ signs the certificate from the CSR you produce. The ceremony can take place only after the accreditation file of Section 5 has been accepted and the PAA has approved the CA Naming Application (Model B steps 7 to 10).</w:t>
+      </w:r>
+    </w:p>
+    <w:tbl>
+      <w:tblPr>
+        <w:tblW w:type="dxa" w:w="9639"/>
+        <w:tblBorders>
+          <w:top w:val="single" w:color="auto" w:sz="4"/>
+          <w:left w:val="single" w:color="auto" w:sz="4"/>
+          <w:bottom w:val="single" w:color="auto" w:sz="4"/>
+          <w:right w:val="single" w:color="auto" w:sz="4"/>
+          <w:insideH w:val="single" w:color="auto" w:sz="4"/>
+          <w:insideV w:val="single" w:color="auto" w:sz="4"/>
+        </w:tblBorders>
+        <w:tblLayout w:type="fixed"/>
+      </w:tblPr>
+      <w:tblGrid>
+        <w:gridCol w:w="500"/>
+        <w:gridCol w:w="2500"/>
+        <w:gridCol w:w="6639"/>
+      </w:tblGrid>
+      <w:tr>
+        <w:trPr>
+          <w:cantSplit/>
+          <w:tblHeader/>
+        </w:trPr>
+        <w:tc>
+          <w:tcPr>
+            <w:tcW w:type="dxa" w:w="500"/>
+            <w:tcBorders>
+              <w:top w:val="single" w:color="C9D3DC" w:sz="4"/>
+              <w:left w:val="single" w:color="C9D3DC" w:sz="4"/>
+              <w:bottom w:val="single" w:color="C9D3DC" w:sz="4"/>
+              <w:right w:val="single" w:color="C9D3DC" w:sz="4"/>
+            </w:tcBorders>
+            <w:shd w:fill="0B2545" w:color="auto" w:val="clear"/>
+            <w:tcMar>
+              <w:top w:type="dxa" w:w="55"/>
+              <w:left w:type="dxa" w:w="100"/>
+              <w:bottom w:type="dxa" w:w="55"/>
+              <w:right w:type="dxa" w:w="100"/>
+            </w:tcMar>
+          </w:tcPr>
+          <w:p>
+            <w:pPr>
+              <w:spacing w:after="0" w:before="0"/>
+            </w:pPr>
+            <w:r>
+              <w:rPr>
+                <w:rFonts w:ascii="Calibri" w:cs="Calibri" w:eastAsia="Calibri" w:hAnsi="Calibri"/>
+                <w:b/>
+                <w:bCs/>
+                <w:color w:val="FFFFFF"/>
+                <w:sz w:val="17"/>
+                <w:szCs w:val="17"/>
+              </w:rPr>
+              <w:t xml:space="preserve">#</w:t>
+            </w:r>
+          </w:p>
+        </w:tc>
+        <w:tc>
+          <w:tcPr>
+            <w:tcW w:type="dxa" w:w="2500"/>
+            <w:tcBorders>
+              <w:top w:val="single" w:color="C9D3DC" w:sz="4"/>
+              <w:left w:val="single" w:color="C9D3DC" w:sz="4"/>
+              <w:bottom w:val="single" w:color="C9D3DC" w:sz="4"/>
+              <w:right w:val="single" w:color="C9D3DC" w:sz="4"/>
+            </w:tcBorders>
+            <w:shd w:fill="0B2545" w:color="auto" w:val="clear"/>
+            <w:tcMar>
+              <w:top w:type="dxa" w:w="55"/>
+              <w:left w:type="dxa" w:w="100"/>
+              <w:bottom w:type="dxa" w:w="55"/>
+              <w:right w:type="dxa" w:w="100"/>
+            </w:tcMar>
+          </w:tcPr>
+          <w:p>
+            <w:pPr>
+              <w:spacing w:after="0" w:before="0"/>
+            </w:pPr>
+            <w:r>
+              <w:rPr>
+                <w:rFonts w:ascii="Calibri" w:cs="Calibri" w:eastAsia="Calibri" w:hAnsi="Calibri"/>
+                <w:b/>
+                <w:bCs/>
+                <w:color w:val="FFFFFF"/>
+                <w:sz w:val="17"/>
+                <w:szCs w:val="17"/>
+              </w:rPr>
+              <w:t xml:space="preserve">Step</w:t>
+            </w:r>
+          </w:p>
+        </w:tc>
+        <w:tc>
+          <w:tcPr>
+            <w:tcW w:type="dxa" w:w="6639"/>
+            <w:tcBorders>
+              <w:top w:val="single" w:color="C9D3DC" w:sz="4"/>
+              <w:left w:val="single" w:color="C9D3DC" w:sz="4"/>
+              <w:bottom w:val="single" w:color="C9D3DC" w:sz="4"/>
+              <w:right w:val="single" w:color="C9D3DC" w:sz="4"/>
+            </w:tcBorders>
+            <w:shd w:fill="0B2545" w:color="auto" w:val="clear"/>
+            <w:tcMar>
+              <w:top w:type="dxa" w:w="55"/>
+              <w:left w:type="dxa" w:w="100"/>
+              <w:bottom w:type="dxa" w:w="55"/>
+              <w:right w:type="dxa" w:w="100"/>
+            </w:tcMar>
+          </w:tcPr>
+          <w:p>
+            <w:pPr>
+              <w:spacing w:after="0" w:before="0"/>
+            </w:pPr>
+            <w:r>
+              <w:rPr>
+                <w:rFonts w:ascii="Calibri" w:cs="Calibri" w:eastAsia="Calibri" w:hAnsi="Calibri"/>
+                <w:b/>
+                <w:bCs/>
+                <w:color w:val="FFFFFF"/>
+                <w:sz w:val="17"/>
+                <w:szCs w:val="17"/>
+              </w:rPr>
+              <w:t xml:space="preserve">Description</w:t>
+            </w:r>
+          </w:p>
+        </w:tc>
+      </w:tr>
+      <w:tr>
+        <w:trPr>
+          <w:cantSplit/>
+        </w:trPr>
+        <w:tc>
+          <w:tcPr>
+            <w:tcW w:type="dxa" w:w="500"/>
+            <w:tcBorders>
+              <w:top w:val="single" w:color="C9D3DC" w:sz="4"/>
+              <w:left w:val="single" w:color="C9D3DC" w:sz="4"/>
+              <w:bottom w:val="single" w:color="C9D3DC" w:sz="4"/>
+              <w:right w:val="single" w:color="C9D3DC" w:sz="4"/>
+            </w:tcBorders>
+            <w:tcMar>
+              <w:top w:type="dxa" w:w="55"/>
+              <w:left w:type="dxa" w:w="100"/>
+              <w:bottom w:type="dxa" w:w="55"/>
+              <w:right w:type="dxa" w:w="100"/>
+            </w:tcMar>
+            <w:vAlign w:val="center"/>
+          </w:tcPr>
+          <w:p>
+            <w:pPr>
+              <w:spacing w:after="0" w:before="0"/>
+            </w:pPr>
+            <w:r>
+              <w:rPr>
+                <w:rFonts w:ascii="Calibri" w:cs="Calibri" w:eastAsia="Calibri" w:hAnsi="Calibri"/>
+                <w:b/>
+                <w:bCs/>
+                <w:i w:val="false"/>
+                <w:iCs w:val="false"/>
+                <w:color w:val="13A3B5"/>
+                <w:sz w:val="18"/>
+                <w:szCs w:val="18"/>
+              </w:rPr>
+              <w:t xml:space="preserve">1</w:t>
+            </w:r>
+          </w:p>
+        </w:tc>
+        <w:tc>
+          <w:tcPr>
+            <w:tcW w:type="dxa" w:w="2500"/>
+            <w:tcBorders>
+              <w:top w:val="single" w:color="C9D3DC" w:sz="4"/>
+              <w:left w:val="single" w:color="C9D3DC" w:sz="4"/>
+              <w:bottom w:val="single" w:color="C9D3DC" w:sz="4"/>
+              <w:right w:val="single" w:color="C9D3DC" w:sz="4"/>
+            </w:tcBorders>
+            <w:tcMar>
+              <w:top w:type="dxa" w:w="55"/>
+              <w:left w:type="dxa" w:w="100"/>
+              <w:bottom w:type="dxa" w:w="55"/>
+              <w:right w:type="dxa" w:w="100"/>
+            </w:tcMar>
+            <w:vAlign w:val="center"/>
+          </w:tcPr>
+          <w:p>
+            <w:pPr>
+              <w:spacing w:after="0" w:before="0"/>
+            </w:pPr>
+            <w:r>
+              <w:rPr>
+                <w:rFonts w:ascii="Calibri" w:cs="Calibri" w:eastAsia="Calibri" w:hAnsi="Calibri"/>
+                <w:b/>
+                <w:bCs/>
+                <w:i w:val="false"/>
+                <w:iCs w:val="false"/>
+                <w:color w:val="1F2A33"/>
+                <w:sz w:val="18"/>
+                <w:szCs w:val="18"/>
+              </w:rPr>
+              <w:t xml:space="preserve">Pre-ceremony preparation</w:t>
+            </w:r>
+          </w:p>
+        </w:tc>
+        <w:tc>
+          <w:tcPr>
+            <w:tcW w:type="dxa" w:w="6639"/>
+            <w:tcBorders>
+              <w:top w:val="single" w:color="C9D3DC" w:sz="4"/>
+              <w:left w:val="single" w:color="C9D3DC" w:sz="4"/>
+              <w:bottom w:val="single" w:color="C9D3DC" w:sz="4"/>
+              <w:right w:val="single" w:color="C9D3DC" w:sz="4"/>
+            </w:tcBorders>
+            <w:tcMar>
+              <w:top w:type="dxa" w:w="55"/>
+              <w:left w:type="dxa" w:w="100"/>
+              <w:bottom w:type="dxa" w:w="55"/>
+              <w:right w:type="dxa" w:w="100"/>
+            </w:tcMar>
+            <w:vAlign w:val="center"/>
+          </w:tcPr>
+          <w:p>
+            <w:pPr>
+              <w:spacing w:after="0" w:before="0"/>
+            </w:pPr>
+            <w:r>
+              <w:rPr>
+                <w:rFonts w:ascii="Calibri" w:cs="Calibri" w:eastAsia="Calibri" w:hAnsi="Calibri"/>
+                <w:b w:val="false"/>
+                <w:bCs w:val="false"/>
+                <w:i w:val="false"/>
+                <w:iCs w:val="false"/>
+                <w:color w:val="1F2A33"/>
+                <w:sz w:val="18"/>
+                <w:szCs w:val="18"/>
+              </w:rPr>
+              <w:t xml:space="preserve">You send SealSQ the ceremony script at least ten business days before the proposed date. The script identifies the HSM (brand, model, serial number, firmware — consistent with Appendix B), the participants and their trusted roles, the m-of-n activation scheme, the key generation parameters (an EC P-256 key pair (the only algorithm permitted in the Wi-SUN hierarchy)), the CSR contents, and the verification and record-keeping steps. SealSQ reviews it, agrees the date, and names its witness. You set up a video conference with a camera on the HSM and on the operator console, and a screen share of the console output.</w:t>
+            </w:r>
+          </w:p>
+        </w:tc>
+      </w:tr>
+      <w:tr>
+        <w:trPr>
+          <w:cantSplit/>
+        </w:trPr>
+        <w:tc>
+          <w:tcPr>
+            <w:tcW w:type="dxa" w:w="500"/>
+            <w:tcBorders>
+              <w:top w:val="single" w:color="C9D3DC" w:sz="4"/>
+              <w:left w:val="single" w:color="C9D3DC" w:sz="4"/>
+              <w:bottom w:val="single" w:color="C9D3DC" w:sz="4"/>
+              <w:right w:val="single" w:color="C9D3DC" w:sz="4"/>
+            </w:tcBorders>
+            <w:tcMar>
+              <w:top w:type="dxa" w:w="55"/>
+              <w:left w:type="dxa" w:w="100"/>
+              <w:bottom w:type="dxa" w:w="55"/>
+              <w:right w:type="dxa" w:w="100"/>
+            </w:tcMar>
+            <w:vAlign w:val="center"/>
+          </w:tcPr>
+          <w:p>
+            <w:pPr>
+              <w:spacing w:after="0" w:before="0"/>
+            </w:pPr>
+            <w:r>
+              <w:rPr>
+                <w:rFonts w:ascii="Calibri" w:cs="Calibri" w:eastAsia="Calibri" w:hAnsi="Calibri"/>
+                <w:b/>
+                <w:bCs/>
+                <w:i w:val="false"/>
+                <w:iCs w:val="false"/>
+                <w:color w:val="13A3B5"/>
+                <w:sz w:val="18"/>
+                <w:szCs w:val="18"/>
+              </w:rPr>
+              <w:t xml:space="preserve">2</w:t>
+            </w:r>
+          </w:p>
+        </w:tc>
+        <w:tc>
+          <w:tcPr>
+            <w:tcW w:type="dxa" w:w="2500"/>
+            <w:tcBorders>
+              <w:top w:val="single" w:color="C9D3DC" w:sz="4"/>
+              <w:left w:val="single" w:color="C9D3DC" w:sz="4"/>
+              <w:bottom w:val="single" w:color="C9D3DC" w:sz="4"/>
+              <w:right w:val="single" w:color="C9D3DC" w:sz="4"/>
+            </w:tcBorders>
+            <w:tcMar>
+              <w:top w:type="dxa" w:w="55"/>
+              <w:left w:type="dxa" w:w="100"/>
+              <w:bottom w:type="dxa" w:w="55"/>
+              <w:right w:type="dxa" w:w="100"/>
+            </w:tcMar>
+            <w:vAlign w:val="center"/>
+          </w:tcPr>
+          <w:p>
+            <w:pPr>
+              <w:spacing w:after="0" w:before="0"/>
+            </w:pPr>
+            <w:r>
+              <w:rPr>
+                <w:rFonts w:ascii="Calibri" w:cs="Calibri" w:eastAsia="Calibri" w:hAnsi="Calibri"/>
+                <w:b/>
+                <w:bCs/>
+                <w:i w:val="false"/>
+                <w:iCs w:val="false"/>
+                <w:color w:val="1F2A33"/>
+                <w:sz w:val="18"/>
+                <w:szCs w:val="18"/>
+              </w:rPr>
+              <w:t xml:space="preserve">Key ceremony (video-witnessed)</w:t>
+            </w:r>
+          </w:p>
+        </w:tc>
+        <w:tc>
+          <w:tcPr>
+            <w:tcW w:type="dxa" w:w="6639"/>
+            <w:tcBorders>
+              <w:top w:val="single" w:color="C9D3DC" w:sz="4"/>
+              <w:left w:val="single" w:color="C9D3DC" w:sz="4"/>
+              <w:bottom w:val="single" w:color="C9D3DC" w:sz="4"/>
+              <w:right w:val="single" w:color="C9D3DC" w:sz="4"/>
+            </w:tcBorders>
+            <w:tcMar>
+              <w:top w:type="dxa" w:w="55"/>
+              <w:left w:type="dxa" w:w="100"/>
+              <w:bottom w:type="dxa" w:w="55"/>
+              <w:right w:type="dxa" w:w="100"/>
+            </w:tcMar>
+            <w:vAlign w:val="center"/>
+          </w:tcPr>
+          <w:p>
+            <w:pPr>
+              <w:spacing w:after="0" w:before="0"/>
+            </w:pPr>
+            <w:r>
+              <w:rPr>
+                <w:rFonts w:ascii="Calibri" w:cs="Calibri" w:eastAsia="Calibri" w:hAnsi="Calibri"/>
+                <w:b w:val="false"/>
+                <w:bCs w:val="false"/>
+                <w:i w:val="false"/>
+                <w:iCs w:val="false"/>
+                <w:color w:val="1F2A33"/>
+                <w:sz w:val="18"/>
+                <w:szCs w:val="18"/>
+              </w:rPr>
+              <w:t xml:space="preserve">In the video conference, the participants identify themselves and the HSM (serial number read out and shown), confirm the HSM is in its expected state, activate it under m-of-n control, and generate the key pair inside the HSM. The private key is created as non-exportable in plaintext; where a backup is taken it is made to HSM-bound encrypted media under dual control (CP/CPS 6.2.4, 6.2.6). The public key's SHA-256 hash (the future subjectKeyIdentifier) is read out and recorded by both parties. Every action is recorded in the ceremony log with time and actor.</w:t>
+            </w:r>
+          </w:p>
+        </w:tc>
+      </w:tr>
+      <w:tr>
+        <w:trPr>
+          <w:cantSplit/>
+        </w:trPr>
+        <w:tc>
+          <w:tcPr>
+            <w:tcW w:type="dxa" w:w="500"/>
+            <w:tcBorders>
+              <w:top w:val="single" w:color="C9D3DC" w:sz="4"/>
+              <w:left w:val="single" w:color="C9D3DC" w:sz="4"/>
+              <w:bottom w:val="single" w:color="C9D3DC" w:sz="4"/>
+              <w:right w:val="single" w:color="C9D3DC" w:sz="4"/>
+            </w:tcBorders>
+            <w:tcMar>
+              <w:top w:type="dxa" w:w="55"/>
+              <w:left w:type="dxa" w:w="100"/>
+              <w:bottom w:type="dxa" w:w="55"/>
+              <w:right w:type="dxa" w:w="100"/>
+            </w:tcMar>
+            <w:vAlign w:val="center"/>
+          </w:tcPr>
+          <w:p>
+            <w:pPr>
+              <w:spacing w:after="0" w:before="0"/>
+            </w:pPr>
+            <w:r>
+              <w:rPr>
+                <w:rFonts w:ascii="Calibri" w:cs="Calibri" w:eastAsia="Calibri" w:hAnsi="Calibri"/>
+                <w:b/>
+                <w:bCs/>
+                <w:i w:val="false"/>
+                <w:iCs w:val="false"/>
+                <w:color w:val="13A3B5"/>
+                <w:sz w:val="18"/>
+                <w:szCs w:val="18"/>
+              </w:rPr>
+              <w:t xml:space="preserve">3</w:t>
+            </w:r>
+          </w:p>
+        </w:tc>
+        <w:tc>
+          <w:tcPr>
+            <w:tcW w:type="dxa" w:w="2500"/>
+            <w:tcBorders>
+              <w:top w:val="single" w:color="C9D3DC" w:sz="4"/>
+              <w:left w:val="single" w:color="C9D3DC" w:sz="4"/>
+              <w:bottom w:val="single" w:color="C9D3DC" w:sz="4"/>
+              <w:right w:val="single" w:color="C9D3DC" w:sz="4"/>
+            </w:tcBorders>
+            <w:tcMar>
+              <w:top w:type="dxa" w:w="55"/>
+              <w:left w:type="dxa" w:w="100"/>
+              <w:bottom w:type="dxa" w:w="55"/>
+              <w:right w:type="dxa" w:w="100"/>
+            </w:tcMar>
+            <w:vAlign w:val="center"/>
+          </w:tcPr>
+          <w:p>
+            <w:pPr>
+              <w:spacing w:after="0" w:before="0"/>
+            </w:pPr>
+            <w:r>
+              <w:rPr>
+                <w:rFonts w:ascii="Calibri" w:cs="Calibri" w:eastAsia="Calibri" w:hAnsi="Calibri"/>
+                <w:b/>
+                <w:bCs/>
+                <w:i w:val="false"/>
+                <w:iCs w:val="false"/>
+                <w:color w:val="1F2A33"/>
+                <w:sz w:val="18"/>
+                <w:szCs w:val="18"/>
+              </w:rPr>
+              <w:t xml:space="preserve">Certificate Signing Request</w:t>
+            </w:r>
+          </w:p>
+        </w:tc>
+        <w:tc>
+          <w:tcPr>
+            <w:tcW w:type="dxa" w:w="6639"/>
+            <w:tcBorders>
+              <w:top w:val="single" w:color="C9D3DC" w:sz="4"/>
+              <w:left w:val="single" w:color="C9D3DC" w:sz="4"/>
+              <w:bottom w:val="single" w:color="C9D3DC" w:sz="4"/>
+              <w:right w:val="single" w:color="C9D3DC" w:sz="4"/>
+            </w:tcBorders>
+            <w:tcMar>
+              <w:top w:type="dxa" w:w="55"/>
+              <w:left w:type="dxa" w:w="100"/>
+              <w:bottom w:type="dxa" w:w="55"/>
+              <w:right w:type="dxa" w:w="100"/>
+            </w:tcMar>
+            <w:vAlign w:val="center"/>
+          </w:tcPr>
+          <w:p>
+            <w:pPr>
+              <w:spacing w:after="0" w:before="0"/>
+            </w:pPr>
+            <w:r>
+              <w:rPr>
+                <w:rFonts w:ascii="Calibri" w:cs="Calibri" w:eastAsia="Calibri" w:hAnsi="Calibri"/>
+                <w:b w:val="false"/>
+                <w:bCs w:val="false"/>
+                <w:i w:val="false"/>
+                <w:iCs w:val="false"/>
+                <w:color w:val="1F2A33"/>
+                <w:sz w:val="18"/>
+                <w:szCs w:val="18"/>
+              </w:rPr>
+              <w:t xml:space="preserve">Still during the ceremony, you generate a PKCS#10 CSR signed with the new private key, containing the Subject DN approved in the Naming Application (Common Name, Organization, Country) and the public key. The CSR's SHA-256 fingerprint is read out on the call and noted by the witness. You transmit the CSR to SealSQ through the INeS portal or by e-mail signed by your authorised representative; SealSQ compares the fingerprint with the value recorded during the ceremony.</w:t>
+            </w:r>
+          </w:p>
+        </w:tc>
+      </w:tr>
+      <w:tr>
+        <w:trPr>
+          <w:cantSplit/>
+        </w:trPr>
+        <w:tc>
+          <w:tcPr>
+            <w:tcW w:type="dxa" w:w="500"/>
+            <w:tcBorders>
+              <w:top w:val="single" w:color="C9D3DC" w:sz="4"/>
+              <w:left w:val="single" w:color="C9D3DC" w:sz="4"/>
+              <w:bottom w:val="single" w:color="C9D3DC" w:sz="4"/>
+              <w:right w:val="single" w:color="C9D3DC" w:sz="4"/>
+            </w:tcBorders>
+            <w:tcMar>
+              <w:top w:type="dxa" w:w="55"/>
+              <w:left w:type="dxa" w:w="100"/>
+              <w:bottom w:type="dxa" w:w="55"/>
+              <w:right w:type="dxa" w:w="100"/>
+            </w:tcMar>
+            <w:vAlign w:val="center"/>
+          </w:tcPr>
+          <w:p>
+            <w:pPr>
+              <w:spacing w:after="0" w:before="0"/>
+            </w:pPr>
+            <w:r>
+              <w:rPr>
+                <w:rFonts w:ascii="Calibri" w:cs="Calibri" w:eastAsia="Calibri" w:hAnsi="Calibri"/>
+                <w:b/>
+                <w:bCs/>
+                <w:i w:val="false"/>
+                <w:iCs w:val="false"/>
+                <w:color w:val="13A3B5"/>
+                <w:sz w:val="18"/>
+                <w:szCs w:val="18"/>
+              </w:rPr>
+              <w:t xml:space="preserve">4</w:t>
+            </w:r>
+          </w:p>
+        </w:tc>
+        <w:tc>
+          <w:tcPr>
+            <w:tcW w:type="dxa" w:w="2500"/>
+            <w:tcBorders>
+              <w:top w:val="single" w:color="C9D3DC" w:sz="4"/>
+              <w:left w:val="single" w:color="C9D3DC" w:sz="4"/>
+              <w:bottom w:val="single" w:color="C9D3DC" w:sz="4"/>
+              <w:right w:val="single" w:color="C9D3DC" w:sz="4"/>
+            </w:tcBorders>
+            <w:tcMar>
+              <w:top w:type="dxa" w:w="55"/>
+              <w:left w:type="dxa" w:w="100"/>
+              <w:bottom w:type="dxa" w:w="55"/>
+              <w:right w:type="dxa" w:w="100"/>
+            </w:tcMar>
+            <w:vAlign w:val="center"/>
+          </w:tcPr>
+          <w:p>
+            <w:pPr>
+              <w:spacing w:after="0" w:before="0"/>
+            </w:pPr>
+            <w:r>
+              <w:rPr>
+                <w:rFonts w:ascii="Calibri" w:cs="Calibri" w:eastAsia="Calibri" w:hAnsi="Calibri"/>
+                <w:b/>
+                <w:bCs/>
+                <w:i w:val="false"/>
+                <w:iCs w:val="false"/>
+                <w:color w:val="1F2A33"/>
+                <w:sz w:val="18"/>
+                <w:szCs w:val="18"/>
+              </w:rPr>
+              <w:t xml:space="preserve">Issuance by SealSQ and return of the certificate</w:t>
+            </w:r>
+          </w:p>
+        </w:tc>
+        <w:tc>
+          <w:tcPr>
+            <w:tcW w:type="dxa" w:w="6639"/>
+            <w:tcBorders>
+              <w:top w:val="single" w:color="C9D3DC" w:sz="4"/>
+              <w:left w:val="single" w:color="C9D3DC" w:sz="4"/>
+              <w:bottom w:val="single" w:color="C9D3DC" w:sz="4"/>
+              <w:right w:val="single" w:color="C9D3DC" w:sz="4"/>
+            </w:tcBorders>
+            <w:tcMar>
+              <w:top w:type="dxa" w:w="55"/>
+              <w:left w:type="dxa" w:w="100"/>
+              <w:bottom w:type="dxa" w:w="55"/>
+              <w:right w:type="dxa" w:w="100"/>
+            </w:tcMar>
+            <w:vAlign w:val="center"/>
+          </w:tcPr>
+          <w:p>
+            <w:pPr>
+              <w:spacing w:after="0" w:before="0"/>
+            </w:pPr>
+            <w:r>
+              <w:rPr>
+                <w:rFonts w:ascii="Calibri" w:cs="Calibri" w:eastAsia="Calibri" w:hAnsi="Calibri"/>
+                <w:b w:val="false"/>
+                <w:bCs w:val="false"/>
+                <w:i w:val="false"/>
+                <w:iCs w:val="false"/>
+                <w:color w:val="1F2A33"/>
+                <w:sz w:val="18"/>
+                <w:szCs w:val="18"/>
+              </w:rPr>
+              <w:t xml:space="preserve">SealSQ verifies the CSR signature and public key, checks the requested Subject against the approved Naming Application and confirms the PAA approval memo is on file. In a Root signing session the SealSQ Wi-SUN Root CA G1 signs the Subordinate CA certificate with the profile of CP/CPS 7.1.2 — extensions, policy OID, constraints and validity are set by SealSQ from the approved application, not taken from the CSR. SealSQ returns the signed certificate together with the Root certificate (the chain bundle) to your authorised representative and publishes the SHA-256 fingerprint for confirmation.</w:t>
+            </w:r>
+          </w:p>
+        </w:tc>
+      </w:tr>
+      <w:tr>
+        <w:trPr>
+          <w:cantSplit/>
+        </w:trPr>
+        <w:tc>
+          <w:tcPr>
+            <w:tcW w:type="dxa" w:w="500"/>
+            <w:tcBorders>
+              <w:top w:val="single" w:color="C9D3DC" w:sz="4"/>
+              <w:left w:val="single" w:color="C9D3DC" w:sz="4"/>
+              <w:bottom w:val="single" w:color="C9D3DC" w:sz="4"/>
+              <w:right w:val="single" w:color="C9D3DC" w:sz="4"/>
+            </w:tcBorders>
+            <w:tcMar>
+              <w:top w:type="dxa" w:w="55"/>
+              <w:left w:type="dxa" w:w="100"/>
+              <w:bottom w:type="dxa" w:w="55"/>
+              <w:right w:type="dxa" w:w="100"/>
+            </w:tcMar>
+            <w:vAlign w:val="center"/>
+          </w:tcPr>
+          <w:p>
+            <w:pPr>
+              <w:spacing w:after="0" w:before="0"/>
+            </w:pPr>
+            <w:r>
+              <w:rPr>
+                <w:rFonts w:ascii="Calibri" w:cs="Calibri" w:eastAsia="Calibri" w:hAnsi="Calibri"/>
+                <w:b/>
+                <w:bCs/>
+                <w:i w:val="false"/>
+                <w:iCs w:val="false"/>
+                <w:color w:val="13A3B5"/>
+                <w:sz w:val="18"/>
+                <w:szCs w:val="18"/>
+              </w:rPr>
+              <w:t xml:space="preserve">5</w:t>
+            </w:r>
+          </w:p>
+        </w:tc>
+        <w:tc>
+          <w:tcPr>
+            <w:tcW w:type="dxa" w:w="2500"/>
+            <w:tcBorders>
+              <w:top w:val="single" w:color="C9D3DC" w:sz="4"/>
+              <w:left w:val="single" w:color="C9D3DC" w:sz="4"/>
+              <w:bottom w:val="single" w:color="C9D3DC" w:sz="4"/>
+              <w:right w:val="single" w:color="C9D3DC" w:sz="4"/>
+            </w:tcBorders>
+            <w:tcMar>
+              <w:top w:type="dxa" w:w="55"/>
+              <w:left w:type="dxa" w:w="100"/>
+              <w:bottom w:type="dxa" w:w="55"/>
+              <w:right w:type="dxa" w:w="100"/>
+            </w:tcMar>
+            <w:vAlign w:val="center"/>
+          </w:tcPr>
+          <w:p>
+            <w:pPr>
+              <w:spacing w:after="0" w:before="0"/>
+            </w:pPr>
+            <w:r>
+              <w:rPr>
+                <w:rFonts w:ascii="Calibri" w:cs="Calibri" w:eastAsia="Calibri" w:hAnsi="Calibri"/>
+                <w:b/>
+                <w:bCs/>
+                <w:i w:val="false"/>
+                <w:iCs w:val="false"/>
+                <w:color w:val="1F2A33"/>
+                <w:sz w:val="18"/>
+                <w:szCs w:val="18"/>
+              </w:rPr>
+              <w:t xml:space="preserve">Installation and acceptance</w:t>
+            </w:r>
+          </w:p>
+        </w:tc>
+        <w:tc>
+          <w:tcPr>
+            <w:tcW w:type="dxa" w:w="6639"/>
+            <w:tcBorders>
+              <w:top w:val="single" w:color="C9D3DC" w:sz="4"/>
+              <w:left w:val="single" w:color="C9D3DC" w:sz="4"/>
+              <w:bottom w:val="single" w:color="C9D3DC" w:sz="4"/>
+              <w:right w:val="single" w:color="C9D3DC" w:sz="4"/>
+            </w:tcBorders>
+            <w:tcMar>
+              <w:top w:type="dxa" w:w="55"/>
+              <w:left w:type="dxa" w:w="100"/>
+              <w:bottom w:type="dxa" w:w="55"/>
+              <w:right w:type="dxa" w:w="100"/>
+            </w:tcMar>
+            <w:vAlign w:val="center"/>
+          </w:tcPr>
+          <w:p>
+            <w:pPr>
+              <w:spacing w:after="0" w:before="0"/>
+            </w:pPr>
+            <w:r>
+              <w:rPr>
+                <w:rFonts w:ascii="Calibri" w:cs="Calibri" w:eastAsia="Calibri" w:hAnsi="Calibri"/>
+                <w:b w:val="false"/>
+                <w:bCs w:val="false"/>
+                <w:i w:val="false"/>
+                <w:iCs w:val="false"/>
+                <w:color w:val="1F2A33"/>
+                <w:sz w:val="18"/>
+                <w:szCs w:val="18"/>
+              </w:rPr>
+              <w:t xml:space="preserve">You verify that the certificate's public key and subjectKeyIdentifier match the key generated at the ceremony, that the Subject and extensions are as approved, and install the certificate in the CA system; installation constitutes acceptance (CP/CPS 4.4.1). You configure the end-entity certificate template, the technical constraint of CP/CPS 7.1.5 and the status service applicable to this hierarchy, and issue a certificate to a test device.</w:t>
+            </w:r>
+          </w:p>
+        </w:tc>
+      </w:tr>
+      <w:tr>
+        <w:trPr>
+          <w:cantSplit/>
+        </w:trPr>
+        <w:tc>
+          <w:tcPr>
+            <w:tcW w:type="dxa" w:w="500"/>
+            <w:tcBorders>
+              <w:top w:val="single" w:color="C9D3DC" w:sz="4"/>
+              <w:left w:val="single" w:color="C9D3DC" w:sz="4"/>
+              <w:bottom w:val="single" w:color="C9D3DC" w:sz="4"/>
+              <w:right w:val="single" w:color="C9D3DC" w:sz="4"/>
+            </w:tcBorders>
+            <w:tcMar>
+              <w:top w:type="dxa" w:w="55"/>
+              <w:left w:type="dxa" w:w="100"/>
+              <w:bottom w:type="dxa" w:w="55"/>
+              <w:right w:type="dxa" w:w="100"/>
+            </w:tcMar>
+            <w:vAlign w:val="center"/>
+          </w:tcPr>
+          <w:p>
+            <w:pPr>
+              <w:spacing w:after="0" w:before="0"/>
+            </w:pPr>
+            <w:r>
+              <w:rPr>
+                <w:rFonts w:ascii="Calibri" w:cs="Calibri" w:eastAsia="Calibri" w:hAnsi="Calibri"/>
+                <w:b/>
+                <w:bCs/>
+                <w:i w:val="false"/>
+                <w:iCs w:val="false"/>
+                <w:color w:val="13A3B5"/>
+                <w:sz w:val="18"/>
+                <w:szCs w:val="18"/>
+              </w:rPr>
+              <w:t xml:space="preserve">6</w:t>
+            </w:r>
+          </w:p>
+        </w:tc>
+        <w:tc>
+          <w:tcPr>
+            <w:tcW w:type="dxa" w:w="2500"/>
+            <w:tcBorders>
+              <w:top w:val="single" w:color="C9D3DC" w:sz="4"/>
+              <w:left w:val="single" w:color="C9D3DC" w:sz="4"/>
+              <w:bottom w:val="single" w:color="C9D3DC" w:sz="4"/>
+              <w:right w:val="single" w:color="C9D3DC" w:sz="4"/>
+            </w:tcBorders>
+            <w:tcMar>
+              <w:top w:type="dxa" w:w="55"/>
+              <w:left w:type="dxa" w:w="100"/>
+              <w:bottom w:type="dxa" w:w="55"/>
+              <w:right w:type="dxa" w:w="100"/>
+            </w:tcMar>
+            <w:vAlign w:val="center"/>
+          </w:tcPr>
+          <w:p>
+            <w:pPr>
+              <w:spacing w:after="0" w:before="0"/>
+            </w:pPr>
+            <w:r>
+              <w:rPr>
+                <w:rFonts w:ascii="Calibri" w:cs="Calibri" w:eastAsia="Calibri" w:hAnsi="Calibri"/>
+                <w:b/>
+                <w:bCs/>
+                <w:i w:val="false"/>
+                <w:iCs w:val="false"/>
+                <w:color w:val="1F2A33"/>
+                <w:sz w:val="18"/>
+                <w:szCs w:val="18"/>
+              </w:rPr>
+              <w:t xml:space="preserve">Post-ceremony document</w:t>
+            </w:r>
+          </w:p>
+        </w:tc>
+        <w:tc>
+          <w:tcPr>
+            <w:tcW w:type="dxa" w:w="6639"/>
+            <w:tcBorders>
+              <w:top w:val="single" w:color="C9D3DC" w:sz="4"/>
+              <w:left w:val="single" w:color="C9D3DC" w:sz="4"/>
+              <w:bottom w:val="single" w:color="C9D3DC" w:sz="4"/>
+              <w:right w:val="single" w:color="C9D3DC" w:sz="4"/>
+            </w:tcBorders>
+            <w:tcMar>
+              <w:top w:type="dxa" w:w="55"/>
+              <w:left w:type="dxa" w:w="100"/>
+              <w:bottom w:type="dxa" w:w="55"/>
+              <w:right w:type="dxa" w:w="100"/>
+            </w:tcMar>
+            <w:vAlign w:val="center"/>
+          </w:tcPr>
+          <w:p>
+            <w:pPr>
+              <w:spacing w:after="0" w:before="0"/>
+            </w:pPr>
+            <w:r>
+              <w:rPr>
+                <w:rFonts w:ascii="Calibri" w:cs="Calibri" w:eastAsia="Calibri" w:hAnsi="Calibri"/>
+                <w:b w:val="false"/>
+                <w:bCs w:val="false"/>
+                <w:i w:val="false"/>
+                <w:iCs w:val="false"/>
+                <w:color w:val="1F2A33"/>
+                <w:sz w:val="18"/>
+                <w:szCs w:val="18"/>
+              </w:rPr>
+              <w:t xml:space="preserve">Within ten business days of issuance you submit the post-ceremony document (Appendix D), signed by your authorised representative. It records how the CA is configured — in particular the confirmation that no CDP, AIA or OCSP pointer is configured, the notAfter encoding 99991231235959Z, the PEN-arc constraint and the issuance-limit tracking — and attaches the signed ceremony report, the Subordinate CA certificate, a sample certificate issued to a test device and, where applicable, a sample CRL. SealSQ lints the samples against the CP/CPS profile and reviews the configuration; production issuance is authorised once the review is closed (Model B step 16).</w:t>
+            </w:r>
+          </w:p>
+        </w:tc>
+      </w:tr>
+    </w:tbl>
+    <w:p>
+      <w:pPr>
+        <w:spacing w:after="60" w:before="100"/>
+        <w:jc w:val="both"/>
+      </w:pPr>
+      <w:r>
+        <w:rPr>
+          <w:rFonts w:ascii="Calibri" w:cs="Calibri" w:eastAsia="Calibri" w:hAnsi="Calibri"/>
+          <w:color w:val="1F2A33"/>
+          <w:sz w:val="19"/>
+          <w:szCs w:val="19"/>
+        </w:rPr>
+        <w:t xml:space="preserve">Any deviation from the agreed script during the ceremony is recorded in the ceremony report with the witness's observation. A ceremony that cannot be completed as scripted is stopped and rescheduled; a key pair generated outside the witnessed session is not certified.</w:t>
+      </w:r>
+    </w:p>
     <w:p>
       <w:pPr>
         <w:pBdr>
@@ -6801,7 +8299,7 @@
           <w:sz w:val="22"/>
           <w:szCs w:val="22"/>
         </w:rPr>
-        <w:t xml:space="preserve">6  </w:t>
+        <w:t xml:space="preserve">7  </w:t>
       </w:r>
       <w:r>
         <w:rPr>
@@ -7754,7 +9252,7 @@
                 <w:sz w:val="18"/>
                 <w:szCs w:val="18"/>
               </w:rPr>
-              <w:t xml:space="preserve">Key ceremony script (before) and signed ceremony report (after)</w:t>
+              <w:t xml:space="preserve">Key ceremony script (before) and signed ceremony report (after) — section 6.2</w:t>
             </w:r>
           </w:p>
         </w:tc>
@@ -7865,7 +9363,118 @@
                 <w:sz w:val="18"/>
                 <w:szCs w:val="18"/>
               </w:rPr>
-              <w:t xml:space="preserve">CSR generated in the customer HSM</w:t>
+              <w:t xml:space="preserve">CSR generated in the customer HSM during the witnessed ceremony</w:t>
+            </w:r>
+          </w:p>
+        </w:tc>
+        <w:tc>
+          <w:tcPr>
+            <w:tcW w:type="dxa" w:w="0"/>
+            <w:tcBorders>
+              <w:top w:val="single" w:color="C9D3DC" w:sz="4"/>
+              <w:left w:val="single" w:color="C9D3DC" w:sz="4"/>
+              <w:bottom w:val="single" w:color="C9D3DC" w:sz="4"/>
+              <w:right w:val="single" w:color="C9D3DC" w:sz="4"/>
+            </w:tcBorders>
+            <w:tcMar>
+              <w:top w:type="dxa" w:w="55"/>
+              <w:left w:type="dxa" w:w="100"/>
+              <w:bottom w:type="dxa" w:w="55"/>
+              <w:right w:type="dxa" w:w="100"/>
+            </w:tcMar>
+            <w:vAlign w:val="center"/>
+          </w:tcPr>
+          <w:p>
+            <w:pPr>
+              <w:spacing w:after="0" w:before="0"/>
+              <w:jc w:val="center"/>
+            </w:pPr>
+            <w:r>
+              <w:rPr>
+                <w:rFonts w:ascii="Calibri" w:cs="Calibri" w:eastAsia="Calibri" w:hAnsi="Calibri"/>
+                <w:b/>
+                <w:bCs/>
+                <w:color w:val="8A949C"/>
+                <w:sz w:val="17"/>
+                <w:szCs w:val="17"/>
+              </w:rPr>
+              <w:t xml:space="preserve">—</w:t>
+            </w:r>
+          </w:p>
+        </w:tc>
+        <w:tc>
+          <w:tcPr>
+            <w:tcW w:type="dxa" w:w="0"/>
+            <w:tcBorders>
+              <w:top w:val="single" w:color="C9D3DC" w:sz="4"/>
+              <w:left w:val="single" w:color="C9D3DC" w:sz="4"/>
+              <w:bottom w:val="single" w:color="C9D3DC" w:sz="4"/>
+              <w:right w:val="single" w:color="C9D3DC" w:sz="4"/>
+            </w:tcBorders>
+            <w:tcMar>
+              <w:top w:type="dxa" w:w="55"/>
+              <w:left w:type="dxa" w:w="100"/>
+              <w:bottom w:type="dxa" w:w="55"/>
+              <w:right w:type="dxa" w:w="100"/>
+            </w:tcMar>
+            <w:vAlign w:val="center"/>
+          </w:tcPr>
+          <w:p>
+            <w:pPr>
+              <w:spacing w:after="0" w:before="0"/>
+              <w:jc w:val="center"/>
+            </w:pPr>
+            <w:r>
+              <w:rPr>
+                <w:rFonts w:ascii="Calibri" w:cs="Calibri" w:eastAsia="Calibri" w:hAnsi="Calibri"/>
+                <w:b/>
+                <w:bCs/>
+                <w:color w:val="1B7F3B"/>
+                <w:sz w:val="17"/>
+                <w:szCs w:val="17"/>
+              </w:rPr>
+              <w:t xml:space="preserve">Required</w:t>
+            </w:r>
+          </w:p>
+        </w:tc>
+      </w:tr>
+      <w:tr>
+        <w:trPr>
+          <w:cantSplit/>
+        </w:trPr>
+        <w:tc>
+          <w:tcPr>
+            <w:tcW w:type="dxa" w:w="6439"/>
+            <w:tcBorders>
+              <w:top w:val="single" w:color="C9D3DC" w:sz="4"/>
+              <w:left w:val="single" w:color="C9D3DC" w:sz="4"/>
+              <w:bottom w:val="single" w:color="C9D3DC" w:sz="4"/>
+              <w:right w:val="single" w:color="C9D3DC" w:sz="4"/>
+            </w:tcBorders>
+            <w:tcMar>
+              <w:top w:type="dxa" w:w="55"/>
+              <w:left w:type="dxa" w:w="100"/>
+              <w:bottom w:type="dxa" w:w="55"/>
+              <w:right w:type="dxa" w:w="100"/>
+            </w:tcMar>
+            <w:vAlign w:val="center"/>
+          </w:tcPr>
+          <w:p>
+            <w:pPr>
+              <w:spacing w:after="0" w:before="0"/>
+            </w:pPr>
+            <w:r>
+              <w:rPr>
+                <w:rFonts w:ascii="Calibri" w:cs="Calibri" w:eastAsia="Calibri" w:hAnsi="Calibri"/>
+                <w:b w:val="false"/>
+                <w:bCs w:val="false"/>
+                <w:i w:val="false"/>
+                <w:iCs w:val="false"/>
+                <w:color w:val="1F2A33"/>
+                <w:sz w:val="18"/>
+                <w:szCs w:val="18"/>
+              </w:rPr>
+              <w:t xml:space="preserve">Post-ceremony document (Appendix D) with sample certificate(s) and, where applicable, sample CRL</w:t>
             </w:r>
           </w:p>
         </w:tc>
@@ -8179,7 +9788,7 @@
           <w:sz w:val="22"/>
           <w:szCs w:val="22"/>
         </w:rPr>
-        <w:t xml:space="preserve">7  </w:t>
+        <w:t xml:space="preserve">8  </w:t>
       </w:r>
       <w:r>
         <w:rPr>
@@ -8291,7 +9900,7 @@
           <w:sz w:val="19"/>
           <w:szCs w:val="19"/>
         </w:rPr>
-        <w:t xml:space="preserve">Notify WISeKey of any change to your legal identity, contacts, hwType arcs, HSM or CA architecture before it takes effect.</w:t>
+        <w:t xml:space="preserve">Notify SealSQ of any change to your legal identity, contacts, hwType arcs, HSM or CA architecture before it takes effect.</w:t>
       </w:r>
     </w:p>
     <w:p>
@@ -8311,7 +9920,7 @@
           <w:sz w:val="19"/>
           <w:szCs w:val="19"/>
         </w:rPr>
-        <w:t xml:space="preserve">Model B only: keep the CA key in the certified HSM, maintain the technical constraint, retain logs and records for the period of CP/CPS 5.5.2, and grant the access required for PAA-commissioned assessments (CP/CPS 8.4). Failure to submit a self-assessment when due, or obstruction of an assessment, is a breach that can lead to suspension of issuance rights and retirement or revocation of the Subordinate CA (CP/CPS 8.4).</w:t>
+        <w:t xml:space="preserve">Model B only: keep the CA key in the certified HSM in which it was generated, maintain the technical constraint and the configuration recorded in the post-ceremony document, retain logs and records for the period of CP/CPS 5.5.2, and grant the access required for PAA-commissioned assessments (CP/CPS 8.4). Failure to submit a self-assessment when due, or obstruction of an assessment, is a breach that can lead to suspension of issuance rights and retirement or revocation of the Subordinate CA (CP/CPS 8.4).</w:t>
       </w:r>
     </w:p>
     <w:p>
@@ -8330,7 +9939,7 @@
           <w:sz w:val="22"/>
           <w:szCs w:val="22"/>
         </w:rPr>
-        <w:t xml:space="preserve">8  </w:t>
+        <w:t xml:space="preserve">9  </w:t>
       </w:r>
       <w:r>
         <w:rPr>
@@ -8434,7 +10043,7 @@
                 <w:sz w:val="18"/>
                 <w:szCs w:val="18"/>
               </w:rPr>
-              <w:t xml:space="preserve">Your SEALSQ IoT Business Unit representative</w:t>
+              <w:t xml:space="preserve">Your SEALSQ IoT Business Unit or Sales representative</w:t>
             </w:r>
           </w:p>
         </w:tc>
@@ -8810,8 +10419,8 @@
       </w:tblPr>
       <w:tblGrid>
         <w:gridCol w:w="700"/>
-        <w:gridCol w:w="4700"/>
-        <w:gridCol w:w="1500"/>
+        <w:gridCol w:w="4880"/>
+        <w:gridCol w:w="1320"/>
         <w:gridCol w:w="2739"/>
       </w:tblGrid>
       <w:tr>
@@ -8854,7 +10463,7 @@
         </w:tc>
         <w:tc>
           <w:tcPr>
-            <w:tcW w:type="dxa" w:w="4700"/>
+            <w:tcW w:type="dxa" w:w="4880"/>
             <w:tcBorders>
               <w:top w:val="single" w:color="C9D3DC" w:sz="4"/>
               <w:left w:val="single" w:color="C9D3DC" w:sz="4"/>
@@ -8888,7 +10497,7 @@
         </w:tc>
         <w:tc>
           <w:tcPr>
-            <w:tcW w:type="dxa" w:w="1500"/>
+            <w:tcW w:type="dxa" w:w="1320"/>
             <w:tcBorders>
               <w:top w:val="single" w:color="C9D3DC" w:sz="4"/>
               <w:left w:val="single" w:color="C9D3DC" w:sz="4"/>
@@ -9037,7 +10646,7 @@
         </w:tc>
         <w:tc>
           <w:tcPr>
-            <w:tcW w:type="dxa" w:w="4700"/>
+            <w:tcW w:type="dxa" w:w="4880"/>
             <w:tcBorders>
               <w:top w:val="single" w:color="C9D3DC" w:sz="4"/>
               <w:left w:val="single" w:color="C9D3DC" w:sz="4"/>
@@ -9080,7 +10689,7 @@
         </w:tc>
         <w:tc>
           <w:tcPr>
-            <w:tcW w:type="dxa" w:w="1500"/>
+            <w:tcW w:type="dxa" w:w="1320"/>
             <w:tcBorders>
               <w:top w:val="single" w:color="C9D3DC" w:sz="4"/>
               <w:left w:val="single" w:color="C9D3DC" w:sz="4"/>
@@ -9212,7 +10821,7 @@
         </w:tc>
         <w:tc>
           <w:tcPr>
-            <w:tcW w:type="dxa" w:w="4700"/>
+            <w:tcW w:type="dxa" w:w="4880"/>
             <w:tcBorders>
               <w:top w:val="single" w:color="C9D3DC" w:sz="4"/>
               <w:left w:val="single" w:color="C9D3DC" w:sz="4"/>
@@ -9255,7 +10864,7 @@
         </w:tc>
         <w:tc>
           <w:tcPr>
-            <w:tcW w:type="dxa" w:w="1500"/>
+            <w:tcW w:type="dxa" w:w="1320"/>
             <w:tcBorders>
               <w:top w:val="single" w:color="C9D3DC" w:sz="4"/>
               <w:left w:val="single" w:color="C9D3DC" w:sz="4"/>
@@ -9387,7 +10996,7 @@
         </w:tc>
         <w:tc>
           <w:tcPr>
-            <w:tcW w:type="dxa" w:w="4700"/>
+            <w:tcW w:type="dxa" w:w="4880"/>
             <w:tcBorders>
               <w:top w:val="single" w:color="C9D3DC" w:sz="4"/>
               <w:left w:val="single" w:color="C9D3DC" w:sz="4"/>
@@ -9430,7 +11039,7 @@
         </w:tc>
         <w:tc>
           <w:tcPr>
-            <w:tcW w:type="dxa" w:w="1500"/>
+            <w:tcW w:type="dxa" w:w="1320"/>
             <w:tcBorders>
               <w:top w:val="single" w:color="C9D3DC" w:sz="4"/>
               <w:left w:val="single" w:color="C9D3DC" w:sz="4"/>
@@ -9562,7 +11171,7 @@
         </w:tc>
         <w:tc>
           <w:tcPr>
-            <w:tcW w:type="dxa" w:w="4700"/>
+            <w:tcW w:type="dxa" w:w="4880"/>
             <w:tcBorders>
               <w:top w:val="single" w:color="C9D3DC" w:sz="4"/>
               <w:left w:val="single" w:color="C9D3DC" w:sz="4"/>
@@ -9605,7 +11214,7 @@
         </w:tc>
         <w:tc>
           <w:tcPr>
-            <w:tcW w:type="dxa" w:w="1500"/>
+            <w:tcW w:type="dxa" w:w="1320"/>
             <w:tcBorders>
               <w:top w:val="single" w:color="C9D3DC" w:sz="4"/>
               <w:left w:val="single" w:color="C9D3DC" w:sz="4"/>
@@ -9777,7 +11386,7 @@
         </w:tc>
         <w:tc>
           <w:tcPr>
-            <w:tcW w:type="dxa" w:w="4700"/>
+            <w:tcW w:type="dxa" w:w="4880"/>
             <w:tcBorders>
               <w:top w:val="single" w:color="C9D3DC" w:sz="4"/>
               <w:left w:val="single" w:color="C9D3DC" w:sz="4"/>
@@ -9820,7 +11429,7 @@
         </w:tc>
         <w:tc>
           <w:tcPr>
-            <w:tcW w:type="dxa" w:w="1500"/>
+            <w:tcW w:type="dxa" w:w="1320"/>
             <w:tcBorders>
               <w:top w:val="single" w:color="C9D3DC" w:sz="4"/>
               <w:left w:val="single" w:color="C9D3DC" w:sz="4"/>
@@ -9952,7 +11561,7 @@
         </w:tc>
         <w:tc>
           <w:tcPr>
-            <w:tcW w:type="dxa" w:w="4700"/>
+            <w:tcW w:type="dxa" w:w="4880"/>
             <w:tcBorders>
               <w:top w:val="single" w:color="C9D3DC" w:sz="4"/>
               <w:left w:val="single" w:color="C9D3DC" w:sz="4"/>
@@ -9995,7 +11604,7 @@
         </w:tc>
         <w:tc>
           <w:tcPr>
-            <w:tcW w:type="dxa" w:w="1500"/>
+            <w:tcW w:type="dxa" w:w="1320"/>
             <w:tcBorders>
               <w:top w:val="single" w:color="C9D3DC" w:sz="4"/>
               <w:left w:val="single" w:color="C9D3DC" w:sz="4"/>
@@ -10127,7 +11736,7 @@
         </w:tc>
         <w:tc>
           <w:tcPr>
-            <w:tcW w:type="dxa" w:w="4700"/>
+            <w:tcW w:type="dxa" w:w="4880"/>
             <w:tcBorders>
               <w:top w:val="single" w:color="C9D3DC" w:sz="4"/>
               <w:left w:val="single" w:color="C9D3DC" w:sz="4"/>
@@ -10170,7 +11779,7 @@
         </w:tc>
         <w:tc>
           <w:tcPr>
-            <w:tcW w:type="dxa" w:w="1500"/>
+            <w:tcW w:type="dxa" w:w="1320"/>
             <w:tcBorders>
               <w:top w:val="single" w:color="C9D3DC" w:sz="4"/>
               <w:left w:val="single" w:color="C9D3DC" w:sz="4"/>
@@ -10342,7 +11951,7 @@
         </w:tc>
         <w:tc>
           <w:tcPr>
-            <w:tcW w:type="dxa" w:w="4700"/>
+            <w:tcW w:type="dxa" w:w="4880"/>
             <w:tcBorders>
               <w:top w:val="single" w:color="C9D3DC" w:sz="4"/>
               <w:left w:val="single" w:color="C9D3DC" w:sz="4"/>
@@ -10385,7 +11994,7 @@
         </w:tc>
         <w:tc>
           <w:tcPr>
-            <w:tcW w:type="dxa" w:w="1500"/>
+            <w:tcW w:type="dxa" w:w="1320"/>
             <w:tcBorders>
               <w:top w:val="single" w:color="C9D3DC" w:sz="4"/>
               <w:left w:val="single" w:color="C9D3DC" w:sz="4"/>
@@ -10517,7 +12126,7 @@
         </w:tc>
         <w:tc>
           <w:tcPr>
-            <w:tcW w:type="dxa" w:w="4700"/>
+            <w:tcW w:type="dxa" w:w="4880"/>
             <w:tcBorders>
               <w:top w:val="single" w:color="C9D3DC" w:sz="4"/>
               <w:left w:val="single" w:color="C9D3DC" w:sz="4"/>
@@ -10560,7 +12169,7 @@
         </w:tc>
         <w:tc>
           <w:tcPr>
-            <w:tcW w:type="dxa" w:w="1500"/>
+            <w:tcW w:type="dxa" w:w="1320"/>
             <w:tcBorders>
               <w:top w:val="single" w:color="C9D3DC" w:sz="4"/>
               <w:left w:val="single" w:color="C9D3DC" w:sz="4"/>
@@ -10692,7 +12301,7 @@
         </w:tc>
         <w:tc>
           <w:tcPr>
-            <w:tcW w:type="dxa" w:w="4700"/>
+            <w:tcW w:type="dxa" w:w="4880"/>
             <w:tcBorders>
               <w:top w:val="single" w:color="C9D3DC" w:sz="4"/>
               <w:left w:val="single" w:color="C9D3DC" w:sz="4"/>
@@ -10735,7 +12344,7 @@
         </w:tc>
         <w:tc>
           <w:tcPr>
-            <w:tcW w:type="dxa" w:w="1500"/>
+            <w:tcW w:type="dxa" w:w="1320"/>
             <w:tcBorders>
               <w:top w:val="single" w:color="C9D3DC" w:sz="4"/>
               <w:left w:val="single" w:color="C9D3DC" w:sz="4"/>
@@ -10867,7 +12476,7 @@
         </w:tc>
         <w:tc>
           <w:tcPr>
-            <w:tcW w:type="dxa" w:w="4700"/>
+            <w:tcW w:type="dxa" w:w="4880"/>
             <w:tcBorders>
               <w:top w:val="single" w:color="C9D3DC" w:sz="4"/>
               <w:left w:val="single" w:color="C9D3DC" w:sz="4"/>
@@ -10910,7 +12519,7 @@
         </w:tc>
         <w:tc>
           <w:tcPr>
-            <w:tcW w:type="dxa" w:w="1500"/>
+            <w:tcW w:type="dxa" w:w="1320"/>
             <w:tcBorders>
               <w:top w:val="single" w:color="C9D3DC" w:sz="4"/>
               <w:left w:val="single" w:color="C9D3DC" w:sz="4"/>
@@ -11082,7 +12691,7 @@
         </w:tc>
         <w:tc>
           <w:tcPr>
-            <w:tcW w:type="dxa" w:w="4700"/>
+            <w:tcW w:type="dxa" w:w="4880"/>
             <w:tcBorders>
               <w:top w:val="single" w:color="C9D3DC" w:sz="4"/>
               <w:left w:val="single" w:color="C9D3DC" w:sz="4"/>
@@ -11125,7 +12734,7 @@
         </w:tc>
         <w:tc>
           <w:tcPr>
-            <w:tcW w:type="dxa" w:w="1500"/>
+            <w:tcW w:type="dxa" w:w="1320"/>
             <w:tcBorders>
               <w:top w:val="single" w:color="C9D3DC" w:sz="4"/>
               <w:left w:val="single" w:color="C9D3DC" w:sz="4"/>
@@ -11257,7 +12866,7 @@
         </w:tc>
         <w:tc>
           <w:tcPr>
-            <w:tcW w:type="dxa" w:w="4700"/>
+            <w:tcW w:type="dxa" w:w="4880"/>
             <w:tcBorders>
               <w:top w:val="single" w:color="C9D3DC" w:sz="4"/>
               <w:left w:val="single" w:color="C9D3DC" w:sz="4"/>
@@ -11300,7 +12909,7 @@
         </w:tc>
         <w:tc>
           <w:tcPr>
-            <w:tcW w:type="dxa" w:w="1500"/>
+            <w:tcW w:type="dxa" w:w="1320"/>
             <w:tcBorders>
               <w:top w:val="single" w:color="C9D3DC" w:sz="4"/>
               <w:left w:val="single" w:color="C9D3DC" w:sz="4"/>
@@ -11432,7 +13041,7 @@
         </w:tc>
         <w:tc>
           <w:tcPr>
-            <w:tcW w:type="dxa" w:w="4700"/>
+            <w:tcW w:type="dxa" w:w="4880"/>
             <w:tcBorders>
               <w:top w:val="single" w:color="C9D3DC" w:sz="4"/>
               <w:left w:val="single" w:color="C9D3DC" w:sz="4"/>
@@ -11475,7 +13084,7 @@
         </w:tc>
         <w:tc>
           <w:tcPr>
-            <w:tcW w:type="dxa" w:w="1500"/>
+            <w:tcW w:type="dxa" w:w="1320"/>
             <w:tcBorders>
               <w:top w:val="single" w:color="C9D3DC" w:sz="4"/>
               <w:left w:val="single" w:color="C9D3DC" w:sz="4"/>
@@ -11607,7 +13216,7 @@
         </w:tc>
         <w:tc>
           <w:tcPr>
-            <w:tcW w:type="dxa" w:w="4700"/>
+            <w:tcW w:type="dxa" w:w="4880"/>
             <w:tcBorders>
               <w:top w:val="single" w:color="C9D3DC" w:sz="4"/>
               <w:left w:val="single" w:color="C9D3DC" w:sz="4"/>
@@ -11650,7 +13259,7 @@
         </w:tc>
         <w:tc>
           <w:tcPr>
-            <w:tcW w:type="dxa" w:w="1500"/>
+            <w:tcW w:type="dxa" w:w="1320"/>
             <w:tcBorders>
               <w:top w:val="single" w:color="C9D3DC" w:sz="4"/>
               <w:left w:val="single" w:color="C9D3DC" w:sz="4"/>
@@ -11782,7 +13391,7 @@
         </w:tc>
         <w:tc>
           <w:tcPr>
-            <w:tcW w:type="dxa" w:w="4700"/>
+            <w:tcW w:type="dxa" w:w="4880"/>
             <w:tcBorders>
               <w:top w:val="single" w:color="C9D3DC" w:sz="4"/>
               <w:left w:val="single" w:color="C9D3DC" w:sz="4"/>
@@ -11825,7 +13434,7 @@
         </w:tc>
         <w:tc>
           <w:tcPr>
-            <w:tcW w:type="dxa" w:w="1500"/>
+            <w:tcW w:type="dxa" w:w="1320"/>
             <w:tcBorders>
               <w:top w:val="single" w:color="C9D3DC" w:sz="4"/>
               <w:left w:val="single" w:color="C9D3DC" w:sz="4"/>
@@ -11957,7 +13566,7 @@
         </w:tc>
         <w:tc>
           <w:tcPr>
-            <w:tcW w:type="dxa" w:w="4700"/>
+            <w:tcW w:type="dxa" w:w="4880"/>
             <w:tcBorders>
               <w:top w:val="single" w:color="C9D3DC" w:sz="4"/>
               <w:left w:val="single" w:color="C9D3DC" w:sz="4"/>
@@ -12000,7 +13609,7 @@
         </w:tc>
         <w:tc>
           <w:tcPr>
-            <w:tcW w:type="dxa" w:w="1500"/>
+            <w:tcW w:type="dxa" w:w="1320"/>
             <w:tcBorders>
               <w:top w:val="single" w:color="C9D3DC" w:sz="4"/>
               <w:left w:val="single" w:color="C9D3DC" w:sz="4"/>
@@ -12132,7 +13741,7 @@
         </w:tc>
         <w:tc>
           <w:tcPr>
-            <w:tcW w:type="dxa" w:w="4700"/>
+            <w:tcW w:type="dxa" w:w="4880"/>
             <w:tcBorders>
               <w:top w:val="single" w:color="C9D3DC" w:sz="4"/>
               <w:left w:val="single" w:color="C9D3DC" w:sz="4"/>
@@ -12175,7 +13784,7 @@
         </w:tc>
         <w:tc>
           <w:tcPr>
-            <w:tcW w:type="dxa" w:w="1500"/>
+            <w:tcW w:type="dxa" w:w="1320"/>
             <w:tcBorders>
               <w:top w:val="single" w:color="C9D3DC" w:sz="4"/>
               <w:left w:val="single" w:color="C9D3DC" w:sz="4"/>
@@ -12307,7 +13916,7 @@
         </w:tc>
         <w:tc>
           <w:tcPr>
-            <w:tcW w:type="dxa" w:w="4700"/>
+            <w:tcW w:type="dxa" w:w="4880"/>
             <w:tcBorders>
               <w:top w:val="single" w:color="C9D3DC" w:sz="4"/>
               <w:left w:val="single" w:color="C9D3DC" w:sz="4"/>
@@ -12350,7 +13959,7 @@
         </w:tc>
         <w:tc>
           <w:tcPr>
-            <w:tcW w:type="dxa" w:w="1500"/>
+            <w:tcW w:type="dxa" w:w="1320"/>
             <w:tcBorders>
               <w:top w:val="single" w:color="C9D3DC" w:sz="4"/>
               <w:left w:val="single" w:color="C9D3DC" w:sz="4"/>
@@ -12522,7 +14131,7 @@
         </w:tc>
         <w:tc>
           <w:tcPr>
-            <w:tcW w:type="dxa" w:w="4700"/>
+            <w:tcW w:type="dxa" w:w="4880"/>
             <w:tcBorders>
               <w:top w:val="single" w:color="C9D3DC" w:sz="4"/>
               <w:left w:val="single" w:color="C9D3DC" w:sz="4"/>
@@ -12565,7 +14174,7 @@
         </w:tc>
         <w:tc>
           <w:tcPr>
-            <w:tcW w:type="dxa" w:w="1500"/>
+            <w:tcW w:type="dxa" w:w="1320"/>
             <w:tcBorders>
               <w:top w:val="single" w:color="C9D3DC" w:sz="4"/>
               <w:left w:val="single" w:color="C9D3DC" w:sz="4"/>
@@ -12697,7 +14306,7 @@
         </w:tc>
         <w:tc>
           <w:tcPr>
-            <w:tcW w:type="dxa" w:w="4700"/>
+            <w:tcW w:type="dxa" w:w="4880"/>
             <w:tcBorders>
               <w:top w:val="single" w:color="C9D3DC" w:sz="4"/>
               <w:left w:val="single" w:color="C9D3DC" w:sz="4"/>
@@ -12740,7 +14349,7 @@
         </w:tc>
         <w:tc>
           <w:tcPr>
-            <w:tcW w:type="dxa" w:w="1500"/>
+            <w:tcW w:type="dxa" w:w="1320"/>
             <w:tcBorders>
               <w:top w:val="single" w:color="C9D3DC" w:sz="4"/>
               <w:left w:val="single" w:color="C9D3DC" w:sz="4"/>
@@ -12872,7 +14481,7 @@
         </w:tc>
         <w:tc>
           <w:tcPr>
-            <w:tcW w:type="dxa" w:w="4700"/>
+            <w:tcW w:type="dxa" w:w="4880"/>
             <w:tcBorders>
               <w:top w:val="single" w:color="C9D3DC" w:sz="4"/>
               <w:left w:val="single" w:color="C9D3DC" w:sz="4"/>
@@ -12915,7 +14524,7 @@
         </w:tc>
         <w:tc>
           <w:tcPr>
-            <w:tcW w:type="dxa" w:w="1500"/>
+            <w:tcW w:type="dxa" w:w="1320"/>
             <w:tcBorders>
               <w:top w:val="single" w:color="C9D3DC" w:sz="4"/>
               <w:left w:val="single" w:color="C9D3DC" w:sz="4"/>
@@ -13087,7 +14696,7 @@
         </w:tc>
         <w:tc>
           <w:tcPr>
-            <w:tcW w:type="dxa" w:w="4700"/>
+            <w:tcW w:type="dxa" w:w="4880"/>
             <w:tcBorders>
               <w:top w:val="single" w:color="C9D3DC" w:sz="4"/>
               <w:left w:val="single" w:color="C9D3DC" w:sz="4"/>
@@ -13130,7 +14739,7 @@
         </w:tc>
         <w:tc>
           <w:tcPr>
-            <w:tcW w:type="dxa" w:w="1500"/>
+            <w:tcW w:type="dxa" w:w="1320"/>
             <w:tcBorders>
               <w:top w:val="single" w:color="C9D3DC" w:sz="4"/>
               <w:left w:val="single" w:color="C9D3DC" w:sz="4"/>
@@ -13262,7 +14871,7 @@
         </w:tc>
         <w:tc>
           <w:tcPr>
-            <w:tcW w:type="dxa" w:w="4700"/>
+            <w:tcW w:type="dxa" w:w="4880"/>
             <w:tcBorders>
               <w:top w:val="single" w:color="C9D3DC" w:sz="4"/>
               <w:left w:val="single" w:color="C9D3DC" w:sz="4"/>
@@ -13305,7 +14914,7 @@
         </w:tc>
         <w:tc>
           <w:tcPr>
-            <w:tcW w:type="dxa" w:w="1500"/>
+            <w:tcW w:type="dxa" w:w="1320"/>
             <w:tcBorders>
               <w:top w:val="single" w:color="C9D3DC" w:sz="4"/>
               <w:left w:val="single" w:color="C9D3DC" w:sz="4"/>
@@ -13437,7 +15046,7 @@
         </w:tc>
         <w:tc>
           <w:tcPr>
-            <w:tcW w:type="dxa" w:w="4700"/>
+            <w:tcW w:type="dxa" w:w="4880"/>
             <w:tcBorders>
               <w:top w:val="single" w:color="C9D3DC" w:sz="4"/>
               <w:left w:val="single" w:color="C9D3DC" w:sz="4"/>
@@ -13480,7 +15089,7 @@
         </w:tc>
         <w:tc>
           <w:tcPr>
-            <w:tcW w:type="dxa" w:w="1500"/>
+            <w:tcW w:type="dxa" w:w="1320"/>
             <w:tcBorders>
               <w:top w:val="single" w:color="C9D3DC" w:sz="4"/>
               <w:left w:val="single" w:color="C9D3DC" w:sz="4"/>
@@ -13652,7 +15261,7 @@
         </w:tc>
         <w:tc>
           <w:tcPr>
-            <w:tcW w:type="dxa" w:w="4700"/>
+            <w:tcW w:type="dxa" w:w="4880"/>
             <w:tcBorders>
               <w:top w:val="single" w:color="C9D3DC" w:sz="4"/>
               <w:left w:val="single" w:color="C9D3DC" w:sz="4"/>
@@ -13695,7 +15304,7 @@
         </w:tc>
         <w:tc>
           <w:tcPr>
-            <w:tcW w:type="dxa" w:w="1500"/>
+            <w:tcW w:type="dxa" w:w="1320"/>
             <w:tcBorders>
               <w:top w:val="single" w:color="C9D3DC" w:sz="4"/>
               <w:left w:val="single" w:color="C9D3DC" w:sz="4"/>
@@ -13827,7 +15436,7 @@
         </w:tc>
         <w:tc>
           <w:tcPr>
-            <w:tcW w:type="dxa" w:w="4700"/>
+            <w:tcW w:type="dxa" w:w="4880"/>
             <w:tcBorders>
               <w:top w:val="single" w:color="C9D3DC" w:sz="4"/>
               <w:left w:val="single" w:color="C9D3DC" w:sz="4"/>
@@ -13870,7 +15479,7 @@
         </w:tc>
         <w:tc>
           <w:tcPr>
-            <w:tcW w:type="dxa" w:w="1500"/>
+            <w:tcW w:type="dxa" w:w="1320"/>
             <w:tcBorders>
               <w:top w:val="single" w:color="C9D3DC" w:sz="4"/>
               <w:left w:val="single" w:color="C9D3DC" w:sz="4"/>
@@ -14002,7 +15611,7 @@
         </w:tc>
         <w:tc>
           <w:tcPr>
-            <w:tcW w:type="dxa" w:w="4700"/>
+            <w:tcW w:type="dxa" w:w="4880"/>
             <w:tcBorders>
               <w:top w:val="single" w:color="C9D3DC" w:sz="4"/>
               <w:left w:val="single" w:color="C9D3DC" w:sz="4"/>
@@ -14045,7 +15654,7 @@
         </w:tc>
         <w:tc>
           <w:tcPr>
-            <w:tcW w:type="dxa" w:w="1500"/>
+            <w:tcW w:type="dxa" w:w="1320"/>
             <w:tcBorders>
               <w:top w:val="single" w:color="C9D3DC" w:sz="4"/>
               <w:left w:val="single" w:color="C9D3DC" w:sz="4"/>
@@ -14177,7 +15786,7 @@
         </w:tc>
         <w:tc>
           <w:tcPr>
-            <w:tcW w:type="dxa" w:w="4700"/>
+            <w:tcW w:type="dxa" w:w="4880"/>
             <w:tcBorders>
               <w:top w:val="single" w:color="C9D3DC" w:sz="4"/>
               <w:left w:val="single" w:color="C9D3DC" w:sz="4"/>
@@ -14220,7 +15829,7 @@
         </w:tc>
         <w:tc>
           <w:tcPr>
-            <w:tcW w:type="dxa" w:w="1500"/>
+            <w:tcW w:type="dxa" w:w="1320"/>
             <w:tcBorders>
               <w:top w:val="single" w:color="C9D3DC" w:sz="4"/>
               <w:left w:val="single" w:color="C9D3DC" w:sz="4"/>
@@ -14392,7 +16001,7 @@
         </w:tc>
         <w:tc>
           <w:tcPr>
-            <w:tcW w:type="dxa" w:w="4700"/>
+            <w:tcW w:type="dxa" w:w="4880"/>
             <w:tcBorders>
               <w:top w:val="single" w:color="C9D3DC" w:sz="4"/>
               <w:left w:val="single" w:color="C9D3DC" w:sz="4"/>
@@ -14435,7 +16044,7 @@
         </w:tc>
         <w:tc>
           <w:tcPr>
-            <w:tcW w:type="dxa" w:w="1500"/>
+            <w:tcW w:type="dxa" w:w="1320"/>
             <w:tcBorders>
               <w:top w:val="single" w:color="C9D3DC" w:sz="4"/>
               <w:left w:val="single" w:color="C9D3DC" w:sz="4"/>
@@ -14567,7 +16176,7 @@
         </w:tc>
         <w:tc>
           <w:tcPr>
-            <w:tcW w:type="dxa" w:w="4700"/>
+            <w:tcW w:type="dxa" w:w="4880"/>
             <w:tcBorders>
               <w:top w:val="single" w:color="C9D3DC" w:sz="4"/>
               <w:left w:val="single" w:color="C9D3DC" w:sz="4"/>
@@ -14610,7 +16219,7 @@
         </w:tc>
         <w:tc>
           <w:tcPr>
-            <w:tcW w:type="dxa" w:w="1500"/>
+            <w:tcW w:type="dxa" w:w="1320"/>
             <w:tcBorders>
               <w:top w:val="single" w:color="C9D3DC" w:sz="4"/>
               <w:left w:val="single" w:color="C9D3DC" w:sz="4"/>
@@ -14742,7 +16351,7 @@
         </w:tc>
         <w:tc>
           <w:tcPr>
-            <w:tcW w:type="dxa" w:w="4700"/>
+            <w:tcW w:type="dxa" w:w="4880"/>
             <w:tcBorders>
               <w:top w:val="single" w:color="C9D3DC" w:sz="4"/>
               <w:left w:val="single" w:color="C9D3DC" w:sz="4"/>
@@ -14785,7 +16394,7 @@
         </w:tc>
         <w:tc>
           <w:tcPr>
-            <w:tcW w:type="dxa" w:w="1500"/>
+            <w:tcW w:type="dxa" w:w="1320"/>
             <w:tcBorders>
               <w:top w:val="single" w:color="C9D3DC" w:sz="4"/>
               <w:left w:val="single" w:color="C9D3DC" w:sz="4"/>
@@ -14917,7 +16526,7 @@
         </w:tc>
         <w:tc>
           <w:tcPr>
-            <w:tcW w:type="dxa" w:w="4700"/>
+            <w:tcW w:type="dxa" w:w="4880"/>
             <w:tcBorders>
               <w:top w:val="single" w:color="C9D3DC" w:sz="4"/>
               <w:left w:val="single" w:color="C9D3DC" w:sz="4"/>
@@ -14960,7 +16569,7 @@
         </w:tc>
         <w:tc>
           <w:tcPr>
-            <w:tcW w:type="dxa" w:w="1500"/>
+            <w:tcW w:type="dxa" w:w="1320"/>
             <w:tcBorders>
               <w:top w:val="single" w:color="C9D3DC" w:sz="4"/>
               <w:left w:val="single" w:color="C9D3DC" w:sz="4"/>
@@ -15092,7 +16701,7 @@
         </w:tc>
         <w:tc>
           <w:tcPr>
-            <w:tcW w:type="dxa" w:w="4700"/>
+            <w:tcW w:type="dxa" w:w="4880"/>
             <w:tcBorders>
               <w:top w:val="single" w:color="C9D3DC" w:sz="4"/>
               <w:left w:val="single" w:color="C9D3DC" w:sz="4"/>
@@ -15135,7 +16744,7 @@
         </w:tc>
         <w:tc>
           <w:tcPr>
-            <w:tcW w:type="dxa" w:w="1500"/>
+            <w:tcW w:type="dxa" w:w="1320"/>
             <w:tcBorders>
               <w:top w:val="single" w:color="C9D3DC" w:sz="4"/>
               <w:left w:val="single" w:color="C9D3DC" w:sz="4"/>
@@ -15307,7 +16916,7 @@
         </w:tc>
         <w:tc>
           <w:tcPr>
-            <w:tcW w:type="dxa" w:w="4700"/>
+            <w:tcW w:type="dxa" w:w="4880"/>
             <w:tcBorders>
               <w:top w:val="single" w:color="C9D3DC" w:sz="4"/>
               <w:left w:val="single" w:color="C9D3DC" w:sz="4"/>
@@ -15350,7 +16959,7 @@
         </w:tc>
         <w:tc>
           <w:tcPr>
-            <w:tcW w:type="dxa" w:w="1500"/>
+            <w:tcW w:type="dxa" w:w="1320"/>
             <w:tcBorders>
               <w:top w:val="single" w:color="C9D3DC" w:sz="4"/>
               <w:left w:val="single" w:color="C9D3DC" w:sz="4"/>
@@ -15482,7 +17091,7 @@
         </w:tc>
         <w:tc>
           <w:tcPr>
-            <w:tcW w:type="dxa" w:w="4700"/>
+            <w:tcW w:type="dxa" w:w="4880"/>
             <w:tcBorders>
               <w:top w:val="single" w:color="C9D3DC" w:sz="4"/>
               <w:left w:val="single" w:color="C9D3DC" w:sz="4"/>
@@ -15525,7 +17134,7 @@
         </w:tc>
         <w:tc>
           <w:tcPr>
-            <w:tcW w:type="dxa" w:w="1500"/>
+            <w:tcW w:type="dxa" w:w="1320"/>
             <w:tcBorders>
               <w:top w:val="single" w:color="C9D3DC" w:sz="4"/>
               <w:left w:val="single" w:color="C9D3DC" w:sz="4"/>
@@ -15657,7 +17266,7 @@
         </w:tc>
         <w:tc>
           <w:tcPr>
-            <w:tcW w:type="dxa" w:w="4700"/>
+            <w:tcW w:type="dxa" w:w="4880"/>
             <w:tcBorders>
               <w:top w:val="single" w:color="C9D3DC" w:sz="4"/>
               <w:left w:val="single" w:color="C9D3DC" w:sz="4"/>
@@ -15700,7 +17309,7 @@
         </w:tc>
         <w:tc>
           <w:tcPr>
-            <w:tcW w:type="dxa" w:w="1500"/>
+            <w:tcW w:type="dxa" w:w="1320"/>
             <w:tcBorders>
               <w:top w:val="single" w:color="C9D3DC" w:sz="4"/>
               <w:left w:val="single" w:color="C9D3DC" w:sz="4"/>
@@ -15872,7 +17481,7 @@
         </w:tc>
         <w:tc>
           <w:tcPr>
-            <w:tcW w:type="dxa" w:w="4700"/>
+            <w:tcW w:type="dxa" w:w="4880"/>
             <w:tcBorders>
               <w:top w:val="single" w:color="C9D3DC" w:sz="4"/>
               <w:left w:val="single" w:color="C9D3DC" w:sz="4"/>
@@ -15915,7 +17524,7 @@
         </w:tc>
         <w:tc>
           <w:tcPr>
-            <w:tcW w:type="dxa" w:w="1500"/>
+            <w:tcW w:type="dxa" w:w="1320"/>
             <w:tcBorders>
               <w:top w:val="single" w:color="C9D3DC" w:sz="4"/>
               <w:left w:val="single" w:color="C9D3DC" w:sz="4"/>
@@ -16047,7 +17656,7 @@
         </w:tc>
         <w:tc>
           <w:tcPr>
-            <w:tcW w:type="dxa" w:w="4700"/>
+            <w:tcW w:type="dxa" w:w="4880"/>
             <w:tcBorders>
               <w:top w:val="single" w:color="C9D3DC" w:sz="4"/>
               <w:left w:val="single" w:color="C9D3DC" w:sz="4"/>
@@ -16090,7 +17699,7 @@
         </w:tc>
         <w:tc>
           <w:tcPr>
-            <w:tcW w:type="dxa" w:w="1500"/>
+            <w:tcW w:type="dxa" w:w="1320"/>
             <w:tcBorders>
               <w:top w:val="single" w:color="C9D3DC" w:sz="4"/>
               <w:left w:val="single" w:color="C9D3DC" w:sz="4"/>
@@ -16222,7 +17831,7 @@
         </w:tc>
         <w:tc>
           <w:tcPr>
-            <w:tcW w:type="dxa" w:w="4700"/>
+            <w:tcW w:type="dxa" w:w="4880"/>
             <w:tcBorders>
               <w:top w:val="single" w:color="C9D3DC" w:sz="4"/>
               <w:left w:val="single" w:color="C9D3DC" w:sz="4"/>
@@ -16265,7 +17874,7 @@
         </w:tc>
         <w:tc>
           <w:tcPr>
-            <w:tcW w:type="dxa" w:w="1500"/>
+            <w:tcW w:type="dxa" w:w="1320"/>
             <w:tcBorders>
               <w:top w:val="single" w:color="C9D3DC" w:sz="4"/>
               <w:left w:val="single" w:color="C9D3DC" w:sz="4"/>
@@ -16397,7 +18006,7 @@
         </w:tc>
         <w:tc>
           <w:tcPr>
-            <w:tcW w:type="dxa" w:w="4700"/>
+            <w:tcW w:type="dxa" w:w="4880"/>
             <w:tcBorders>
               <w:top w:val="single" w:color="C9D3DC" w:sz="4"/>
               <w:left w:val="single" w:color="C9D3DC" w:sz="4"/>
@@ -16440,7 +18049,7 @@
         </w:tc>
         <w:tc>
           <w:tcPr>
-            <w:tcW w:type="dxa" w:w="1500"/>
+            <w:tcW w:type="dxa" w:w="1320"/>
             <w:tcBorders>
               <w:top w:val="single" w:color="C9D3DC" w:sz="4"/>
               <w:left w:val="single" w:color="C9D3DC" w:sz="4"/>
@@ -16612,7 +18221,7 @@
         </w:tc>
         <w:tc>
           <w:tcPr>
-            <w:tcW w:type="dxa" w:w="4700"/>
+            <w:tcW w:type="dxa" w:w="4880"/>
             <w:tcBorders>
               <w:top w:val="single" w:color="C9D3DC" w:sz="4"/>
               <w:left w:val="single" w:color="C9D3DC" w:sz="4"/>
@@ -16655,7 +18264,7 @@
         </w:tc>
         <w:tc>
           <w:tcPr>
-            <w:tcW w:type="dxa" w:w="1500"/>
+            <w:tcW w:type="dxa" w:w="1320"/>
             <w:tcBorders>
               <w:top w:val="single" w:color="C9D3DC" w:sz="4"/>
               <w:left w:val="single" w:color="C9D3DC" w:sz="4"/>
@@ -16787,7 +18396,7 @@
         </w:tc>
         <w:tc>
           <w:tcPr>
-            <w:tcW w:type="dxa" w:w="4700"/>
+            <w:tcW w:type="dxa" w:w="4880"/>
             <w:tcBorders>
               <w:top w:val="single" w:color="C9D3DC" w:sz="4"/>
               <w:left w:val="single" w:color="C9D3DC" w:sz="4"/>
@@ -16813,7 +18422,7 @@
                 <w:sz w:val="17"/>
                 <w:szCs w:val="17"/>
               </w:rPr>
-              <w:t xml:space="preserve">You will notify WISeKey in advance of changes to the HSM, CA software, location, trusted-role holders or technical constraint.</w:t>
+              <w:t xml:space="preserve">You will notify SealSQ in advance of changes to the HSM, CA software, location, trusted-role holders or technical constraint.</w:t>
             </w:r>
             <w:r>
               <w:rPr>
@@ -16830,7 +18439,7 @@
         </w:tc>
         <w:tc>
           <w:tcPr>
-            <w:tcW w:type="dxa" w:w="1500"/>
+            <w:tcW w:type="dxa" w:w="1320"/>
             <w:tcBorders>
               <w:top w:val="single" w:color="C9D3DC" w:sz="4"/>
               <w:left w:val="single" w:color="C9D3DC" w:sz="4"/>
@@ -23794,6 +25403,3248 @@
               </w:sdtContent>
             </w:sdt>
           </w:p>
+        </w:tc>
+      </w:tr>
+    </w:tbl>
+    <w:p>
+      <w:pPr>
+        <w:pageBreakBefore/>
+        <w:pBdr>
+          <w:bottom w:val="single" w:color="13A3B5" w:sz="8" w:space="2"/>
+        </w:pBdr>
+        <w:spacing w:after="100" w:before="280"/>
+      </w:pPr>
+      <w:r>
+        <w:rPr>
+          <w:rFonts w:ascii="Calibri" w:cs="Calibri" w:eastAsia="Calibri" w:hAnsi="Calibri"/>
+          <w:b/>
+          <w:bCs/>
+          <w:color w:val="13A3B5"/>
+          <w:sz w:val="22"/>
+          <w:szCs w:val="22"/>
+        </w:rPr>
+        <w:t xml:space="preserve">D  </w:t>
+      </w:r>
+      <w:r>
+        <w:rPr>
+          <w:rFonts w:ascii="Calibri" w:cs="Calibri" w:eastAsia="Calibri" w:hAnsi="Calibri"/>
+          <w:b/>
+          <w:bCs/>
+          <w:color w:val="0B2545"/>
+          <w:spacing w:val="20"/>
+          <w:sz w:val="22"/>
+          <w:szCs w:val="22"/>
+        </w:rPr>
+        <w:t xml:space="preserve">APPENDIX — POST-CEREMONY DOCUMENT (TEMPLATE)</w:t>
+      </w:r>
+    </w:p>
+    <w:p>
+      <w:pPr>
+        <w:spacing w:after="60" w:before="60"/>
+        <w:jc w:val="both"/>
+      </w:pPr>
+      <w:r>
+        <w:rPr>
+          <w:rFonts w:ascii="Calibri" w:cs="Calibri" w:eastAsia="Calibri" w:hAnsi="Calibri"/>
+          <w:color w:val="1F2A33"/>
+          <w:sz w:val="19"/>
+          <w:szCs w:val="19"/>
+        </w:rPr>
+        <w:t xml:space="preserve">Model B only. Complete within ten business days of receiving the Subordinate CA certificate and return it, signed, with the attachments listed. It records the state of the CA as configured for production and is the reference against which later assessments compare the CA.</w:t>
+      </w:r>
+    </w:p>
+    <w:tbl>
+      <w:tblPr>
+        <w:tblW w:type="dxa" w:w="9639"/>
+        <w:tblBorders>
+          <w:top w:val="single" w:color="auto" w:sz="4"/>
+          <w:left w:val="single" w:color="auto" w:sz="4"/>
+          <w:bottom w:val="single" w:color="auto" w:sz="4"/>
+          <w:right w:val="single" w:color="auto" w:sz="4"/>
+          <w:insideH w:val="single" w:color="auto" w:sz="4"/>
+          <w:insideV w:val="single" w:color="auto" w:sz="4"/>
+        </w:tblBorders>
+        <w:tblLayout w:type="fixed"/>
+      </w:tblPr>
+      <w:tblGrid>
+        <w:gridCol w:w="2900"/>
+        <w:gridCol w:w="3900"/>
+        <w:gridCol w:w="2839"/>
+      </w:tblGrid>
+      <w:tr>
+        <w:trPr>
+          <w:cantSplit/>
+        </w:trPr>
+        <w:tc>
+          <w:tcPr>
+            <w:tcW w:type="dxa" w:w="9639"/>
+            <w:gridSpan w:val="3"/>
+            <w:tcBorders>
+              <w:top w:val="single" w:color="C9D3DC" w:sz="4"/>
+              <w:left w:val="single" w:color="C9D3DC" w:sz="4"/>
+              <w:bottom w:val="single" w:color="C9D3DC" w:sz="4"/>
+              <w:right w:val="single" w:color="C9D3DC" w:sz="4"/>
+            </w:tcBorders>
+            <w:shd w:fill="0B2545" w:color="auto" w:val="clear"/>
+            <w:tcMar>
+              <w:top w:type="dxa" w:w="50"/>
+              <w:left w:type="dxa" w:w="110"/>
+              <w:bottom w:type="dxa" w:w="50"/>
+              <w:right w:type="dxa" w:w="110"/>
+            </w:tcMar>
+          </w:tcPr>
+          <w:p>
+            <w:pPr>
+              <w:spacing w:after="0" w:before="0"/>
+            </w:pPr>
+            <w:r>
+              <w:rPr>
+                <w:rFonts w:ascii="Calibri" w:cs="Calibri" w:eastAsia="Calibri" w:hAnsi="Calibri"/>
+                <w:b/>
+                <w:bCs/>
+                <w:color w:val="FFFFFF"/>
+                <w:spacing w:val="15"/>
+                <w:sz w:val="18"/>
+                <w:szCs w:val="18"/>
+              </w:rPr>
+              <w:t xml:space="preserve">CEREMONY</w:t>
+            </w:r>
+          </w:p>
+        </w:tc>
+      </w:tr>
+      <w:tr>
+        <w:trPr>
+          <w:cantSplit/>
+        </w:trPr>
+        <w:tc>
+          <w:tcPr>
+            <w:tcW w:type="dxa" w:w="2900"/>
+            <w:tcBorders>
+              <w:top w:val="single" w:color="C9D3DC" w:sz="4"/>
+              <w:left w:val="single" w:color="C9D3DC" w:sz="4"/>
+              <w:bottom w:val="single" w:color="C9D3DC" w:sz="4"/>
+              <w:right w:val="single" w:color="C9D3DC" w:sz="4"/>
+            </w:tcBorders>
+            <w:shd w:fill="EEF3F7" w:color="auto" w:val="clear"/>
+            <w:tcMar>
+              <w:top w:type="dxa" w:w="70"/>
+              <w:left w:type="dxa" w:w="110"/>
+              <w:bottom w:type="dxa" w:w="70"/>
+              <w:right w:type="dxa" w:w="110"/>
+            </w:tcMar>
+            <w:vAlign w:val="center"/>
+          </w:tcPr>
+          <w:p>
+            <w:pPr>
+              <w:spacing w:after="0" w:before="0"/>
+            </w:pPr>
+            <w:r>
+              <w:rPr>
+                <w:rFonts w:ascii="Calibri" w:cs="Calibri" w:eastAsia="Calibri" w:hAnsi="Calibri"/>
+                <w:b/>
+                <w:bCs/>
+                <w:color w:val="0B2545"/>
+                <w:sz w:val="20"/>
+                <w:szCs w:val="20"/>
+              </w:rPr>
+              <w:t xml:space="preserve">Ceremony date and location</w:t>
+            </w:r>
+          </w:p>
+        </w:tc>
+        <w:tc>
+          <w:tcPr>
+            <w:tcW w:type="dxa" w:w="3900"/>
+            <w:tcBorders>
+              <w:top w:val="single" w:color="C9D3DC" w:sz="4"/>
+              <w:left w:val="single" w:color="C9D3DC" w:sz="4"/>
+              <w:bottom w:val="single" w:color="C9D3DC" w:sz="4"/>
+              <w:right w:val="single" w:color="C9D3DC" w:sz="4"/>
+            </w:tcBorders>
+            <w:tcMar>
+              <w:top w:type="dxa" w:w="70"/>
+              <w:left w:type="dxa" w:w="110"/>
+              <w:bottom w:type="dxa" w:w="70"/>
+              <w:right w:type="dxa" w:w="110"/>
+            </w:tcMar>
+            <w:vAlign w:val="center"/>
+          </w:tcPr>
+          <w:p>
+            <w:pPr>
+              <w:spacing w:after="0" w:before="0"/>
+            </w:pPr>
+            <w:sdt>
+              <w:sdtPr>
+                <w:alias w:val="PcDate"/>
+                <w:tag w:val="PcDate"/>
+                <w:id w:val="900174"/>
+                <w:showingPlcHdr/>
+                <w:text/>
+              </w:sdtPr>
+              <w:sdtContent>
+                <w:r>
+                  <w:rPr>
+                    <w:rFonts w:ascii="Calibri" w:hAnsi="Calibri" w:cs="Calibri" w:eastAsia="Calibri"/>
+                    <w:i/>
+                    <w:color w:val="8A949C"/>
+                    <w:sz w:val="20"/>
+                  </w:rPr>
+                  <w:t xml:space="preserve">Date, time (UTC) and site</w:t>
+                </w:r>
+              </w:sdtContent>
+            </w:sdt>
+          </w:p>
+        </w:tc>
+        <w:tc>
+          <w:tcPr>
+            <w:tcW w:type="dxa" w:w="2839"/>
+            <w:tcBorders>
+              <w:top w:val="single" w:color="C9D3DC" w:sz="4"/>
+              <w:left w:val="single" w:color="C9D3DC" w:sz="4"/>
+              <w:bottom w:val="single" w:color="C9D3DC" w:sz="4"/>
+              <w:right w:val="single" w:color="C9D3DC" w:sz="4"/>
+            </w:tcBorders>
+            <w:tcMar>
+              <w:top w:type="dxa" w:w="70"/>
+              <w:left w:type="dxa" w:w="110"/>
+              <w:bottom w:type="dxa" w:w="70"/>
+              <w:right w:type="dxa" w:w="110"/>
+            </w:tcMar>
+            <w:vAlign w:val="center"/>
+          </w:tcPr>
+          <w:p>
+            <w:pPr>
+              <w:spacing w:after="0" w:before="0"/>
+            </w:pPr>
+            <w:r>
+              <w:rPr>
+                <w:rFonts w:ascii="Calibri" w:cs="Calibri" w:eastAsia="Calibri" w:hAnsi="Calibri"/>
+                <w:i/>
+                <w:iCs/>
+                <w:color w:val="5B6770"/>
+                <w:sz w:val="17"/>
+                <w:szCs w:val="17"/>
+              </w:rPr>
+              <w:t xml:space="preserve"/>
+            </w:r>
+          </w:p>
+        </w:tc>
+      </w:tr>
+      <w:tr>
+        <w:trPr>
+          <w:cantSplit/>
+        </w:trPr>
+        <w:tc>
+          <w:tcPr>
+            <w:tcW w:type="dxa" w:w="2900"/>
+            <w:tcBorders>
+              <w:top w:val="single" w:color="C9D3DC" w:sz="4"/>
+              <w:left w:val="single" w:color="C9D3DC" w:sz="4"/>
+              <w:bottom w:val="single" w:color="C9D3DC" w:sz="4"/>
+              <w:right w:val="single" w:color="C9D3DC" w:sz="4"/>
+            </w:tcBorders>
+            <w:shd w:fill="EEF3F7" w:color="auto" w:val="clear"/>
+            <w:tcMar>
+              <w:top w:type="dxa" w:w="70"/>
+              <w:left w:type="dxa" w:w="110"/>
+              <w:bottom w:type="dxa" w:w="70"/>
+              <w:right w:type="dxa" w:w="110"/>
+            </w:tcMar>
+            <w:vAlign w:val="center"/>
+          </w:tcPr>
+          <w:p>
+            <w:pPr>
+              <w:spacing w:after="0" w:before="0"/>
+            </w:pPr>
+            <w:r>
+              <w:rPr>
+                <w:rFonts w:ascii="Calibri" w:cs="Calibri" w:eastAsia="Calibri" w:hAnsi="Calibri"/>
+                <w:b/>
+                <w:bCs/>
+                <w:color w:val="0B2545"/>
+                <w:sz w:val="20"/>
+                <w:szCs w:val="20"/>
+              </w:rPr>
+              <w:t xml:space="preserve">Participants and roles</w:t>
+            </w:r>
+          </w:p>
+        </w:tc>
+        <w:tc>
+          <w:tcPr>
+            <w:tcW w:type="dxa" w:w="3900"/>
+            <w:tcBorders>
+              <w:top w:val="single" w:color="C9D3DC" w:sz="4"/>
+              <w:left w:val="single" w:color="C9D3DC" w:sz="4"/>
+              <w:bottom w:val="single" w:color="C9D3DC" w:sz="4"/>
+              <w:right w:val="single" w:color="C9D3DC" w:sz="4"/>
+            </w:tcBorders>
+            <w:tcMar>
+              <w:top w:type="dxa" w:w="70"/>
+              <w:left w:type="dxa" w:w="110"/>
+              <w:bottom w:type="dxa" w:w="70"/>
+              <w:right w:type="dxa" w:w="110"/>
+            </w:tcMar>
+            <w:vAlign w:val="center"/>
+          </w:tcPr>
+          <w:p>
+            <w:pPr>
+              <w:spacing w:after="0" w:before="0"/>
+            </w:pPr>
+            <w:sdt>
+              <w:sdtPr>
+                <w:alias w:val="PcPart"/>
+                <w:tag w:val="PcPart"/>
+                <w:id w:val="900175"/>
+                <w:showingPlcHdr/>
+                <w:text/>
+              </w:sdtPr>
+              <w:sdtContent>
+                <w:r>
+                  <w:rPr>
+                    <w:rFonts w:ascii="Calibri" w:hAnsi="Calibri" w:cs="Calibri" w:eastAsia="Calibri"/>
+                    <w:i/>
+                    <w:color w:val="8A949C"/>
+                    <w:sz w:val="20"/>
+                  </w:rPr>
+                  <w:t xml:space="preserve">Names and trusted roles; SEALSQ witness</w:t>
+                </w:r>
+              </w:sdtContent>
+            </w:sdt>
+          </w:p>
+        </w:tc>
+        <w:tc>
+          <w:tcPr>
+            <w:tcW w:type="dxa" w:w="2839"/>
+            <w:tcBorders>
+              <w:top w:val="single" w:color="C9D3DC" w:sz="4"/>
+              <w:left w:val="single" w:color="C9D3DC" w:sz="4"/>
+              <w:bottom w:val="single" w:color="C9D3DC" w:sz="4"/>
+              <w:right w:val="single" w:color="C9D3DC" w:sz="4"/>
+            </w:tcBorders>
+            <w:tcMar>
+              <w:top w:type="dxa" w:w="70"/>
+              <w:left w:type="dxa" w:w="110"/>
+              <w:bottom w:type="dxa" w:w="70"/>
+              <w:right w:type="dxa" w:w="110"/>
+            </w:tcMar>
+            <w:vAlign w:val="center"/>
+          </w:tcPr>
+          <w:p>
+            <w:pPr>
+              <w:spacing w:after="0" w:before="0"/>
+            </w:pPr>
+            <w:r>
+              <w:rPr>
+                <w:rFonts w:ascii="Calibri" w:cs="Calibri" w:eastAsia="Calibri" w:hAnsi="Calibri"/>
+                <w:i/>
+                <w:iCs/>
+                <w:color w:val="5B6770"/>
+                <w:sz w:val="17"/>
+                <w:szCs w:val="17"/>
+              </w:rPr>
+              <w:t xml:space="preserve">CP/CPS 5.2.1</w:t>
+            </w:r>
+          </w:p>
+        </w:tc>
+      </w:tr>
+      <w:tr>
+        <w:trPr>
+          <w:cantSplit/>
+        </w:trPr>
+        <w:tc>
+          <w:tcPr>
+            <w:tcW w:type="dxa" w:w="2900"/>
+            <w:tcBorders>
+              <w:top w:val="single" w:color="C9D3DC" w:sz="4"/>
+              <w:left w:val="single" w:color="C9D3DC" w:sz="4"/>
+              <w:bottom w:val="single" w:color="C9D3DC" w:sz="4"/>
+              <w:right w:val="single" w:color="C9D3DC" w:sz="4"/>
+            </w:tcBorders>
+            <w:shd w:fill="EEF3F7" w:color="auto" w:val="clear"/>
+            <w:tcMar>
+              <w:top w:type="dxa" w:w="70"/>
+              <w:left w:type="dxa" w:w="110"/>
+              <w:bottom w:type="dxa" w:w="70"/>
+              <w:right w:type="dxa" w:w="110"/>
+            </w:tcMar>
+            <w:vAlign w:val="center"/>
+          </w:tcPr>
+          <w:p>
+            <w:pPr>
+              <w:spacing w:after="0" w:before="0"/>
+            </w:pPr>
+            <w:r>
+              <w:rPr>
+                <w:rFonts w:ascii="Calibri" w:cs="Calibri" w:eastAsia="Calibri" w:hAnsi="Calibri"/>
+                <w:b/>
+                <w:bCs/>
+                <w:color w:val="0B2545"/>
+                <w:sz w:val="20"/>
+                <w:szCs w:val="20"/>
+              </w:rPr>
+              <w:t xml:space="preserve">HSM identification</w:t>
+            </w:r>
+          </w:p>
+        </w:tc>
+        <w:tc>
+          <w:tcPr>
+            <w:tcW w:type="dxa" w:w="3900"/>
+            <w:tcBorders>
+              <w:top w:val="single" w:color="C9D3DC" w:sz="4"/>
+              <w:left w:val="single" w:color="C9D3DC" w:sz="4"/>
+              <w:bottom w:val="single" w:color="C9D3DC" w:sz="4"/>
+              <w:right w:val="single" w:color="C9D3DC" w:sz="4"/>
+            </w:tcBorders>
+            <w:tcMar>
+              <w:top w:type="dxa" w:w="70"/>
+              <w:left w:type="dxa" w:w="110"/>
+              <w:bottom w:type="dxa" w:w="70"/>
+              <w:right w:type="dxa" w:w="110"/>
+            </w:tcMar>
+            <w:vAlign w:val="center"/>
+          </w:tcPr>
+          <w:p>
+            <w:pPr>
+              <w:spacing w:after="0" w:before="0"/>
+            </w:pPr>
+            <w:sdt>
+              <w:sdtPr>
+                <w:alias w:val="PcHsm"/>
+                <w:tag w:val="PcHsm"/>
+                <w:id w:val="900176"/>
+                <w:showingPlcHdr/>
+                <w:text/>
+              </w:sdtPr>
+              <w:sdtContent>
+                <w:r>
+                  <w:rPr>
+                    <w:rFonts w:ascii="Calibri" w:hAnsi="Calibri" w:cs="Calibri" w:eastAsia="Calibri"/>
+                    <w:i/>
+                    <w:color w:val="8A949C"/>
+                    <w:sz w:val="20"/>
+                  </w:rPr>
+                  <w:t xml:space="preserve">Brand, model, serial number, firmware; certification</w:t>
+                </w:r>
+              </w:sdtContent>
+            </w:sdt>
+          </w:p>
+        </w:tc>
+        <w:tc>
+          <w:tcPr>
+            <w:tcW w:type="dxa" w:w="2839"/>
+            <w:tcBorders>
+              <w:top w:val="single" w:color="C9D3DC" w:sz="4"/>
+              <w:left w:val="single" w:color="C9D3DC" w:sz="4"/>
+              <w:bottom w:val="single" w:color="C9D3DC" w:sz="4"/>
+              <w:right w:val="single" w:color="C9D3DC" w:sz="4"/>
+            </w:tcBorders>
+            <w:tcMar>
+              <w:top w:type="dxa" w:w="70"/>
+              <w:left w:type="dxa" w:w="110"/>
+              <w:bottom w:type="dxa" w:w="70"/>
+              <w:right w:type="dxa" w:w="110"/>
+            </w:tcMar>
+            <w:vAlign w:val="center"/>
+          </w:tcPr>
+          <w:p>
+            <w:pPr>
+              <w:spacing w:after="0" w:before="0"/>
+            </w:pPr>
+            <w:r>
+              <w:rPr>
+                <w:rFonts w:ascii="Calibri" w:cs="Calibri" w:eastAsia="Calibri" w:hAnsi="Calibri"/>
+                <w:i/>
+                <w:iCs/>
+                <w:color w:val="5B6770"/>
+                <w:sz w:val="17"/>
+                <w:szCs w:val="17"/>
+              </w:rPr>
+              <w:t xml:space="preserve">Must match Appendix B</w:t>
+            </w:r>
+          </w:p>
+        </w:tc>
+      </w:tr>
+      <w:tr>
+        <w:trPr>
+          <w:cantSplit/>
+        </w:trPr>
+        <w:tc>
+          <w:tcPr>
+            <w:tcW w:type="dxa" w:w="2900"/>
+            <w:tcBorders>
+              <w:top w:val="single" w:color="C9D3DC" w:sz="4"/>
+              <w:left w:val="single" w:color="C9D3DC" w:sz="4"/>
+              <w:bottom w:val="single" w:color="C9D3DC" w:sz="4"/>
+              <w:right w:val="single" w:color="C9D3DC" w:sz="4"/>
+            </w:tcBorders>
+            <w:shd w:fill="EEF3F7" w:color="auto" w:val="clear"/>
+            <w:tcMar>
+              <w:top w:type="dxa" w:w="70"/>
+              <w:left w:type="dxa" w:w="110"/>
+              <w:bottom w:type="dxa" w:w="70"/>
+              <w:right w:type="dxa" w:w="110"/>
+            </w:tcMar>
+            <w:vAlign w:val="center"/>
+          </w:tcPr>
+          <w:p>
+            <w:pPr>
+              <w:spacing w:after="0" w:before="0"/>
+            </w:pPr>
+            <w:r>
+              <w:rPr>
+                <w:rFonts w:ascii="Calibri" w:cs="Calibri" w:eastAsia="Calibri" w:hAnsi="Calibri"/>
+                <w:b/>
+                <w:bCs/>
+                <w:color w:val="0B2545"/>
+                <w:sz w:val="20"/>
+                <w:szCs w:val="20"/>
+              </w:rPr>
+              <w:t xml:space="preserve">Key identifier</w:t>
+            </w:r>
+          </w:p>
+        </w:tc>
+        <w:tc>
+          <w:tcPr>
+            <w:tcW w:type="dxa" w:w="3900"/>
+            <w:tcBorders>
+              <w:top w:val="single" w:color="C9D3DC" w:sz="4"/>
+              <w:left w:val="single" w:color="C9D3DC" w:sz="4"/>
+              <w:bottom w:val="single" w:color="C9D3DC" w:sz="4"/>
+              <w:right w:val="single" w:color="C9D3DC" w:sz="4"/>
+            </w:tcBorders>
+            <w:tcMar>
+              <w:top w:type="dxa" w:w="70"/>
+              <w:left w:type="dxa" w:w="110"/>
+              <w:bottom w:type="dxa" w:w="70"/>
+              <w:right w:type="dxa" w:w="110"/>
+            </w:tcMar>
+            <w:vAlign w:val="center"/>
+          </w:tcPr>
+          <w:p>
+            <w:pPr>
+              <w:spacing w:after="0" w:before="0"/>
+            </w:pPr>
+            <w:sdt>
+              <w:sdtPr>
+                <w:alias w:val="PcSki"/>
+                <w:tag w:val="PcSki"/>
+                <w:id w:val="900177"/>
+                <w:showingPlcHdr/>
+                <w:text/>
+              </w:sdtPr>
+              <w:sdtContent>
+                <w:r>
+                  <w:rPr>
+                    <w:rFonts w:ascii="Calibri" w:hAnsi="Calibri" w:cs="Calibri" w:eastAsia="Calibri"/>
+                    <w:i/>
+                    <w:color w:val="8A949C"/>
+                    <w:sz w:val="20"/>
+                  </w:rPr>
+                  <w:t xml:space="preserve">SHA-256 of the public key / subjectKeyIdentifier as recorded at the ceremony</w:t>
+                </w:r>
+              </w:sdtContent>
+            </w:sdt>
+          </w:p>
+        </w:tc>
+        <w:tc>
+          <w:tcPr>
+            <w:tcW w:type="dxa" w:w="2839"/>
+            <w:tcBorders>
+              <w:top w:val="single" w:color="C9D3DC" w:sz="4"/>
+              <w:left w:val="single" w:color="C9D3DC" w:sz="4"/>
+              <w:bottom w:val="single" w:color="C9D3DC" w:sz="4"/>
+              <w:right w:val="single" w:color="C9D3DC" w:sz="4"/>
+            </w:tcBorders>
+            <w:tcMar>
+              <w:top w:type="dxa" w:w="70"/>
+              <w:left w:type="dxa" w:w="110"/>
+              <w:bottom w:type="dxa" w:w="70"/>
+              <w:right w:type="dxa" w:w="110"/>
+            </w:tcMar>
+            <w:vAlign w:val="center"/>
+          </w:tcPr>
+          <w:p>
+            <w:pPr>
+              <w:spacing w:after="0" w:before="0"/>
+            </w:pPr>
+            <w:r>
+              <w:rPr>
+                <w:rFonts w:ascii="Calibri" w:cs="Calibri" w:eastAsia="Calibri" w:hAnsi="Calibri"/>
+                <w:i/>
+                <w:iCs/>
+                <w:color w:val="5B6770"/>
+                <w:sz w:val="17"/>
+                <w:szCs w:val="17"/>
+              </w:rPr>
+              <w:t xml:space="preserve"/>
+            </w:r>
+          </w:p>
+        </w:tc>
+      </w:tr>
+      <w:tr>
+        <w:trPr>
+          <w:cantSplit/>
+        </w:trPr>
+        <w:tc>
+          <w:tcPr>
+            <w:tcW w:type="dxa" w:w="2900"/>
+            <w:tcBorders>
+              <w:top w:val="single" w:color="C9D3DC" w:sz="4"/>
+              <w:left w:val="single" w:color="C9D3DC" w:sz="4"/>
+              <w:bottom w:val="single" w:color="C9D3DC" w:sz="4"/>
+              <w:right w:val="single" w:color="C9D3DC" w:sz="4"/>
+            </w:tcBorders>
+            <w:shd w:fill="EEF3F7" w:color="auto" w:val="clear"/>
+            <w:tcMar>
+              <w:top w:type="dxa" w:w="70"/>
+              <w:left w:type="dxa" w:w="110"/>
+              <w:bottom w:type="dxa" w:w="70"/>
+              <w:right w:type="dxa" w:w="110"/>
+            </w:tcMar>
+            <w:vAlign w:val="center"/>
+          </w:tcPr>
+          <w:p>
+            <w:pPr>
+              <w:spacing w:after="0" w:before="0"/>
+            </w:pPr>
+            <w:r>
+              <w:rPr>
+                <w:rFonts w:ascii="Calibri" w:cs="Calibri" w:eastAsia="Calibri" w:hAnsi="Calibri"/>
+                <w:b/>
+                <w:bCs/>
+                <w:color w:val="0B2545"/>
+                <w:sz w:val="20"/>
+                <w:szCs w:val="20"/>
+              </w:rPr>
+              <w:t xml:space="preserve">Certificate fingerprint</w:t>
+            </w:r>
+          </w:p>
+        </w:tc>
+        <w:tc>
+          <w:tcPr>
+            <w:tcW w:type="dxa" w:w="3900"/>
+            <w:tcBorders>
+              <w:top w:val="single" w:color="C9D3DC" w:sz="4"/>
+              <w:left w:val="single" w:color="C9D3DC" w:sz="4"/>
+              <w:bottom w:val="single" w:color="C9D3DC" w:sz="4"/>
+              <w:right w:val="single" w:color="C9D3DC" w:sz="4"/>
+            </w:tcBorders>
+            <w:tcMar>
+              <w:top w:type="dxa" w:w="70"/>
+              <w:left w:type="dxa" w:w="110"/>
+              <w:bottom w:type="dxa" w:w="70"/>
+              <w:right w:type="dxa" w:w="110"/>
+            </w:tcMar>
+            <w:vAlign w:val="center"/>
+          </w:tcPr>
+          <w:p>
+            <w:pPr>
+              <w:spacing w:after="0" w:before="0"/>
+            </w:pPr>
+            <w:sdt>
+              <w:sdtPr>
+                <w:alias w:val="PcFp"/>
+                <w:tag w:val="PcFp"/>
+                <w:id w:val="900178"/>
+                <w:showingPlcHdr/>
+                <w:text/>
+              </w:sdtPr>
+              <w:sdtContent>
+                <w:r>
+                  <w:rPr>
+                    <w:rFonts w:ascii="Calibri" w:hAnsi="Calibri" w:cs="Calibri" w:eastAsia="Calibri"/>
+                    <w:i/>
+                    <w:color w:val="8A949C"/>
+                    <w:sz w:val="20"/>
+                  </w:rPr>
+                  <w:t xml:space="preserve">SHA-256 fingerprint of the Subordinate CA certificate as installed</w:t>
+                </w:r>
+              </w:sdtContent>
+            </w:sdt>
+          </w:p>
+        </w:tc>
+        <w:tc>
+          <w:tcPr>
+            <w:tcW w:type="dxa" w:w="2839"/>
+            <w:tcBorders>
+              <w:top w:val="single" w:color="C9D3DC" w:sz="4"/>
+              <w:left w:val="single" w:color="C9D3DC" w:sz="4"/>
+              <w:bottom w:val="single" w:color="C9D3DC" w:sz="4"/>
+              <w:right w:val="single" w:color="C9D3DC" w:sz="4"/>
+            </w:tcBorders>
+            <w:tcMar>
+              <w:top w:type="dxa" w:w="70"/>
+              <w:left w:type="dxa" w:w="110"/>
+              <w:bottom w:type="dxa" w:w="70"/>
+              <w:right w:type="dxa" w:w="110"/>
+            </w:tcMar>
+            <w:vAlign w:val="center"/>
+          </w:tcPr>
+          <w:p>
+            <w:pPr>
+              <w:spacing w:after="0" w:before="0"/>
+            </w:pPr>
+            <w:r>
+              <w:rPr>
+                <w:rFonts w:ascii="Calibri" w:cs="Calibri" w:eastAsia="Calibri" w:hAnsi="Calibri"/>
+                <w:i/>
+                <w:iCs/>
+                <w:color w:val="5B6770"/>
+                <w:sz w:val="17"/>
+                <w:szCs w:val="17"/>
+              </w:rPr>
+              <w:t xml:space="preserve"/>
+            </w:r>
+          </w:p>
+        </w:tc>
+      </w:tr>
+      <w:tr>
+        <w:trPr>
+          <w:cantSplit/>
+        </w:trPr>
+        <w:tc>
+          <w:tcPr>
+            <w:tcW w:type="dxa" w:w="2900"/>
+            <w:tcBorders>
+              <w:top w:val="single" w:color="C9D3DC" w:sz="4"/>
+              <w:left w:val="single" w:color="C9D3DC" w:sz="4"/>
+              <w:bottom w:val="single" w:color="C9D3DC" w:sz="4"/>
+              <w:right w:val="single" w:color="C9D3DC" w:sz="4"/>
+            </w:tcBorders>
+            <w:shd w:fill="EEF3F7" w:color="auto" w:val="clear"/>
+            <w:tcMar>
+              <w:top w:type="dxa" w:w="70"/>
+              <w:left w:type="dxa" w:w="110"/>
+              <w:bottom w:type="dxa" w:w="70"/>
+              <w:right w:type="dxa" w:w="110"/>
+            </w:tcMar>
+            <w:vAlign w:val="center"/>
+          </w:tcPr>
+          <w:p>
+            <w:pPr>
+              <w:spacing w:after="0" w:before="0"/>
+            </w:pPr>
+            <w:r>
+              <w:rPr>
+                <w:rFonts w:ascii="Calibri" w:cs="Calibri" w:eastAsia="Calibri" w:hAnsi="Calibri"/>
+                <w:b/>
+                <w:bCs/>
+                <w:color w:val="0B2545"/>
+                <w:sz w:val="20"/>
+                <w:szCs w:val="20"/>
+              </w:rPr>
+              <w:t xml:space="preserve">Deviations from the script</w:t>
+            </w:r>
+          </w:p>
+        </w:tc>
+        <w:tc>
+          <w:tcPr>
+            <w:tcW w:type="dxa" w:w="3900"/>
+            <w:tcBorders>
+              <w:top w:val="single" w:color="C9D3DC" w:sz="4"/>
+              <w:left w:val="single" w:color="C9D3DC" w:sz="4"/>
+              <w:bottom w:val="single" w:color="C9D3DC" w:sz="4"/>
+              <w:right w:val="single" w:color="C9D3DC" w:sz="4"/>
+            </w:tcBorders>
+            <w:tcMar>
+              <w:top w:type="dxa" w:w="70"/>
+              <w:left w:type="dxa" w:w="110"/>
+              <w:bottom w:type="dxa" w:w="70"/>
+              <w:right w:type="dxa" w:w="110"/>
+            </w:tcMar>
+            <w:vAlign w:val="center"/>
+          </w:tcPr>
+          <w:p>
+            <w:pPr>
+              <w:spacing w:after="0" w:before="0"/>
+            </w:pPr>
+            <w:sdt>
+              <w:sdtPr>
+                <w:alias w:val="PcDev"/>
+                <w:tag w:val="PcDev"/>
+                <w:id w:val="900179"/>
+                <w:showingPlcHdr/>
+                <w:text/>
+              </w:sdtPr>
+              <w:sdtContent>
+                <w:r>
+                  <w:rPr>
+                    <w:rFonts w:ascii="Calibri" w:hAnsi="Calibri" w:cs="Calibri" w:eastAsia="Calibri"/>
+                    <w:i/>
+                    <w:color w:val="8A949C"/>
+                    <w:sz w:val="20"/>
+                  </w:rPr>
+                  <w:t xml:space="preserve">None, or description and witness observation</w:t>
+                </w:r>
+              </w:sdtContent>
+            </w:sdt>
+          </w:p>
+        </w:tc>
+        <w:tc>
+          <w:tcPr>
+            <w:tcW w:type="dxa" w:w="2839"/>
+            <w:tcBorders>
+              <w:top w:val="single" w:color="C9D3DC" w:sz="4"/>
+              <w:left w:val="single" w:color="C9D3DC" w:sz="4"/>
+              <w:bottom w:val="single" w:color="C9D3DC" w:sz="4"/>
+              <w:right w:val="single" w:color="C9D3DC" w:sz="4"/>
+            </w:tcBorders>
+            <w:tcMar>
+              <w:top w:type="dxa" w:w="70"/>
+              <w:left w:type="dxa" w:w="110"/>
+              <w:bottom w:type="dxa" w:w="70"/>
+              <w:right w:type="dxa" w:w="110"/>
+            </w:tcMar>
+            <w:vAlign w:val="center"/>
+          </w:tcPr>
+          <w:p>
+            <w:pPr>
+              <w:spacing w:after="0" w:before="0"/>
+            </w:pPr>
+            <w:r>
+              <w:rPr>
+                <w:rFonts w:ascii="Calibri" w:cs="Calibri" w:eastAsia="Calibri" w:hAnsi="Calibri"/>
+                <w:i/>
+                <w:iCs/>
+                <w:color w:val="5B6770"/>
+                <w:sz w:val="17"/>
+                <w:szCs w:val="17"/>
+              </w:rPr>
+              <w:t xml:space="preserve"/>
+            </w:r>
+          </w:p>
+        </w:tc>
+      </w:tr>
+      <w:tr>
+        <w:trPr>
+          <w:cantSplit/>
+        </w:trPr>
+        <w:tc>
+          <w:tcPr>
+            <w:tcW w:type="dxa" w:w="9639"/>
+            <w:gridSpan w:val="3"/>
+            <w:tcBorders>
+              <w:top w:val="single" w:color="C9D3DC" w:sz="4"/>
+              <w:left w:val="single" w:color="C9D3DC" w:sz="4"/>
+              <w:bottom w:val="single" w:color="C9D3DC" w:sz="4"/>
+              <w:right w:val="single" w:color="C9D3DC" w:sz="4"/>
+            </w:tcBorders>
+            <w:shd w:fill="0B2545" w:color="auto" w:val="clear"/>
+            <w:tcMar>
+              <w:top w:type="dxa" w:w="50"/>
+              <w:left w:type="dxa" w:w="110"/>
+              <w:bottom w:type="dxa" w:w="50"/>
+              <w:right w:type="dxa" w:w="110"/>
+            </w:tcMar>
+          </w:tcPr>
+          <w:p>
+            <w:pPr>
+              <w:spacing w:after="0" w:before="0"/>
+            </w:pPr>
+            <w:r>
+              <w:rPr>
+                <w:rFonts w:ascii="Calibri" w:cs="Calibri" w:eastAsia="Calibri" w:hAnsi="Calibri"/>
+                <w:b/>
+                <w:bCs/>
+                <w:color w:val="FFFFFF"/>
+                <w:spacing w:val="15"/>
+                <w:sz w:val="18"/>
+                <w:szCs w:val="18"/>
+              </w:rPr>
+              <w:t xml:space="preserve">CA CONFIGURATION</w:t>
+            </w:r>
+          </w:p>
+        </w:tc>
+      </w:tr>
+      <w:tr>
+        <w:trPr>
+          <w:cantSplit/>
+        </w:trPr>
+        <w:tc>
+          <w:tcPr>
+            <w:tcW w:type="dxa" w:w="2900"/>
+            <w:tcBorders>
+              <w:top w:val="single" w:color="C9D3DC" w:sz="4"/>
+              <w:left w:val="single" w:color="C9D3DC" w:sz="4"/>
+              <w:bottom w:val="single" w:color="C9D3DC" w:sz="4"/>
+              <w:right w:val="single" w:color="C9D3DC" w:sz="4"/>
+            </w:tcBorders>
+            <w:shd w:fill="EEF3F7" w:color="auto" w:val="clear"/>
+            <w:tcMar>
+              <w:top w:type="dxa" w:w="70"/>
+              <w:left w:type="dxa" w:w="110"/>
+              <w:bottom w:type="dxa" w:w="70"/>
+              <w:right w:type="dxa" w:w="110"/>
+            </w:tcMar>
+            <w:vAlign w:val="center"/>
+          </w:tcPr>
+          <w:p>
+            <w:pPr>
+              <w:spacing w:after="0" w:before="0"/>
+            </w:pPr>
+            <w:r>
+              <w:rPr>
+                <w:rFonts w:ascii="Calibri" w:cs="Calibri" w:eastAsia="Calibri" w:hAnsi="Calibri"/>
+                <w:b/>
+                <w:bCs/>
+                <w:color w:val="0B2545"/>
+                <w:sz w:val="20"/>
+                <w:szCs w:val="20"/>
+              </w:rPr>
+              <w:t xml:space="preserve">CA software and version</w:t>
+            </w:r>
+          </w:p>
+        </w:tc>
+        <w:tc>
+          <w:tcPr>
+            <w:tcW w:type="dxa" w:w="3900"/>
+            <w:tcBorders>
+              <w:top w:val="single" w:color="C9D3DC" w:sz="4"/>
+              <w:left w:val="single" w:color="C9D3DC" w:sz="4"/>
+              <w:bottom w:val="single" w:color="C9D3DC" w:sz="4"/>
+              <w:right w:val="single" w:color="C9D3DC" w:sz="4"/>
+            </w:tcBorders>
+            <w:tcMar>
+              <w:top w:type="dxa" w:w="70"/>
+              <w:left w:type="dxa" w:w="110"/>
+              <w:bottom w:type="dxa" w:w="70"/>
+              <w:right w:type="dxa" w:w="110"/>
+            </w:tcMar>
+            <w:vAlign w:val="center"/>
+          </w:tcPr>
+          <w:p>
+            <w:pPr>
+              <w:spacing w:after="0" w:before="0"/>
+            </w:pPr>
+            <w:sdt>
+              <w:sdtPr>
+                <w:alias w:val="PcSw"/>
+                <w:tag w:val="PcSw"/>
+                <w:id w:val="900180"/>
+                <w:showingPlcHdr/>
+                <w:text/>
+              </w:sdtPr>
+              <w:sdtContent>
+                <w:r>
+                  <w:rPr>
+                    <w:rFonts w:ascii="Calibri" w:hAnsi="Calibri" w:cs="Calibri" w:eastAsia="Calibri"/>
+                    <w:i/>
+                    <w:color w:val="8A949C"/>
+                    <w:sz w:val="20"/>
+                  </w:rPr>
+                  <w:t xml:space="preserve">As installed in production</w:t>
+                </w:r>
+              </w:sdtContent>
+            </w:sdt>
+          </w:p>
+        </w:tc>
+        <w:tc>
+          <w:tcPr>
+            <w:tcW w:type="dxa" w:w="2839"/>
+            <w:tcBorders>
+              <w:top w:val="single" w:color="C9D3DC" w:sz="4"/>
+              <w:left w:val="single" w:color="C9D3DC" w:sz="4"/>
+              <w:bottom w:val="single" w:color="C9D3DC" w:sz="4"/>
+              <w:right w:val="single" w:color="C9D3DC" w:sz="4"/>
+            </w:tcBorders>
+            <w:tcMar>
+              <w:top w:type="dxa" w:w="70"/>
+              <w:left w:type="dxa" w:w="110"/>
+              <w:bottom w:type="dxa" w:w="70"/>
+              <w:right w:type="dxa" w:w="110"/>
+            </w:tcMar>
+            <w:vAlign w:val="center"/>
+          </w:tcPr>
+          <w:p>
+            <w:pPr>
+              <w:spacing w:after="0" w:before="0"/>
+            </w:pPr>
+            <w:r>
+              <w:rPr>
+                <w:rFonts w:ascii="Calibri" w:cs="Calibri" w:eastAsia="Calibri" w:hAnsi="Calibri"/>
+                <w:i/>
+                <w:iCs/>
+                <w:color w:val="5B6770"/>
+                <w:sz w:val="17"/>
+                <w:szCs w:val="17"/>
+              </w:rPr>
+              <w:t xml:space="preserve"/>
+            </w:r>
+          </w:p>
+        </w:tc>
+      </w:tr>
+      <w:tr>
+        <w:trPr>
+          <w:cantSplit/>
+        </w:trPr>
+        <w:tc>
+          <w:tcPr>
+            <w:tcW w:type="dxa" w:w="2900"/>
+            <w:tcBorders>
+              <w:top w:val="single" w:color="C9D3DC" w:sz="4"/>
+              <w:left w:val="single" w:color="C9D3DC" w:sz="4"/>
+              <w:bottom w:val="single" w:color="C9D3DC" w:sz="4"/>
+              <w:right w:val="single" w:color="C9D3DC" w:sz="4"/>
+            </w:tcBorders>
+            <w:shd w:fill="EEF3F7" w:color="auto" w:val="clear"/>
+            <w:tcMar>
+              <w:top w:type="dxa" w:w="70"/>
+              <w:left w:type="dxa" w:w="110"/>
+              <w:bottom w:type="dxa" w:w="70"/>
+              <w:right w:type="dxa" w:w="110"/>
+            </w:tcMar>
+            <w:vAlign w:val="center"/>
+          </w:tcPr>
+          <w:p>
+            <w:pPr>
+              <w:spacing w:after="0" w:before="0"/>
+            </w:pPr>
+            <w:r>
+              <w:rPr>
+                <w:rFonts w:ascii="Calibri" w:cs="Calibri" w:eastAsia="Calibri" w:hAnsi="Calibri"/>
+                <w:b/>
+                <w:bCs/>
+                <w:color w:val="0B2545"/>
+                <w:sz w:val="20"/>
+                <w:szCs w:val="20"/>
+              </w:rPr>
+              <w:t xml:space="preserve">Key backup</w:t>
+            </w:r>
+          </w:p>
+        </w:tc>
+        <w:tc>
+          <w:tcPr>
+            <w:tcW w:type="dxa" w:w="3900"/>
+            <w:tcBorders>
+              <w:top w:val="single" w:color="C9D3DC" w:sz="4"/>
+              <w:left w:val="single" w:color="C9D3DC" w:sz="4"/>
+              <w:bottom w:val="single" w:color="C9D3DC" w:sz="4"/>
+              <w:right w:val="single" w:color="C9D3DC" w:sz="4"/>
+            </w:tcBorders>
+            <w:tcMar>
+              <w:top w:type="dxa" w:w="70"/>
+              <w:left w:type="dxa" w:w="110"/>
+              <w:bottom w:type="dxa" w:w="70"/>
+              <w:right w:type="dxa" w:w="110"/>
+            </w:tcMar>
+            <w:vAlign w:val="center"/>
+          </w:tcPr>
+          <w:p>
+            <w:pPr>
+              <w:spacing w:after="0" w:before="0"/>
+            </w:pPr>
+            <w:sdt>
+              <w:sdtPr>
+                <w:alias w:val="PcBackup"/>
+                <w:tag w:val="PcBackup"/>
+                <w:id w:val="900181"/>
+                <w:showingPlcHdr/>
+                <w:text/>
+              </w:sdtPr>
+              <w:sdtContent>
+                <w:r>
+                  <w:rPr>
+                    <w:rFonts w:ascii="Calibri" w:hAnsi="Calibri" w:cs="Calibri" w:eastAsia="Calibri"/>
+                    <w:i/>
+                    <w:color w:val="8A949C"/>
+                    <w:sz w:val="20"/>
+                  </w:rPr>
+                  <w:t xml:space="preserve">Whether a backup was made, media, custodians, storage location</w:t>
+                </w:r>
+              </w:sdtContent>
+            </w:sdt>
+          </w:p>
+        </w:tc>
+        <w:tc>
+          <w:tcPr>
+            <w:tcW w:type="dxa" w:w="2839"/>
+            <w:tcBorders>
+              <w:top w:val="single" w:color="C9D3DC" w:sz="4"/>
+              <w:left w:val="single" w:color="C9D3DC" w:sz="4"/>
+              <w:bottom w:val="single" w:color="C9D3DC" w:sz="4"/>
+              <w:right w:val="single" w:color="C9D3DC" w:sz="4"/>
+            </w:tcBorders>
+            <w:tcMar>
+              <w:top w:type="dxa" w:w="70"/>
+              <w:left w:type="dxa" w:w="110"/>
+              <w:bottom w:type="dxa" w:w="70"/>
+              <w:right w:type="dxa" w:w="110"/>
+            </w:tcMar>
+            <w:vAlign w:val="center"/>
+          </w:tcPr>
+          <w:p>
+            <w:pPr>
+              <w:spacing w:after="0" w:before="0"/>
+            </w:pPr>
+            <w:r>
+              <w:rPr>
+                <w:rFonts w:ascii="Calibri" w:cs="Calibri" w:eastAsia="Calibri" w:hAnsi="Calibri"/>
+                <w:i/>
+                <w:iCs/>
+                <w:color w:val="5B6770"/>
+                <w:sz w:val="17"/>
+                <w:szCs w:val="17"/>
+              </w:rPr>
+              <w:t xml:space="preserve">CP/CPS 6.2.4</w:t>
+            </w:r>
+          </w:p>
+        </w:tc>
+      </w:tr>
+      <w:tr>
+        <w:trPr>
+          <w:cantSplit/>
+        </w:trPr>
+        <w:tc>
+          <w:tcPr>
+            <w:tcW w:type="dxa" w:w="2900"/>
+            <w:tcBorders>
+              <w:top w:val="single" w:color="C9D3DC" w:sz="4"/>
+              <w:left w:val="single" w:color="C9D3DC" w:sz="4"/>
+              <w:bottom w:val="single" w:color="C9D3DC" w:sz="4"/>
+              <w:right w:val="single" w:color="C9D3DC" w:sz="4"/>
+            </w:tcBorders>
+            <w:shd w:fill="EEF3F7" w:color="auto" w:val="clear"/>
+            <w:tcMar>
+              <w:top w:type="dxa" w:w="70"/>
+              <w:left w:type="dxa" w:w="110"/>
+              <w:bottom w:type="dxa" w:w="70"/>
+              <w:right w:type="dxa" w:w="110"/>
+            </w:tcMar>
+            <w:vAlign w:val="center"/>
+          </w:tcPr>
+          <w:p>
+            <w:pPr>
+              <w:spacing w:after="0" w:before="0"/>
+            </w:pPr>
+            <w:r>
+              <w:rPr>
+                <w:rFonts w:ascii="Calibri" w:cs="Calibri" w:eastAsia="Calibri" w:hAnsi="Calibri"/>
+                <w:b/>
+                <w:bCs/>
+                <w:color w:val="0B2545"/>
+                <w:sz w:val="20"/>
+                <w:szCs w:val="20"/>
+              </w:rPr>
+              <w:t xml:space="preserve">End-entity certificate template</w:t>
+            </w:r>
+          </w:p>
+        </w:tc>
+        <w:tc>
+          <w:tcPr>
+            <w:tcW w:type="dxa" w:w="3900"/>
+            <w:tcBorders>
+              <w:top w:val="single" w:color="C9D3DC" w:sz="4"/>
+              <w:left w:val="single" w:color="C9D3DC" w:sz="4"/>
+              <w:bottom w:val="single" w:color="C9D3DC" w:sz="4"/>
+              <w:right w:val="single" w:color="C9D3DC" w:sz="4"/>
+            </w:tcBorders>
+            <w:tcMar>
+              <w:top w:type="dxa" w:w="70"/>
+              <w:left w:type="dxa" w:w="110"/>
+              <w:bottom w:type="dxa" w:w="70"/>
+              <w:right w:type="dxa" w:w="110"/>
+            </w:tcMar>
+            <w:vAlign w:val="center"/>
+          </w:tcPr>
+          <w:p>
+            <w:pPr>
+              <w:spacing w:after="0" w:before="0"/>
+            </w:pPr>
+            <w:sdt>
+              <w:sdtPr>
+                <w:alias w:val="PcTpl"/>
+                <w:tag w:val="PcTpl"/>
+                <w:id w:val="900182"/>
+                <w:showingPlcHdr/>
+                <w:text/>
+              </w:sdtPr>
+              <w:sdtContent>
+                <w:r>
+                  <w:rPr>
+                    <w:rFonts w:ascii="Calibri" w:hAnsi="Calibri" w:cs="Calibri" w:eastAsia="Calibri"/>
+                    <w:i/>
+                    <w:color w:val="8A949C"/>
+                    <w:sz w:val="20"/>
+                  </w:rPr>
+                  <w:t xml:space="preserve">Template name; confirmation it matches CP/CPS 7.1.2 / 7.1.4</w:t>
+                </w:r>
+              </w:sdtContent>
+            </w:sdt>
+          </w:p>
+        </w:tc>
+        <w:tc>
+          <w:tcPr>
+            <w:tcW w:type="dxa" w:w="2839"/>
+            <w:tcBorders>
+              <w:top w:val="single" w:color="C9D3DC" w:sz="4"/>
+              <w:left w:val="single" w:color="C9D3DC" w:sz="4"/>
+              <w:bottom w:val="single" w:color="C9D3DC" w:sz="4"/>
+              <w:right w:val="single" w:color="C9D3DC" w:sz="4"/>
+            </w:tcBorders>
+            <w:tcMar>
+              <w:top w:type="dxa" w:w="70"/>
+              <w:left w:type="dxa" w:w="110"/>
+              <w:bottom w:type="dxa" w:w="70"/>
+              <w:right w:type="dxa" w:w="110"/>
+            </w:tcMar>
+            <w:vAlign w:val="center"/>
+          </w:tcPr>
+          <w:p>
+            <w:pPr>
+              <w:spacing w:after="0" w:before="0"/>
+            </w:pPr>
+            <w:r>
+              <w:rPr>
+                <w:rFonts w:ascii="Calibri" w:cs="Calibri" w:eastAsia="Calibri" w:hAnsi="Calibri"/>
+                <w:i/>
+                <w:iCs/>
+                <w:color w:val="5B6770"/>
+                <w:sz w:val="17"/>
+                <w:szCs w:val="17"/>
+              </w:rPr>
+              <w:t xml:space="preserve">CP/CPS 7.1</w:t>
+            </w:r>
+          </w:p>
+        </w:tc>
+      </w:tr>
+      <w:tr>
+        <w:trPr>
+          <w:cantSplit/>
+        </w:trPr>
+        <w:tc>
+          <w:tcPr>
+            <w:tcW w:type="dxa" w:w="2900"/>
+            <w:tcBorders>
+              <w:top w:val="single" w:color="C9D3DC" w:sz="4"/>
+              <w:left w:val="single" w:color="C9D3DC" w:sz="4"/>
+              <w:bottom w:val="single" w:color="C9D3DC" w:sz="4"/>
+              <w:right w:val="single" w:color="C9D3DC" w:sz="4"/>
+            </w:tcBorders>
+            <w:shd w:fill="EEF3F7" w:color="auto" w:val="clear"/>
+            <w:tcMar>
+              <w:top w:type="dxa" w:w="70"/>
+              <w:left w:type="dxa" w:w="110"/>
+              <w:bottom w:type="dxa" w:w="70"/>
+              <w:right w:type="dxa" w:w="110"/>
+            </w:tcMar>
+            <w:vAlign w:val="center"/>
+          </w:tcPr>
+          <w:p>
+            <w:pPr>
+              <w:spacing w:after="0" w:before="0"/>
+            </w:pPr>
+            <w:r>
+              <w:rPr>
+                <w:rFonts w:ascii="Calibri" w:cs="Calibri" w:eastAsia="Calibri" w:hAnsi="Calibri"/>
+                <w:b/>
+                <w:bCs/>
+                <w:color w:val="0B2545"/>
+                <w:sz w:val="20"/>
+                <w:szCs w:val="20"/>
+              </w:rPr>
+              <w:t xml:space="preserve">Serial number generation</w:t>
+            </w:r>
+          </w:p>
+        </w:tc>
+        <w:tc>
+          <w:tcPr>
+            <w:tcW w:type="dxa" w:w="3900"/>
+            <w:tcBorders>
+              <w:top w:val="single" w:color="C9D3DC" w:sz="4"/>
+              <w:left w:val="single" w:color="C9D3DC" w:sz="4"/>
+              <w:bottom w:val="single" w:color="C9D3DC" w:sz="4"/>
+              <w:right w:val="single" w:color="C9D3DC" w:sz="4"/>
+            </w:tcBorders>
+            <w:tcMar>
+              <w:top w:type="dxa" w:w="70"/>
+              <w:left w:type="dxa" w:w="110"/>
+              <w:bottom w:type="dxa" w:w="70"/>
+              <w:right w:type="dxa" w:w="110"/>
+            </w:tcMar>
+            <w:vAlign w:val="center"/>
+          </w:tcPr>
+          <w:p>
+            <w:pPr>
+              <w:spacing w:after="0" w:before="0"/>
+            </w:pPr>
+            <w:sdt>
+              <w:sdtPr>
+                <w:alias w:val="PcSerial"/>
+                <w:tag w:val="PcSerial"/>
+                <w:id w:val="900183"/>
+                <w:showingPlcHdr/>
+                <w:text/>
+              </w:sdtPr>
+              <w:sdtContent>
+                <w:r>
+                  <w:rPr>
+                    <w:rFonts w:ascii="Calibri" w:hAnsi="Calibri" w:cs="Calibri" w:eastAsia="Calibri"/>
+                    <w:i/>
+                    <w:color w:val="8A949C"/>
+                    <w:sz w:val="20"/>
+                  </w:rPr>
+                  <w:t xml:space="preserve">Random source and entropy (octets)</w:t>
+                </w:r>
+              </w:sdtContent>
+            </w:sdt>
+          </w:p>
+        </w:tc>
+        <w:tc>
+          <w:tcPr>
+            <w:tcW w:type="dxa" w:w="2839"/>
+            <w:tcBorders>
+              <w:top w:val="single" w:color="C9D3DC" w:sz="4"/>
+              <w:left w:val="single" w:color="C9D3DC" w:sz="4"/>
+              <w:bottom w:val="single" w:color="C9D3DC" w:sz="4"/>
+              <w:right w:val="single" w:color="C9D3DC" w:sz="4"/>
+            </w:tcBorders>
+            <w:tcMar>
+              <w:top w:type="dxa" w:w="70"/>
+              <w:left w:type="dxa" w:w="110"/>
+              <w:bottom w:type="dxa" w:w="70"/>
+              <w:right w:type="dxa" w:w="110"/>
+            </w:tcMar>
+            <w:vAlign w:val="center"/>
+          </w:tcPr>
+          <w:p>
+            <w:pPr>
+              <w:spacing w:after="0" w:before="0"/>
+            </w:pPr>
+            <w:r>
+              <w:rPr>
+                <w:rFonts w:ascii="Calibri" w:cs="Calibri" w:eastAsia="Calibri" w:hAnsi="Calibri"/>
+                <w:i/>
+                <w:iCs/>
+                <w:color w:val="5B6770"/>
+                <w:sz w:val="17"/>
+                <w:szCs w:val="17"/>
+              </w:rPr>
+              <w:t xml:space="preserve">CP/CPS 3.1.5</w:t>
+            </w:r>
+          </w:p>
+        </w:tc>
+      </w:tr>
+      <w:tr>
+        <w:trPr>
+          <w:cantSplit/>
+        </w:trPr>
+        <w:tc>
+          <w:tcPr>
+            <w:tcW w:type="dxa" w:w="2900"/>
+            <w:tcBorders>
+              <w:top w:val="single" w:color="C9D3DC" w:sz="4"/>
+              <w:left w:val="single" w:color="C9D3DC" w:sz="4"/>
+              <w:bottom w:val="single" w:color="C9D3DC" w:sz="4"/>
+              <w:right w:val="single" w:color="C9D3DC" w:sz="4"/>
+            </w:tcBorders>
+            <w:shd w:fill="EEF3F7" w:color="auto" w:val="clear"/>
+            <w:tcMar>
+              <w:top w:type="dxa" w:w="70"/>
+              <w:left w:type="dxa" w:w="110"/>
+              <w:bottom w:type="dxa" w:w="70"/>
+              <w:right w:type="dxa" w:w="110"/>
+            </w:tcMar>
+            <w:vAlign w:val="center"/>
+          </w:tcPr>
+          <w:p>
+            <w:pPr>
+              <w:spacing w:after="0" w:before="0"/>
+            </w:pPr>
+            <w:r>
+              <w:rPr>
+                <w:rFonts w:ascii="Calibri" w:cs="Calibri" w:eastAsia="Calibri" w:hAnsi="Calibri"/>
+                <w:b/>
+                <w:bCs/>
+                <w:color w:val="0B2545"/>
+                <w:sz w:val="20"/>
+                <w:szCs w:val="20"/>
+              </w:rPr>
+              <w:t xml:space="preserve">Revocation pointers</w:t>
+            </w:r>
+          </w:p>
+        </w:tc>
+        <w:tc>
+          <w:tcPr>
+            <w:tcW w:type="dxa" w:w="3900"/>
+            <w:tcBorders>
+              <w:top w:val="single" w:color="C9D3DC" w:sz="4"/>
+              <w:left w:val="single" w:color="C9D3DC" w:sz="4"/>
+              <w:bottom w:val="single" w:color="C9D3DC" w:sz="4"/>
+              <w:right w:val="single" w:color="C9D3DC" w:sz="4"/>
+            </w:tcBorders>
+            <w:tcMar>
+              <w:top w:type="dxa" w:w="70"/>
+              <w:left w:type="dxa" w:w="110"/>
+              <w:bottom w:type="dxa" w:w="70"/>
+              <w:right w:type="dxa" w:w="110"/>
+            </w:tcMar>
+            <w:vAlign w:val="center"/>
+          </w:tcPr>
+          <w:p>
+            <w:pPr>
+              <w:spacing w:after="0" w:before="0"/>
+            </w:pPr>
+            <w:sdt>
+              <w:sdtPr>
+                <w:alias w:val="PcNoCdp"/>
+                <w:tag w:val="PcNoCdp"/>
+                <w:id w:val="900184"/>
+                <w:showingPlcHdr/>
+                <w:dropDownList>
+                  <w:listItem w:displayText="Confirmed: no cRLDistributionPoints, no authorityInfoAccess, no OCSP in any template" w:value="Confirmed: no cRLDistributionPoints, no authorityInfoAccess, no OCSP in any template"/>
+                  <w:listItem w:displayText="Deviation — describe" w:value="Deviation — describe"/>
+                </w:dropDownList>
+              </w:sdtPr>
+              <w:sdtContent>
+                <w:r>
+                  <w:rPr>
+                    <w:rFonts w:ascii="Calibri" w:hAnsi="Calibri" w:cs="Calibri" w:eastAsia="Calibri"/>
+                    <w:i/>
+                    <w:color w:val="8A949C"/>
+                    <w:sz w:val="20"/>
+                  </w:rPr>
+                  <w:t xml:space="preserve">Select…</w:t>
+                </w:r>
+              </w:sdtContent>
+            </w:sdt>
+          </w:p>
+        </w:tc>
+        <w:tc>
+          <w:tcPr>
+            <w:tcW w:type="dxa" w:w="2839"/>
+            <w:tcBorders>
+              <w:top w:val="single" w:color="C9D3DC" w:sz="4"/>
+              <w:left w:val="single" w:color="C9D3DC" w:sz="4"/>
+              <w:bottom w:val="single" w:color="C9D3DC" w:sz="4"/>
+              <w:right w:val="single" w:color="C9D3DC" w:sz="4"/>
+            </w:tcBorders>
+            <w:tcMar>
+              <w:top w:type="dxa" w:w="70"/>
+              <w:left w:type="dxa" w:w="110"/>
+              <w:bottom w:type="dxa" w:w="70"/>
+              <w:right w:type="dxa" w:w="110"/>
+            </w:tcMar>
+            <w:vAlign w:val="center"/>
+          </w:tcPr>
+          <w:p>
+            <w:pPr>
+              <w:spacing w:after="0" w:before="0"/>
+            </w:pPr>
+            <w:r>
+              <w:rPr>
+                <w:rFonts w:ascii="Calibri" w:cs="Calibri" w:eastAsia="Calibri" w:hAnsi="Calibri"/>
+                <w:i/>
+                <w:iCs/>
+                <w:color w:val="5B6770"/>
+                <w:sz w:val="17"/>
+                <w:szCs w:val="17"/>
+              </w:rPr>
+              <w:t xml:space="preserve">Wi-SUN Requirements; CP/CPS 7.1.2</w:t>
+            </w:r>
+          </w:p>
+        </w:tc>
+      </w:tr>
+      <w:tr>
+        <w:trPr>
+          <w:cantSplit/>
+        </w:trPr>
+        <w:tc>
+          <w:tcPr>
+            <w:tcW w:type="dxa" w:w="2900"/>
+            <w:tcBorders>
+              <w:top w:val="single" w:color="C9D3DC" w:sz="4"/>
+              <w:left w:val="single" w:color="C9D3DC" w:sz="4"/>
+              <w:bottom w:val="single" w:color="C9D3DC" w:sz="4"/>
+              <w:right w:val="single" w:color="C9D3DC" w:sz="4"/>
+            </w:tcBorders>
+            <w:shd w:fill="EEF3F7" w:color="auto" w:val="clear"/>
+            <w:tcMar>
+              <w:top w:type="dxa" w:w="70"/>
+              <w:left w:type="dxa" w:w="110"/>
+              <w:bottom w:type="dxa" w:w="70"/>
+              <w:right w:type="dxa" w:w="110"/>
+            </w:tcMar>
+            <w:vAlign w:val="center"/>
+          </w:tcPr>
+          <w:p>
+            <w:pPr>
+              <w:spacing w:after="0" w:before="0"/>
+            </w:pPr>
+            <w:r>
+              <w:rPr>
+                <w:rFonts w:ascii="Calibri" w:cs="Calibri" w:eastAsia="Calibri" w:hAnsi="Calibri"/>
+                <w:b/>
+                <w:bCs/>
+                <w:color w:val="0B2545"/>
+                <w:sz w:val="20"/>
+                <w:szCs w:val="20"/>
+              </w:rPr>
+              <w:t xml:space="preserve">Validity encoding</w:t>
+            </w:r>
+          </w:p>
+        </w:tc>
+        <w:tc>
+          <w:tcPr>
+            <w:tcW w:type="dxa" w:w="3900"/>
+            <w:tcBorders>
+              <w:top w:val="single" w:color="C9D3DC" w:sz="4"/>
+              <w:left w:val="single" w:color="C9D3DC" w:sz="4"/>
+              <w:bottom w:val="single" w:color="C9D3DC" w:sz="4"/>
+              <w:right w:val="single" w:color="C9D3DC" w:sz="4"/>
+            </w:tcBorders>
+            <w:tcMar>
+              <w:top w:type="dxa" w:w="70"/>
+              <w:left w:type="dxa" w:w="110"/>
+              <w:bottom w:type="dxa" w:w="70"/>
+              <w:right w:type="dxa" w:w="110"/>
+            </w:tcMar>
+            <w:vAlign w:val="center"/>
+          </w:tcPr>
+          <w:p>
+            <w:pPr>
+              <w:spacing w:after="0" w:before="0"/>
+            </w:pPr>
+            <w:sdt>
+              <w:sdtPr>
+                <w:alias w:val="PcNotAfter"/>
+                <w:tag w:val="PcNotAfter"/>
+                <w:id w:val="900185"/>
+                <w:showingPlcHdr/>
+                <w:dropDownList>
+                  <w:listItem w:displayText="Confirmed: notAfter 99991231235959Z (GeneralizedTime) on all templates" w:value="Confirmed: notAfter 99991231235959Z (GeneralizedTime) on all templates"/>
+                  <w:listItem w:displayText="Deviation — describe" w:value="Deviation — describe"/>
+                </w:dropDownList>
+              </w:sdtPr>
+              <w:sdtContent>
+                <w:r>
+                  <w:rPr>
+                    <w:rFonts w:ascii="Calibri" w:hAnsi="Calibri" w:cs="Calibri" w:eastAsia="Calibri"/>
+                    <w:i/>
+                    <w:color w:val="8A949C"/>
+                    <w:sz w:val="20"/>
+                  </w:rPr>
+                  <w:t xml:space="preserve">Select…</w:t>
+                </w:r>
+              </w:sdtContent>
+            </w:sdt>
+          </w:p>
+        </w:tc>
+        <w:tc>
+          <w:tcPr>
+            <w:tcW w:type="dxa" w:w="2839"/>
+            <w:tcBorders>
+              <w:top w:val="single" w:color="C9D3DC" w:sz="4"/>
+              <w:left w:val="single" w:color="C9D3DC" w:sz="4"/>
+              <w:bottom w:val="single" w:color="C9D3DC" w:sz="4"/>
+              <w:right w:val="single" w:color="C9D3DC" w:sz="4"/>
+            </w:tcBorders>
+            <w:tcMar>
+              <w:top w:type="dxa" w:w="70"/>
+              <w:left w:type="dxa" w:w="110"/>
+              <w:bottom w:type="dxa" w:w="70"/>
+              <w:right w:type="dxa" w:w="110"/>
+            </w:tcMar>
+            <w:vAlign w:val="center"/>
+          </w:tcPr>
+          <w:p>
+            <w:pPr>
+              <w:spacing w:after="0" w:before="0"/>
+            </w:pPr>
+            <w:r>
+              <w:rPr>
+                <w:rFonts w:ascii="Calibri" w:cs="Calibri" w:eastAsia="Calibri" w:hAnsi="Calibri"/>
+                <w:i/>
+                <w:iCs/>
+                <w:color w:val="5B6770"/>
+                <w:sz w:val="17"/>
+                <w:szCs w:val="17"/>
+              </w:rPr>
+              <w:t xml:space="preserve">CP/CPS 6.3.2</w:t>
+            </w:r>
+          </w:p>
+        </w:tc>
+      </w:tr>
+      <w:tr>
+        <w:trPr>
+          <w:cantSplit/>
+        </w:trPr>
+        <w:tc>
+          <w:tcPr>
+            <w:tcW w:type="dxa" w:w="2900"/>
+            <w:tcBorders>
+              <w:top w:val="single" w:color="C9D3DC" w:sz="4"/>
+              <w:left w:val="single" w:color="C9D3DC" w:sz="4"/>
+              <w:bottom w:val="single" w:color="C9D3DC" w:sz="4"/>
+              <w:right w:val="single" w:color="C9D3DC" w:sz="4"/>
+            </w:tcBorders>
+            <w:shd w:fill="EEF3F7" w:color="auto" w:val="clear"/>
+            <w:tcMar>
+              <w:top w:type="dxa" w:w="70"/>
+              <w:left w:type="dxa" w:w="110"/>
+              <w:bottom w:type="dxa" w:w="70"/>
+              <w:right w:type="dxa" w:w="110"/>
+            </w:tcMar>
+            <w:vAlign w:val="center"/>
+          </w:tcPr>
+          <w:p>
+            <w:pPr>
+              <w:spacing w:after="0" w:before="0"/>
+            </w:pPr>
+            <w:r>
+              <w:rPr>
+                <w:rFonts w:ascii="Calibri" w:cs="Calibri" w:eastAsia="Calibri" w:hAnsi="Calibri"/>
+                <w:b/>
+                <w:bCs/>
+                <w:color w:val="0B2545"/>
+                <w:sz w:val="20"/>
+                <w:szCs w:val="20"/>
+              </w:rPr>
+              <w:t xml:space="preserve">PEN-arc constraint</w:t>
+            </w:r>
+          </w:p>
+        </w:tc>
+        <w:tc>
+          <w:tcPr>
+            <w:tcW w:type="dxa" w:w="3900"/>
+            <w:tcBorders>
+              <w:top w:val="single" w:color="C9D3DC" w:sz="4"/>
+              <w:left w:val="single" w:color="C9D3DC" w:sz="4"/>
+              <w:bottom w:val="single" w:color="C9D3DC" w:sz="4"/>
+              <w:right w:val="single" w:color="C9D3DC" w:sz="4"/>
+            </w:tcBorders>
+            <w:tcMar>
+              <w:top w:type="dxa" w:w="70"/>
+              <w:left w:type="dxa" w:w="110"/>
+              <w:bottom w:type="dxa" w:w="70"/>
+              <w:right w:type="dxa" w:w="110"/>
+            </w:tcMar>
+            <w:vAlign w:val="center"/>
+          </w:tcPr>
+          <w:p>
+            <w:pPr>
+              <w:spacing w:after="0" w:before="0"/>
+            </w:pPr>
+            <w:sdt>
+              <w:sdtPr>
+                <w:alias w:val="PcConstraint"/>
+                <w:tag w:val="PcConstraint"/>
+                <w:id w:val="900186"/>
+                <w:showingPlcHdr/>
+                <w:text/>
+              </w:sdtPr>
+              <w:sdtContent>
+                <w:r>
+                  <w:rPr>
+                    <w:rFonts w:ascii="Calibri" w:hAnsi="Calibri" w:cs="Calibri" w:eastAsia="Calibri"/>
+                    <w:i/>
+                    <w:color w:val="8A949C"/>
+                    <w:sz w:val="20"/>
+                  </w:rPr>
+                  <w:t xml:space="preserve">Permitted hwType arcs configured; result of the rejection test performed at the ceremony</w:t>
+                </w:r>
+              </w:sdtContent>
+            </w:sdt>
+          </w:p>
+        </w:tc>
+        <w:tc>
+          <w:tcPr>
+            <w:tcW w:type="dxa" w:w="2839"/>
+            <w:tcBorders>
+              <w:top w:val="single" w:color="C9D3DC" w:sz="4"/>
+              <w:left w:val="single" w:color="C9D3DC" w:sz="4"/>
+              <w:bottom w:val="single" w:color="C9D3DC" w:sz="4"/>
+              <w:right w:val="single" w:color="C9D3DC" w:sz="4"/>
+            </w:tcBorders>
+            <w:tcMar>
+              <w:top w:type="dxa" w:w="70"/>
+              <w:left w:type="dxa" w:w="110"/>
+              <w:bottom w:type="dxa" w:w="70"/>
+              <w:right w:type="dxa" w:w="110"/>
+            </w:tcMar>
+            <w:vAlign w:val="center"/>
+          </w:tcPr>
+          <w:p>
+            <w:pPr>
+              <w:spacing w:after="0" w:before="0"/>
+            </w:pPr>
+            <w:r>
+              <w:rPr>
+                <w:rFonts w:ascii="Calibri" w:cs="Calibri" w:eastAsia="Calibri" w:hAnsi="Calibri"/>
+                <w:i/>
+                <w:iCs/>
+                <w:color w:val="5B6770"/>
+                <w:sz w:val="17"/>
+                <w:szCs w:val="17"/>
+              </w:rPr>
+              <w:t xml:space="preserve">CP/CPS 7.1.5</w:t>
+            </w:r>
+          </w:p>
+        </w:tc>
+      </w:tr>
+      <w:tr>
+        <w:trPr>
+          <w:cantSplit/>
+        </w:trPr>
+        <w:tc>
+          <w:tcPr>
+            <w:tcW w:type="dxa" w:w="2900"/>
+            <w:tcBorders>
+              <w:top w:val="single" w:color="C9D3DC" w:sz="4"/>
+              <w:left w:val="single" w:color="C9D3DC" w:sz="4"/>
+              <w:bottom w:val="single" w:color="C9D3DC" w:sz="4"/>
+              <w:right w:val="single" w:color="C9D3DC" w:sz="4"/>
+            </w:tcBorders>
+            <w:shd w:fill="EEF3F7" w:color="auto" w:val="clear"/>
+            <w:tcMar>
+              <w:top w:type="dxa" w:w="70"/>
+              <w:left w:type="dxa" w:w="110"/>
+              <w:bottom w:type="dxa" w:w="70"/>
+              <w:right w:type="dxa" w:w="110"/>
+            </w:tcMar>
+            <w:vAlign w:val="center"/>
+          </w:tcPr>
+          <w:p>
+            <w:pPr>
+              <w:spacing w:after="0" w:before="0"/>
+            </w:pPr>
+            <w:r>
+              <w:rPr>
+                <w:rFonts w:ascii="Calibri" w:cs="Calibri" w:eastAsia="Calibri" w:hAnsi="Calibri"/>
+                <w:b/>
+                <w:bCs/>
+                <w:color w:val="0B2545"/>
+                <w:sz w:val="20"/>
+                <w:szCs w:val="20"/>
+              </w:rPr>
+              <w:t xml:space="preserve">Issuance-limit tracking</w:t>
+            </w:r>
+          </w:p>
+        </w:tc>
+        <w:tc>
+          <w:tcPr>
+            <w:tcW w:type="dxa" w:w="3900"/>
+            <w:tcBorders>
+              <w:top w:val="single" w:color="C9D3DC" w:sz="4"/>
+              <w:left w:val="single" w:color="C9D3DC" w:sz="4"/>
+              <w:bottom w:val="single" w:color="C9D3DC" w:sz="4"/>
+              <w:right w:val="single" w:color="C9D3DC" w:sz="4"/>
+            </w:tcBorders>
+            <w:tcMar>
+              <w:top w:type="dxa" w:w="70"/>
+              <w:left w:type="dxa" w:w="110"/>
+              <w:bottom w:type="dxa" w:w="70"/>
+              <w:right w:type="dxa" w:w="110"/>
+            </w:tcMar>
+            <w:vAlign w:val="center"/>
+          </w:tcPr>
+          <w:p>
+            <w:pPr>
+              <w:spacing w:after="0" w:before="0"/>
+            </w:pPr>
+            <w:sdt>
+              <w:sdtPr>
+                <w:alias w:val="PcLimit"/>
+                <w:tag w:val="PcLimit"/>
+                <w:id w:val="900187"/>
+                <w:showingPlcHdr/>
+                <w:text/>
+              </w:sdtPr>
+              <w:sdtContent>
+                <w:r>
+                  <w:rPr>
+                    <w:rFonts w:ascii="Calibri" w:hAnsi="Calibri" w:cs="Calibri" w:eastAsia="Calibri"/>
+                    <w:i/>
+                    <w:color w:val="8A949C"/>
+                    <w:sz w:val="20"/>
+                  </w:rPr>
+                  <w:t xml:space="preserve">Date from which the 10-year issuance limit runs; who monitors it</w:t>
+                </w:r>
+              </w:sdtContent>
+            </w:sdt>
+          </w:p>
+        </w:tc>
+        <w:tc>
+          <w:tcPr>
+            <w:tcW w:type="dxa" w:w="2839"/>
+            <w:tcBorders>
+              <w:top w:val="single" w:color="C9D3DC" w:sz="4"/>
+              <w:left w:val="single" w:color="C9D3DC" w:sz="4"/>
+              <w:bottom w:val="single" w:color="C9D3DC" w:sz="4"/>
+              <w:right w:val="single" w:color="C9D3DC" w:sz="4"/>
+            </w:tcBorders>
+            <w:tcMar>
+              <w:top w:type="dxa" w:w="70"/>
+              <w:left w:type="dxa" w:w="110"/>
+              <w:bottom w:type="dxa" w:w="70"/>
+              <w:right w:type="dxa" w:w="110"/>
+            </w:tcMar>
+            <w:vAlign w:val="center"/>
+          </w:tcPr>
+          <w:p>
+            <w:pPr>
+              <w:spacing w:after="0" w:before="0"/>
+            </w:pPr>
+            <w:r>
+              <w:rPr>
+                <w:rFonts w:ascii="Calibri" w:cs="Calibri" w:eastAsia="Calibri" w:hAnsi="Calibri"/>
+                <w:i/>
+                <w:iCs/>
+                <w:color w:val="5B6770"/>
+                <w:sz w:val="17"/>
+                <w:szCs w:val="17"/>
+              </w:rPr>
+              <w:t xml:space="preserve">CP/CPS 6.3.2</w:t>
+            </w:r>
+          </w:p>
+        </w:tc>
+      </w:tr>
+      <w:tr>
+        <w:trPr>
+          <w:cantSplit/>
+        </w:trPr>
+        <w:tc>
+          <w:tcPr>
+            <w:tcW w:type="dxa" w:w="2900"/>
+            <w:tcBorders>
+              <w:top w:val="single" w:color="C9D3DC" w:sz="4"/>
+              <w:left w:val="single" w:color="C9D3DC" w:sz="4"/>
+              <w:bottom w:val="single" w:color="C9D3DC" w:sz="4"/>
+              <w:right w:val="single" w:color="C9D3DC" w:sz="4"/>
+            </w:tcBorders>
+            <w:shd w:fill="EEF3F7" w:color="auto" w:val="clear"/>
+            <w:tcMar>
+              <w:top w:type="dxa" w:w="70"/>
+              <w:left w:type="dxa" w:w="110"/>
+              <w:bottom w:type="dxa" w:w="70"/>
+              <w:right w:type="dxa" w:w="110"/>
+            </w:tcMar>
+            <w:vAlign w:val="center"/>
+          </w:tcPr>
+          <w:p>
+            <w:pPr>
+              <w:spacing w:after="0" w:before="0"/>
+            </w:pPr>
+            <w:r>
+              <w:rPr>
+                <w:rFonts w:ascii="Calibri" w:cs="Calibri" w:eastAsia="Calibri" w:hAnsi="Calibri"/>
+                <w:b/>
+                <w:bCs/>
+                <w:color w:val="0B2545"/>
+                <w:sz w:val="20"/>
+                <w:szCs w:val="20"/>
+              </w:rPr>
+              <w:t xml:space="preserve">Sample IDevID</w:t>
+            </w:r>
+          </w:p>
+        </w:tc>
+        <w:tc>
+          <w:tcPr>
+            <w:tcW w:type="dxa" w:w="3900"/>
+            <w:tcBorders>
+              <w:top w:val="single" w:color="C9D3DC" w:sz="4"/>
+              <w:left w:val="single" w:color="C9D3DC" w:sz="4"/>
+              <w:bottom w:val="single" w:color="C9D3DC" w:sz="4"/>
+              <w:right w:val="single" w:color="C9D3DC" w:sz="4"/>
+            </w:tcBorders>
+            <w:tcMar>
+              <w:top w:type="dxa" w:w="70"/>
+              <w:left w:type="dxa" w:w="110"/>
+              <w:bottom w:type="dxa" w:w="70"/>
+              <w:right w:type="dxa" w:w="110"/>
+            </w:tcMar>
+            <w:vAlign w:val="center"/>
+          </w:tcPr>
+          <w:p>
+            <w:pPr>
+              <w:spacing w:after="0" w:before="0"/>
+            </w:pPr>
+            <w:sdt>
+              <w:sdtPr>
+                <w:alias w:val="PcSampleEe"/>
+                <w:tag w:val="PcSampleEe"/>
+                <w:id w:val="900188"/>
+                <w:showingPlcHdr/>
+                <w:text/>
+              </w:sdtPr>
+              <w:sdtContent>
+                <w:r>
+                  <w:rPr>
+                    <w:rFonts w:ascii="Calibri" w:hAnsi="Calibri" w:cs="Calibri" w:eastAsia="Calibri"/>
+                    <w:i/>
+                    <w:color w:val="8A949C"/>
+                    <w:sz w:val="20"/>
+                  </w:rPr>
+                  <w:t xml:space="preserve">Attached: PEM of an IDevID issued to a test device (empty Subject, critical SAN, EKU)</w:t>
+                </w:r>
+              </w:sdtContent>
+            </w:sdt>
+          </w:p>
+        </w:tc>
+        <w:tc>
+          <w:tcPr>
+            <w:tcW w:type="dxa" w:w="2839"/>
+            <w:tcBorders>
+              <w:top w:val="single" w:color="C9D3DC" w:sz="4"/>
+              <w:left w:val="single" w:color="C9D3DC" w:sz="4"/>
+              <w:bottom w:val="single" w:color="C9D3DC" w:sz="4"/>
+              <w:right w:val="single" w:color="C9D3DC" w:sz="4"/>
+            </w:tcBorders>
+            <w:tcMar>
+              <w:top w:type="dxa" w:w="70"/>
+              <w:left w:type="dxa" w:w="110"/>
+              <w:bottom w:type="dxa" w:w="70"/>
+              <w:right w:type="dxa" w:w="110"/>
+            </w:tcMar>
+            <w:vAlign w:val="center"/>
+          </w:tcPr>
+          <w:p>
+            <w:pPr>
+              <w:spacing w:after="0" w:before="0"/>
+            </w:pPr>
+            <w:r>
+              <w:rPr>
+                <w:rFonts w:ascii="Calibri" w:cs="Calibri" w:eastAsia="Calibri" w:hAnsi="Calibri"/>
+                <w:i/>
+                <w:iCs/>
+                <w:color w:val="5B6770"/>
+                <w:sz w:val="17"/>
+                <w:szCs w:val="17"/>
+              </w:rPr>
+              <w:t xml:space="preserve">CP/CPS 7.1.2</w:t>
+            </w:r>
+          </w:p>
+        </w:tc>
+      </w:tr>
+      <w:tr>
+        <w:trPr>
+          <w:cantSplit/>
+        </w:trPr>
+        <w:tc>
+          <w:tcPr>
+            <w:tcW w:type="dxa" w:w="2900"/>
+            <w:tcBorders>
+              <w:top w:val="single" w:color="C9D3DC" w:sz="4"/>
+              <w:left w:val="single" w:color="C9D3DC" w:sz="4"/>
+              <w:bottom w:val="single" w:color="C9D3DC" w:sz="4"/>
+              <w:right w:val="single" w:color="C9D3DC" w:sz="4"/>
+            </w:tcBorders>
+            <w:shd w:fill="EEF3F7" w:color="auto" w:val="clear"/>
+            <w:tcMar>
+              <w:top w:type="dxa" w:w="70"/>
+              <w:left w:type="dxa" w:w="110"/>
+              <w:bottom w:type="dxa" w:w="70"/>
+              <w:right w:type="dxa" w:w="110"/>
+            </w:tcMar>
+            <w:vAlign w:val="center"/>
+          </w:tcPr>
+          <w:p>
+            <w:pPr>
+              <w:spacing w:after="0" w:before="0"/>
+            </w:pPr>
+            <w:r>
+              <w:rPr>
+                <w:rFonts w:ascii="Calibri" w:cs="Calibri" w:eastAsia="Calibri" w:hAnsi="Calibri"/>
+                <w:b/>
+                <w:bCs/>
+                <w:color w:val="0B2545"/>
+                <w:sz w:val="20"/>
+                <w:szCs w:val="20"/>
+              </w:rPr>
+              <w:t xml:space="preserve">Sample CRL</w:t>
+            </w:r>
+          </w:p>
+        </w:tc>
+        <w:tc>
+          <w:tcPr>
+            <w:tcW w:type="dxa" w:w="3900"/>
+            <w:tcBorders>
+              <w:top w:val="single" w:color="C9D3DC" w:sz="4"/>
+              <w:left w:val="single" w:color="C9D3DC" w:sz="4"/>
+              <w:bottom w:val="single" w:color="C9D3DC" w:sz="4"/>
+              <w:right w:val="single" w:color="C9D3DC" w:sz="4"/>
+            </w:tcBorders>
+            <w:tcMar>
+              <w:top w:type="dxa" w:w="70"/>
+              <w:left w:type="dxa" w:w="110"/>
+              <w:bottom w:type="dxa" w:w="70"/>
+              <w:right w:type="dxa" w:w="110"/>
+            </w:tcMar>
+            <w:vAlign w:val="center"/>
+          </w:tcPr>
+          <w:p>
+            <w:pPr>
+              <w:spacing w:after="0" w:before="0"/>
+            </w:pPr>
+            <w:sdt>
+              <w:sdtPr>
+                <w:alias w:val="PcSampleCrl"/>
+                <w:tag w:val="PcSampleCrl"/>
+                <w:id w:val="900189"/>
+                <w:showingPlcHdr/>
+                <w:text/>
+              </w:sdtPr>
+              <w:sdtContent>
+                <w:r>
+                  <w:rPr>
+                    <w:rFonts w:ascii="Calibri" w:hAnsi="Calibri" w:cs="Calibri" w:eastAsia="Calibri"/>
+                    <w:i/>
+                    <w:color w:val="8A949C"/>
+                    <w:sz w:val="20"/>
+                  </w:rPr>
+                  <w:t xml:space="preserve">Not applicable — no CRL is issued in the Wi-SUN hierarchy</w:t>
+                </w:r>
+              </w:sdtContent>
+            </w:sdt>
+          </w:p>
+        </w:tc>
+        <w:tc>
+          <w:tcPr>
+            <w:tcW w:type="dxa" w:w="2839"/>
+            <w:tcBorders>
+              <w:top w:val="single" w:color="C9D3DC" w:sz="4"/>
+              <w:left w:val="single" w:color="C9D3DC" w:sz="4"/>
+              <w:bottom w:val="single" w:color="C9D3DC" w:sz="4"/>
+              <w:right w:val="single" w:color="C9D3DC" w:sz="4"/>
+            </w:tcBorders>
+            <w:tcMar>
+              <w:top w:type="dxa" w:w="70"/>
+              <w:left w:type="dxa" w:w="110"/>
+              <w:bottom w:type="dxa" w:w="70"/>
+              <w:right w:type="dxa" w:w="110"/>
+            </w:tcMar>
+            <w:vAlign w:val="center"/>
+          </w:tcPr>
+          <w:p>
+            <w:pPr>
+              <w:spacing w:after="0" w:before="0"/>
+            </w:pPr>
+            <w:r>
+              <w:rPr>
+                <w:rFonts w:ascii="Calibri" w:cs="Calibri" w:eastAsia="Calibri" w:hAnsi="Calibri"/>
+                <w:i/>
+                <w:iCs/>
+                <w:color w:val="5B6770"/>
+                <w:sz w:val="17"/>
+                <w:szCs w:val="17"/>
+              </w:rPr>
+              <w:t xml:space="preserve">CP/CPS 7.2</w:t>
+            </w:r>
+          </w:p>
+        </w:tc>
+      </w:tr>
+      <w:tr>
+        <w:trPr>
+          <w:cantSplit/>
+        </w:trPr>
+        <w:tc>
+          <w:tcPr>
+            <w:tcW w:type="dxa" w:w="2900"/>
+            <w:tcBorders>
+              <w:top w:val="single" w:color="C9D3DC" w:sz="4"/>
+              <w:left w:val="single" w:color="C9D3DC" w:sz="4"/>
+              <w:bottom w:val="single" w:color="C9D3DC" w:sz="4"/>
+              <w:right w:val="single" w:color="C9D3DC" w:sz="4"/>
+            </w:tcBorders>
+            <w:shd w:fill="EEF3F7" w:color="auto" w:val="clear"/>
+            <w:tcMar>
+              <w:top w:type="dxa" w:w="70"/>
+              <w:left w:type="dxa" w:w="110"/>
+              <w:bottom w:type="dxa" w:w="70"/>
+              <w:right w:type="dxa" w:w="110"/>
+            </w:tcMar>
+            <w:vAlign w:val="center"/>
+          </w:tcPr>
+          <w:p>
+            <w:pPr>
+              <w:spacing w:after="0" w:before="0"/>
+            </w:pPr>
+            <w:r>
+              <w:rPr>
+                <w:rFonts w:ascii="Calibri" w:cs="Calibri" w:eastAsia="Calibri" w:hAnsi="Calibri"/>
+                <w:b/>
+                <w:bCs/>
+                <w:color w:val="0B2545"/>
+                <w:sz w:val="20"/>
+                <w:szCs w:val="20"/>
+              </w:rPr>
+              <w:t xml:space="preserve">Logging</w:t>
+            </w:r>
+          </w:p>
+        </w:tc>
+        <w:tc>
+          <w:tcPr>
+            <w:tcW w:type="dxa" w:w="3900"/>
+            <w:tcBorders>
+              <w:top w:val="single" w:color="C9D3DC" w:sz="4"/>
+              <w:left w:val="single" w:color="C9D3DC" w:sz="4"/>
+              <w:bottom w:val="single" w:color="C9D3DC" w:sz="4"/>
+              <w:right w:val="single" w:color="C9D3DC" w:sz="4"/>
+            </w:tcBorders>
+            <w:tcMar>
+              <w:top w:type="dxa" w:w="70"/>
+              <w:left w:type="dxa" w:w="110"/>
+              <w:bottom w:type="dxa" w:w="70"/>
+              <w:right w:type="dxa" w:w="110"/>
+            </w:tcMar>
+            <w:vAlign w:val="center"/>
+          </w:tcPr>
+          <w:p>
+            <w:pPr>
+              <w:spacing w:after="0" w:before="0"/>
+            </w:pPr>
+            <w:sdt>
+              <w:sdtPr>
+                <w:alias w:val="PcLog"/>
+                <w:tag w:val="PcLog"/>
+                <w:id w:val="900190"/>
+                <w:showingPlcHdr/>
+                <w:text/>
+              </w:sdtPr>
+              <w:sdtContent>
+                <w:r>
+                  <w:rPr>
+                    <w:rFonts w:ascii="Calibri" w:hAnsi="Calibri" w:cs="Calibri" w:eastAsia="Calibri"/>
+                    <w:i/>
+                    <w:color w:val="8A949C"/>
+                    <w:sz w:val="20"/>
+                  </w:rPr>
+                  <w:t xml:space="preserve">Events logged, destination, integrity protection, retention</w:t>
+                </w:r>
+              </w:sdtContent>
+            </w:sdt>
+          </w:p>
+        </w:tc>
+        <w:tc>
+          <w:tcPr>
+            <w:tcW w:type="dxa" w:w="2839"/>
+            <w:tcBorders>
+              <w:top w:val="single" w:color="C9D3DC" w:sz="4"/>
+              <w:left w:val="single" w:color="C9D3DC" w:sz="4"/>
+              <w:bottom w:val="single" w:color="C9D3DC" w:sz="4"/>
+              <w:right w:val="single" w:color="C9D3DC" w:sz="4"/>
+            </w:tcBorders>
+            <w:tcMar>
+              <w:top w:type="dxa" w:w="70"/>
+              <w:left w:type="dxa" w:w="110"/>
+              <w:bottom w:type="dxa" w:w="70"/>
+              <w:right w:type="dxa" w:w="110"/>
+            </w:tcMar>
+            <w:vAlign w:val="center"/>
+          </w:tcPr>
+          <w:p>
+            <w:pPr>
+              <w:spacing w:after="0" w:before="0"/>
+            </w:pPr>
+            <w:r>
+              <w:rPr>
+                <w:rFonts w:ascii="Calibri" w:cs="Calibri" w:eastAsia="Calibri" w:hAnsi="Calibri"/>
+                <w:i/>
+                <w:iCs/>
+                <w:color w:val="5B6770"/>
+                <w:sz w:val="17"/>
+                <w:szCs w:val="17"/>
+              </w:rPr>
+              <w:t xml:space="preserve">CP/CPS 5.4</w:t>
+            </w:r>
+          </w:p>
+        </w:tc>
+      </w:tr>
+      <w:tr>
+        <w:trPr>
+          <w:cantSplit/>
+        </w:trPr>
+        <w:tc>
+          <w:tcPr>
+            <w:tcW w:type="dxa" w:w="2900"/>
+            <w:tcBorders>
+              <w:top w:val="single" w:color="C9D3DC" w:sz="4"/>
+              <w:left w:val="single" w:color="C9D3DC" w:sz="4"/>
+              <w:bottom w:val="single" w:color="C9D3DC" w:sz="4"/>
+              <w:right w:val="single" w:color="C9D3DC" w:sz="4"/>
+            </w:tcBorders>
+            <w:shd w:fill="EEF3F7" w:color="auto" w:val="clear"/>
+            <w:tcMar>
+              <w:top w:type="dxa" w:w="70"/>
+              <w:left w:type="dxa" w:w="110"/>
+              <w:bottom w:type="dxa" w:w="70"/>
+              <w:right w:type="dxa" w:w="110"/>
+            </w:tcMar>
+            <w:vAlign w:val="center"/>
+          </w:tcPr>
+          <w:p>
+            <w:pPr>
+              <w:spacing w:after="0" w:before="0"/>
+            </w:pPr>
+            <w:r>
+              <w:rPr>
+                <w:rFonts w:ascii="Calibri" w:cs="Calibri" w:eastAsia="Calibri" w:hAnsi="Calibri"/>
+                <w:b/>
+                <w:bCs/>
+                <w:color w:val="0B2545"/>
+                <w:sz w:val="20"/>
+                <w:szCs w:val="20"/>
+              </w:rPr>
+              <w:t xml:space="preserve">Trusted roles in production</w:t>
+            </w:r>
+          </w:p>
+        </w:tc>
+        <w:tc>
+          <w:tcPr>
+            <w:tcW w:type="dxa" w:w="3900"/>
+            <w:tcBorders>
+              <w:top w:val="single" w:color="C9D3DC" w:sz="4"/>
+              <w:left w:val="single" w:color="C9D3DC" w:sz="4"/>
+              <w:bottom w:val="single" w:color="C9D3DC" w:sz="4"/>
+              <w:right w:val="single" w:color="C9D3DC" w:sz="4"/>
+            </w:tcBorders>
+            <w:tcMar>
+              <w:top w:type="dxa" w:w="70"/>
+              <w:left w:type="dxa" w:w="110"/>
+              <w:bottom w:type="dxa" w:w="70"/>
+              <w:right w:type="dxa" w:w="110"/>
+            </w:tcMar>
+            <w:vAlign w:val="center"/>
+          </w:tcPr>
+          <w:p>
+            <w:pPr>
+              <w:spacing w:after="0" w:before="0"/>
+            </w:pPr>
+            <w:sdt>
+              <w:sdtPr>
+                <w:alias w:val="PcRoles"/>
+                <w:tag w:val="PcRoles"/>
+                <w:id w:val="900191"/>
+                <w:showingPlcHdr/>
+                <w:text/>
+              </w:sdtPr>
+              <w:sdtContent>
+                <w:r>
+                  <w:rPr>
+                    <w:rFonts w:ascii="Calibri" w:hAnsi="Calibri" w:cs="Calibri" w:eastAsia="Calibri"/>
+                    <w:i/>
+                    <w:color w:val="8A949C"/>
+                    <w:sz w:val="20"/>
+                  </w:rPr>
+                  <w:t xml:space="preserve">Named holders per role; separation of duties</w:t>
+                </w:r>
+              </w:sdtContent>
+            </w:sdt>
+          </w:p>
+        </w:tc>
+        <w:tc>
+          <w:tcPr>
+            <w:tcW w:type="dxa" w:w="2839"/>
+            <w:tcBorders>
+              <w:top w:val="single" w:color="C9D3DC" w:sz="4"/>
+              <w:left w:val="single" w:color="C9D3DC" w:sz="4"/>
+              <w:bottom w:val="single" w:color="C9D3DC" w:sz="4"/>
+              <w:right w:val="single" w:color="C9D3DC" w:sz="4"/>
+            </w:tcBorders>
+            <w:tcMar>
+              <w:top w:type="dxa" w:w="70"/>
+              <w:left w:type="dxa" w:w="110"/>
+              <w:bottom w:type="dxa" w:w="70"/>
+              <w:right w:type="dxa" w:w="110"/>
+            </w:tcMar>
+            <w:vAlign w:val="center"/>
+          </w:tcPr>
+          <w:p>
+            <w:pPr>
+              <w:spacing w:after="0" w:before="0"/>
+            </w:pPr>
+            <w:r>
+              <w:rPr>
+                <w:rFonts w:ascii="Calibri" w:cs="Calibri" w:eastAsia="Calibri" w:hAnsi="Calibri"/>
+                <w:i/>
+                <w:iCs/>
+                <w:color w:val="5B6770"/>
+                <w:sz w:val="17"/>
+                <w:szCs w:val="17"/>
+              </w:rPr>
+              <w:t xml:space="preserve">CP/CPS 5.2</w:t>
+            </w:r>
+          </w:p>
+        </w:tc>
+      </w:tr>
+      <w:tr>
+        <w:trPr>
+          <w:cantSplit/>
+        </w:trPr>
+        <w:tc>
+          <w:tcPr>
+            <w:tcW w:type="dxa" w:w="9639"/>
+            <w:gridSpan w:val="3"/>
+            <w:tcBorders>
+              <w:top w:val="single" w:color="C9D3DC" w:sz="4"/>
+              <w:left w:val="single" w:color="C9D3DC" w:sz="4"/>
+              <w:bottom w:val="single" w:color="C9D3DC" w:sz="4"/>
+              <w:right w:val="single" w:color="C9D3DC" w:sz="4"/>
+            </w:tcBorders>
+            <w:shd w:fill="0B2545" w:color="auto" w:val="clear"/>
+            <w:tcMar>
+              <w:top w:type="dxa" w:w="50"/>
+              <w:left w:type="dxa" w:w="110"/>
+              <w:bottom w:type="dxa" w:w="50"/>
+              <w:right w:type="dxa" w:w="110"/>
+            </w:tcMar>
+          </w:tcPr>
+          <w:p>
+            <w:pPr>
+              <w:spacing w:after="0" w:before="0"/>
+            </w:pPr>
+            <w:r>
+              <w:rPr>
+                <w:rFonts w:ascii="Calibri" w:cs="Calibri" w:eastAsia="Calibri" w:hAnsi="Calibri"/>
+                <w:b/>
+                <w:bCs/>
+                <w:color w:val="FFFFFF"/>
+                <w:spacing w:val="15"/>
+                <w:sz w:val="18"/>
+                <w:szCs w:val="18"/>
+              </w:rPr>
+              <w:t xml:space="preserve">ATTACHMENTS</w:t>
+            </w:r>
+          </w:p>
+        </w:tc>
+      </w:tr>
+      <w:tr>
+        <w:trPr>
+          <w:cantSplit/>
+        </w:trPr>
+        <w:tc>
+          <w:tcPr>
+            <w:tcW w:type="dxa" w:w="2900"/>
+            <w:tcBorders>
+              <w:top w:val="single" w:color="C9D3DC" w:sz="4"/>
+              <w:left w:val="single" w:color="C9D3DC" w:sz="4"/>
+              <w:bottom w:val="single" w:color="C9D3DC" w:sz="4"/>
+              <w:right w:val="single" w:color="C9D3DC" w:sz="4"/>
+            </w:tcBorders>
+            <w:shd w:fill="EEF3F7" w:color="auto" w:val="clear"/>
+            <w:tcMar>
+              <w:top w:type="dxa" w:w="70"/>
+              <w:left w:type="dxa" w:w="110"/>
+              <w:bottom w:type="dxa" w:w="70"/>
+              <w:right w:type="dxa" w:w="110"/>
+            </w:tcMar>
+            <w:vAlign w:val="center"/>
+          </w:tcPr>
+          <w:p>
+            <w:pPr>
+              <w:spacing w:after="0" w:before="0"/>
+            </w:pPr>
+            <w:r>
+              <w:rPr>
+                <w:rFonts w:ascii="Calibri" w:cs="Calibri" w:eastAsia="Calibri" w:hAnsi="Calibri"/>
+                <w:b/>
+                <w:bCs/>
+                <w:color w:val="0B2545"/>
+                <w:sz w:val="20"/>
+                <w:szCs w:val="20"/>
+              </w:rPr>
+              <w:t xml:space="preserve">Signed ceremony report</w:t>
+            </w:r>
+          </w:p>
+        </w:tc>
+        <w:tc>
+          <w:tcPr>
+            <w:tcW w:type="dxa" w:w="3900"/>
+            <w:tcBorders>
+              <w:top w:val="single" w:color="C9D3DC" w:sz="4"/>
+              <w:left w:val="single" w:color="C9D3DC" w:sz="4"/>
+              <w:bottom w:val="single" w:color="C9D3DC" w:sz="4"/>
+              <w:right w:val="single" w:color="C9D3DC" w:sz="4"/>
+            </w:tcBorders>
+            <w:tcMar>
+              <w:top w:type="dxa" w:w="70"/>
+              <w:left w:type="dxa" w:w="110"/>
+              <w:bottom w:type="dxa" w:w="70"/>
+              <w:right w:type="dxa" w:w="110"/>
+            </w:tcMar>
+            <w:vAlign w:val="center"/>
+          </w:tcPr>
+          <w:p>
+            <w:pPr>
+              <w:spacing w:after="0" w:before="0"/>
+            </w:pPr>
+            <w:sdt>
+              <w:sdtPr>
+                <w:alias w:val="PcAtt1"/>
+                <w:tag w:val="PcAtt1"/>
+                <w:id w:val="900192"/>
+                <w:showingPlcHdr/>
+                <w:dropDownList>
+                  <w:listItem w:displayText="Attached" w:value="Attached"/>
+                  <w:listItem w:displayText="Not attached — explain" w:value="Not attached — explain"/>
+                </w:dropDownList>
+              </w:sdtPr>
+              <w:sdtContent>
+                <w:r>
+                  <w:rPr>
+                    <w:rFonts w:ascii="Calibri" w:hAnsi="Calibri" w:cs="Calibri" w:eastAsia="Calibri"/>
+                    <w:i/>
+                    <w:color w:val="8A949C"/>
+                    <w:sz w:val="20"/>
+                  </w:rPr>
+                  <w:t xml:space="preserve">Select…</w:t>
+                </w:r>
+              </w:sdtContent>
+            </w:sdt>
+          </w:p>
+        </w:tc>
+        <w:tc>
+          <w:tcPr>
+            <w:tcW w:type="dxa" w:w="2839"/>
+            <w:tcBorders>
+              <w:top w:val="single" w:color="C9D3DC" w:sz="4"/>
+              <w:left w:val="single" w:color="C9D3DC" w:sz="4"/>
+              <w:bottom w:val="single" w:color="C9D3DC" w:sz="4"/>
+              <w:right w:val="single" w:color="C9D3DC" w:sz="4"/>
+            </w:tcBorders>
+            <w:tcMar>
+              <w:top w:type="dxa" w:w="70"/>
+              <w:left w:type="dxa" w:w="110"/>
+              <w:bottom w:type="dxa" w:w="70"/>
+              <w:right w:type="dxa" w:w="110"/>
+            </w:tcMar>
+            <w:vAlign w:val="center"/>
+          </w:tcPr>
+          <w:p>
+            <w:pPr>
+              <w:spacing w:after="0" w:before="0"/>
+            </w:pPr>
+            <w:r>
+              <w:rPr>
+                <w:rFonts w:ascii="Calibri" w:cs="Calibri" w:eastAsia="Calibri" w:hAnsi="Calibri"/>
+                <w:i/>
+                <w:iCs/>
+                <w:color w:val="5B6770"/>
+                <w:sz w:val="17"/>
+                <w:szCs w:val="17"/>
+              </w:rPr>
+              <w:t xml:space="preserve">CP/CPS 6.1.1</w:t>
+            </w:r>
+          </w:p>
+        </w:tc>
+      </w:tr>
+      <w:tr>
+        <w:trPr>
+          <w:cantSplit/>
+        </w:trPr>
+        <w:tc>
+          <w:tcPr>
+            <w:tcW w:type="dxa" w:w="2900"/>
+            <w:tcBorders>
+              <w:top w:val="single" w:color="C9D3DC" w:sz="4"/>
+              <w:left w:val="single" w:color="C9D3DC" w:sz="4"/>
+              <w:bottom w:val="single" w:color="C9D3DC" w:sz="4"/>
+              <w:right w:val="single" w:color="C9D3DC" w:sz="4"/>
+            </w:tcBorders>
+            <w:shd w:fill="EEF3F7" w:color="auto" w:val="clear"/>
+            <w:tcMar>
+              <w:top w:type="dxa" w:w="70"/>
+              <w:left w:type="dxa" w:w="110"/>
+              <w:bottom w:type="dxa" w:w="70"/>
+              <w:right w:type="dxa" w:w="110"/>
+            </w:tcMar>
+            <w:vAlign w:val="center"/>
+          </w:tcPr>
+          <w:p>
+            <w:pPr>
+              <w:spacing w:after="0" w:before="0"/>
+            </w:pPr>
+            <w:r>
+              <w:rPr>
+                <w:rFonts w:ascii="Calibri" w:cs="Calibri" w:eastAsia="Calibri" w:hAnsi="Calibri"/>
+                <w:b/>
+                <w:bCs/>
+                <w:color w:val="0B2545"/>
+                <w:sz w:val="20"/>
+                <w:szCs w:val="20"/>
+              </w:rPr>
+              <w:t xml:space="preserve">Subordinate CA certificate (PEM)</w:t>
+            </w:r>
+          </w:p>
+        </w:tc>
+        <w:tc>
+          <w:tcPr>
+            <w:tcW w:type="dxa" w:w="3900"/>
+            <w:tcBorders>
+              <w:top w:val="single" w:color="C9D3DC" w:sz="4"/>
+              <w:left w:val="single" w:color="C9D3DC" w:sz="4"/>
+              <w:bottom w:val="single" w:color="C9D3DC" w:sz="4"/>
+              <w:right w:val="single" w:color="C9D3DC" w:sz="4"/>
+            </w:tcBorders>
+            <w:tcMar>
+              <w:top w:type="dxa" w:w="70"/>
+              <w:left w:type="dxa" w:w="110"/>
+              <w:bottom w:type="dxa" w:w="70"/>
+              <w:right w:type="dxa" w:w="110"/>
+            </w:tcMar>
+            <w:vAlign w:val="center"/>
+          </w:tcPr>
+          <w:p>
+            <w:pPr>
+              <w:spacing w:after="0" w:before="0"/>
+            </w:pPr>
+            <w:sdt>
+              <w:sdtPr>
+                <w:alias w:val="PcAtt2"/>
+                <w:tag w:val="PcAtt2"/>
+                <w:id w:val="900193"/>
+                <w:showingPlcHdr/>
+                <w:dropDownList>
+                  <w:listItem w:displayText="Attached" w:value="Attached"/>
+                  <w:listItem w:displayText="Not attached — explain" w:value="Not attached — explain"/>
+                </w:dropDownList>
+              </w:sdtPr>
+              <w:sdtContent>
+                <w:r>
+                  <w:rPr>
+                    <w:rFonts w:ascii="Calibri" w:hAnsi="Calibri" w:cs="Calibri" w:eastAsia="Calibri"/>
+                    <w:i/>
+                    <w:color w:val="8A949C"/>
+                    <w:sz w:val="20"/>
+                  </w:rPr>
+                  <w:t xml:space="preserve">Select…</w:t>
+                </w:r>
+              </w:sdtContent>
+            </w:sdt>
+          </w:p>
+        </w:tc>
+        <w:tc>
+          <w:tcPr>
+            <w:tcW w:type="dxa" w:w="2839"/>
+            <w:tcBorders>
+              <w:top w:val="single" w:color="C9D3DC" w:sz="4"/>
+              <w:left w:val="single" w:color="C9D3DC" w:sz="4"/>
+              <w:bottom w:val="single" w:color="C9D3DC" w:sz="4"/>
+              <w:right w:val="single" w:color="C9D3DC" w:sz="4"/>
+            </w:tcBorders>
+            <w:tcMar>
+              <w:top w:type="dxa" w:w="70"/>
+              <w:left w:type="dxa" w:w="110"/>
+              <w:bottom w:type="dxa" w:w="70"/>
+              <w:right w:type="dxa" w:w="110"/>
+            </w:tcMar>
+            <w:vAlign w:val="center"/>
+          </w:tcPr>
+          <w:p>
+            <w:pPr>
+              <w:spacing w:after="0" w:before="0"/>
+            </w:pPr>
+            <w:r>
+              <w:rPr>
+                <w:rFonts w:ascii="Calibri" w:cs="Calibri" w:eastAsia="Calibri" w:hAnsi="Calibri"/>
+                <w:i/>
+                <w:iCs/>
+                <w:color w:val="5B6770"/>
+                <w:sz w:val="17"/>
+                <w:szCs w:val="17"/>
+              </w:rPr>
+              <w:t xml:space="preserve"/>
+            </w:r>
+          </w:p>
+        </w:tc>
+      </w:tr>
+      <w:tr>
+        <w:trPr>
+          <w:cantSplit/>
+        </w:trPr>
+        <w:tc>
+          <w:tcPr>
+            <w:tcW w:type="dxa" w:w="2900"/>
+            <w:tcBorders>
+              <w:top w:val="single" w:color="C9D3DC" w:sz="4"/>
+              <w:left w:val="single" w:color="C9D3DC" w:sz="4"/>
+              <w:bottom w:val="single" w:color="C9D3DC" w:sz="4"/>
+              <w:right w:val="single" w:color="C9D3DC" w:sz="4"/>
+            </w:tcBorders>
+            <w:shd w:fill="EEF3F7" w:color="auto" w:val="clear"/>
+            <w:tcMar>
+              <w:top w:type="dxa" w:w="70"/>
+              <w:left w:type="dxa" w:w="110"/>
+              <w:bottom w:type="dxa" w:w="70"/>
+              <w:right w:type="dxa" w:w="110"/>
+            </w:tcMar>
+            <w:vAlign w:val="center"/>
+          </w:tcPr>
+          <w:p>
+            <w:pPr>
+              <w:spacing w:after="0" w:before="0"/>
+            </w:pPr>
+            <w:r>
+              <w:rPr>
+                <w:rFonts w:ascii="Calibri" w:cs="Calibri" w:eastAsia="Calibri" w:hAnsi="Calibri"/>
+                <w:b/>
+                <w:bCs/>
+                <w:color w:val="0B2545"/>
+                <w:sz w:val="20"/>
+                <w:szCs w:val="20"/>
+              </w:rPr>
+              <w:t xml:space="preserve">Sample end-entity certificate (PEM)</w:t>
+            </w:r>
+          </w:p>
+        </w:tc>
+        <w:tc>
+          <w:tcPr>
+            <w:tcW w:type="dxa" w:w="3900"/>
+            <w:tcBorders>
+              <w:top w:val="single" w:color="C9D3DC" w:sz="4"/>
+              <w:left w:val="single" w:color="C9D3DC" w:sz="4"/>
+              <w:bottom w:val="single" w:color="C9D3DC" w:sz="4"/>
+              <w:right w:val="single" w:color="C9D3DC" w:sz="4"/>
+            </w:tcBorders>
+            <w:tcMar>
+              <w:top w:type="dxa" w:w="70"/>
+              <w:left w:type="dxa" w:w="110"/>
+              <w:bottom w:type="dxa" w:w="70"/>
+              <w:right w:type="dxa" w:w="110"/>
+            </w:tcMar>
+            <w:vAlign w:val="center"/>
+          </w:tcPr>
+          <w:p>
+            <w:pPr>
+              <w:spacing w:after="0" w:before="0"/>
+            </w:pPr>
+            <w:sdt>
+              <w:sdtPr>
+                <w:alias w:val="PcAtt3"/>
+                <w:tag w:val="PcAtt3"/>
+                <w:id w:val="900194"/>
+                <w:showingPlcHdr/>
+                <w:dropDownList>
+                  <w:listItem w:displayText="Attached" w:value="Attached"/>
+                  <w:listItem w:displayText="Not attached — explain" w:value="Not attached — explain"/>
+                </w:dropDownList>
+              </w:sdtPr>
+              <w:sdtContent>
+                <w:r>
+                  <w:rPr>
+                    <w:rFonts w:ascii="Calibri" w:hAnsi="Calibri" w:cs="Calibri" w:eastAsia="Calibri"/>
+                    <w:i/>
+                    <w:color w:val="8A949C"/>
+                    <w:sz w:val="20"/>
+                  </w:rPr>
+                  <w:t xml:space="preserve">Select…</w:t>
+                </w:r>
+              </w:sdtContent>
+            </w:sdt>
+          </w:p>
+        </w:tc>
+        <w:tc>
+          <w:tcPr>
+            <w:tcW w:type="dxa" w:w="2839"/>
+            <w:tcBorders>
+              <w:top w:val="single" w:color="C9D3DC" w:sz="4"/>
+              <w:left w:val="single" w:color="C9D3DC" w:sz="4"/>
+              <w:bottom w:val="single" w:color="C9D3DC" w:sz="4"/>
+              <w:right w:val="single" w:color="C9D3DC" w:sz="4"/>
+            </w:tcBorders>
+            <w:tcMar>
+              <w:top w:type="dxa" w:w="70"/>
+              <w:left w:type="dxa" w:w="110"/>
+              <w:bottom w:type="dxa" w:w="70"/>
+              <w:right w:type="dxa" w:w="110"/>
+            </w:tcMar>
+            <w:vAlign w:val="center"/>
+          </w:tcPr>
+          <w:p>
+            <w:pPr>
+              <w:spacing w:after="0" w:before="0"/>
+            </w:pPr>
+            <w:r>
+              <w:rPr>
+                <w:rFonts w:ascii="Calibri" w:cs="Calibri" w:eastAsia="Calibri" w:hAnsi="Calibri"/>
+                <w:i/>
+                <w:iCs/>
+                <w:color w:val="5B6770"/>
+                <w:sz w:val="17"/>
+                <w:szCs w:val="17"/>
+              </w:rPr>
+              <w:t xml:space="preserve">Issued to a test device</w:t>
+            </w:r>
+          </w:p>
+        </w:tc>
+      </w:tr>
+      <w:tr>
+        <w:trPr>
+          <w:cantSplit/>
+        </w:trPr>
+        <w:tc>
+          <w:tcPr>
+            <w:tcW w:type="dxa" w:w="2900"/>
+            <w:tcBorders>
+              <w:top w:val="single" w:color="C9D3DC" w:sz="4"/>
+              <w:left w:val="single" w:color="C9D3DC" w:sz="4"/>
+              <w:bottom w:val="single" w:color="C9D3DC" w:sz="4"/>
+              <w:right w:val="single" w:color="C9D3DC" w:sz="4"/>
+            </w:tcBorders>
+            <w:shd w:fill="EEF3F7" w:color="auto" w:val="clear"/>
+            <w:tcMar>
+              <w:top w:type="dxa" w:w="70"/>
+              <w:left w:type="dxa" w:w="110"/>
+              <w:bottom w:type="dxa" w:w="70"/>
+              <w:right w:type="dxa" w:w="110"/>
+            </w:tcMar>
+            <w:vAlign w:val="center"/>
+          </w:tcPr>
+          <w:p>
+            <w:pPr>
+              <w:spacing w:after="0" w:before="0"/>
+            </w:pPr>
+            <w:r>
+              <w:rPr>
+                <w:rFonts w:ascii="Calibri" w:cs="Calibri" w:eastAsia="Calibri" w:hAnsi="Calibri"/>
+                <w:b/>
+                <w:bCs/>
+                <w:color w:val="0B2545"/>
+                <w:sz w:val="20"/>
+                <w:szCs w:val="20"/>
+              </w:rPr>
+              <w:t xml:space="preserve">Sample CRL</w:t>
+            </w:r>
+          </w:p>
+        </w:tc>
+        <w:tc>
+          <w:tcPr>
+            <w:tcW w:type="dxa" w:w="3900"/>
+            <w:tcBorders>
+              <w:top w:val="single" w:color="C9D3DC" w:sz="4"/>
+              <w:left w:val="single" w:color="C9D3DC" w:sz="4"/>
+              <w:bottom w:val="single" w:color="C9D3DC" w:sz="4"/>
+              <w:right w:val="single" w:color="C9D3DC" w:sz="4"/>
+            </w:tcBorders>
+            <w:tcMar>
+              <w:top w:type="dxa" w:w="70"/>
+              <w:left w:type="dxa" w:w="110"/>
+              <w:bottom w:type="dxa" w:w="70"/>
+              <w:right w:type="dxa" w:w="110"/>
+            </w:tcMar>
+            <w:vAlign w:val="center"/>
+          </w:tcPr>
+          <w:p>
+            <w:pPr>
+              <w:spacing w:after="0" w:before="0"/>
+            </w:pPr>
+            <w:sdt>
+              <w:sdtPr>
+                <w:alias w:val="PcAtt4"/>
+                <w:tag w:val="PcAtt4"/>
+                <w:id w:val="900195"/>
+                <w:showingPlcHdr/>
+                <w:dropDownList>
+                  <w:listItem w:displayText="Attached" w:value="Attached"/>
+                  <w:listItem w:displayText="Not applicable to this hierarchy" w:value="Not applicable to this hierarchy"/>
+                  <w:listItem w:displayText="Not attached — explain" w:value="Not attached — explain"/>
+                </w:dropDownList>
+              </w:sdtPr>
+              <w:sdtContent>
+                <w:r>
+                  <w:rPr>
+                    <w:rFonts w:ascii="Calibri" w:hAnsi="Calibri" w:cs="Calibri" w:eastAsia="Calibri"/>
+                    <w:i/>
+                    <w:color w:val="8A949C"/>
+                    <w:sz w:val="20"/>
+                  </w:rPr>
+                  <w:t xml:space="preserve">Select…</w:t>
+                </w:r>
+              </w:sdtContent>
+            </w:sdt>
+          </w:p>
+        </w:tc>
+        <w:tc>
+          <w:tcPr>
+            <w:tcW w:type="dxa" w:w="2839"/>
+            <w:tcBorders>
+              <w:top w:val="single" w:color="C9D3DC" w:sz="4"/>
+              <w:left w:val="single" w:color="C9D3DC" w:sz="4"/>
+              <w:bottom w:val="single" w:color="C9D3DC" w:sz="4"/>
+              <w:right w:val="single" w:color="C9D3DC" w:sz="4"/>
+            </w:tcBorders>
+            <w:tcMar>
+              <w:top w:type="dxa" w:w="70"/>
+              <w:left w:type="dxa" w:w="110"/>
+              <w:bottom w:type="dxa" w:w="70"/>
+              <w:right w:type="dxa" w:w="110"/>
+            </w:tcMar>
+            <w:vAlign w:val="center"/>
+          </w:tcPr>
+          <w:p>
+            <w:pPr>
+              <w:spacing w:after="0" w:before="0"/>
+            </w:pPr>
+            <w:r>
+              <w:rPr>
+                <w:rFonts w:ascii="Calibri" w:cs="Calibri" w:eastAsia="Calibri" w:hAnsi="Calibri"/>
+                <w:i/>
+                <w:iCs/>
+                <w:color w:val="5B6770"/>
+                <w:sz w:val="17"/>
+                <w:szCs w:val="17"/>
+              </w:rPr>
+              <w:t xml:space="preserve"/>
+            </w:r>
+          </w:p>
+        </w:tc>
+      </w:tr>
+      <w:tr>
+        <w:trPr>
+          <w:cantSplit/>
+        </w:trPr>
+        <w:tc>
+          <w:tcPr>
+            <w:tcW w:type="dxa" w:w="2900"/>
+            <w:tcBorders>
+              <w:top w:val="single" w:color="C9D3DC" w:sz="4"/>
+              <w:left w:val="single" w:color="C9D3DC" w:sz="4"/>
+              <w:bottom w:val="single" w:color="C9D3DC" w:sz="4"/>
+              <w:right w:val="single" w:color="C9D3DC" w:sz="4"/>
+            </w:tcBorders>
+            <w:shd w:fill="EEF3F7" w:color="auto" w:val="clear"/>
+            <w:tcMar>
+              <w:top w:type="dxa" w:w="70"/>
+              <w:left w:type="dxa" w:w="110"/>
+              <w:bottom w:type="dxa" w:w="70"/>
+              <w:right w:type="dxa" w:w="110"/>
+            </w:tcMar>
+            <w:vAlign w:val="center"/>
+          </w:tcPr>
+          <w:p>
+            <w:pPr>
+              <w:spacing w:after="0" w:before="0"/>
+            </w:pPr>
+            <w:r>
+              <w:rPr>
+                <w:rFonts w:ascii="Calibri" w:cs="Calibri" w:eastAsia="Calibri" w:hAnsi="Calibri"/>
+                <w:b/>
+                <w:bCs/>
+                <w:color w:val="0B2545"/>
+                <w:sz w:val="20"/>
+                <w:szCs w:val="20"/>
+              </w:rPr>
+              <w:t xml:space="preserve">Configuration extracts / screenshots</w:t>
+            </w:r>
+          </w:p>
+        </w:tc>
+        <w:tc>
+          <w:tcPr>
+            <w:tcW w:type="dxa" w:w="3900"/>
+            <w:tcBorders>
+              <w:top w:val="single" w:color="C9D3DC" w:sz="4"/>
+              <w:left w:val="single" w:color="C9D3DC" w:sz="4"/>
+              <w:bottom w:val="single" w:color="C9D3DC" w:sz="4"/>
+              <w:right w:val="single" w:color="C9D3DC" w:sz="4"/>
+            </w:tcBorders>
+            <w:tcMar>
+              <w:top w:type="dxa" w:w="70"/>
+              <w:left w:type="dxa" w:w="110"/>
+              <w:bottom w:type="dxa" w:w="70"/>
+              <w:right w:type="dxa" w:w="110"/>
+            </w:tcMar>
+            <w:vAlign w:val="center"/>
+          </w:tcPr>
+          <w:p>
+            <w:pPr>
+              <w:spacing w:after="0" w:before="0"/>
+            </w:pPr>
+            <w:sdt>
+              <w:sdtPr>
+                <w:alias w:val="PcAtt5"/>
+                <w:tag w:val="PcAtt5"/>
+                <w:id w:val="900196"/>
+                <w:showingPlcHdr/>
+                <w:dropDownList>
+                  <w:listItem w:displayText="Attached" w:value="Attached"/>
+                  <w:listItem w:displayText="Not attached — explain" w:value="Not attached — explain"/>
+                </w:dropDownList>
+              </w:sdtPr>
+              <w:sdtContent>
+                <w:r>
+                  <w:rPr>
+                    <w:rFonts w:ascii="Calibri" w:hAnsi="Calibri" w:cs="Calibri" w:eastAsia="Calibri"/>
+                    <w:i/>
+                    <w:color w:val="8A949C"/>
+                    <w:sz w:val="20"/>
+                  </w:rPr>
+                  <w:t xml:space="preserve">Select…</w:t>
+                </w:r>
+              </w:sdtContent>
+            </w:sdt>
+          </w:p>
+        </w:tc>
+        <w:tc>
+          <w:tcPr>
+            <w:tcW w:type="dxa" w:w="2839"/>
+            <w:tcBorders>
+              <w:top w:val="single" w:color="C9D3DC" w:sz="4"/>
+              <w:left w:val="single" w:color="C9D3DC" w:sz="4"/>
+              <w:bottom w:val="single" w:color="C9D3DC" w:sz="4"/>
+              <w:right w:val="single" w:color="C9D3DC" w:sz="4"/>
+            </w:tcBorders>
+            <w:tcMar>
+              <w:top w:type="dxa" w:w="70"/>
+              <w:left w:type="dxa" w:w="110"/>
+              <w:bottom w:type="dxa" w:w="70"/>
+              <w:right w:type="dxa" w:w="110"/>
+            </w:tcMar>
+            <w:vAlign w:val="center"/>
+          </w:tcPr>
+          <w:p>
+            <w:pPr>
+              <w:spacing w:after="0" w:before="0"/>
+            </w:pPr>
+            <w:r>
+              <w:rPr>
+                <w:rFonts w:ascii="Calibri" w:cs="Calibri" w:eastAsia="Calibri" w:hAnsi="Calibri"/>
+                <w:i/>
+                <w:iCs/>
+                <w:color w:val="5B6770"/>
+                <w:sz w:val="17"/>
+                <w:szCs w:val="17"/>
+              </w:rPr>
+              <w:t xml:space="preserve">Constraint, template, status service</w:t>
+            </w:r>
+          </w:p>
+        </w:tc>
+      </w:tr>
+    </w:tbl>
+    <w:p>
+      <w:pPr>
+        <w:spacing w:after="60" w:before="120"/>
+        <w:jc w:val="both"/>
+      </w:pPr>
+      <w:r>
+        <w:rPr>
+          <w:rFonts w:ascii="Calibri" w:cs="Calibri" w:eastAsia="Calibri" w:hAnsi="Calibri"/>
+          <w:color w:val="1F2A33"/>
+          <w:sz w:val="19"/>
+          <w:szCs w:val="19"/>
+        </w:rPr>
+        <w:t xml:space="preserve">I confirm that the information above reflects the configuration of the CA as put into production, that the attachments are genuine, and that any later change to this configuration will be notified to SEALSQ in advance.</w:t>
+      </w:r>
+    </w:p>
+    <w:tbl>
+      <w:tblPr>
+        <w:tblW w:type="dxa" w:w="9639"/>
+        <w:tblBorders>
+          <w:top w:val="single" w:color="auto" w:sz="4"/>
+          <w:left w:val="single" w:color="auto" w:sz="4"/>
+          <w:bottom w:val="single" w:color="auto" w:sz="4"/>
+          <w:right w:val="single" w:color="auto" w:sz="4"/>
+          <w:insideH w:val="single" w:color="auto" w:sz="4"/>
+          <w:insideV w:val="single" w:color="auto" w:sz="4"/>
+        </w:tblBorders>
+        <w:tblLayout w:type="fixed"/>
+      </w:tblPr>
+      <w:tblGrid>
+        <w:gridCol w:w="2400"/>
+        <w:gridCol w:w="3800"/>
+        <w:gridCol w:w="3439"/>
+      </w:tblGrid>
+      <w:tr>
+        <w:trPr>
+          <w:cantSplit/>
+        </w:trPr>
+        <w:tc>
+          <w:tcPr>
+            <w:tcW w:type="dxa" w:w="2400"/>
+            <w:tcBorders>
+              <w:top w:val="single" w:color="C9D3DC" w:sz="4"/>
+              <w:left w:val="single" w:color="C9D3DC" w:sz="4"/>
+              <w:bottom w:val="single" w:color="C9D3DC" w:sz="4"/>
+              <w:right w:val="single" w:color="C9D3DC" w:sz="4"/>
+            </w:tcBorders>
+            <w:shd w:fill="EEF3F7" w:color="auto" w:val="clear"/>
+            <w:tcMar>
+              <w:top w:type="dxa" w:w="70"/>
+              <w:left w:type="dxa" w:w="110"/>
+              <w:bottom w:type="dxa" w:w="70"/>
+              <w:right w:type="dxa" w:w="110"/>
+            </w:tcMar>
+          </w:tcPr>
+          <w:p>
+            <w:pPr>
+              <w:spacing w:after="0" w:before="0"/>
+            </w:pPr>
+            <w:r>
+              <w:rPr>
+                <w:rFonts w:ascii="Calibri" w:cs="Calibri" w:eastAsia="Calibri" w:hAnsi="Calibri"/>
+                <w:b/>
+                <w:bCs/>
+                <w:color w:val="0B2545"/>
+                <w:sz w:val="18"/>
+                <w:szCs w:val="18"/>
+              </w:rPr>
+              <w:t xml:space="preserve">Organisation</w:t>
+            </w:r>
+          </w:p>
+        </w:tc>
+        <w:tc>
+          <w:tcPr>
+            <w:tcW w:type="dxa" w:w="3800"/>
+            <w:tcBorders>
+              <w:top w:val="single" w:color="C9D3DC" w:sz="4"/>
+              <w:left w:val="single" w:color="C9D3DC" w:sz="4"/>
+              <w:bottom w:val="single" w:color="C9D3DC" w:sz="4"/>
+              <w:right w:val="single" w:color="C9D3DC" w:sz="4"/>
+            </w:tcBorders>
+            <w:tcMar>
+              <w:top w:type="dxa" w:w="70"/>
+              <w:left w:type="dxa" w:w="110"/>
+              <w:bottom w:type="dxa" w:w="70"/>
+              <w:right w:type="dxa" w:w="110"/>
+            </w:tcMar>
+          </w:tcPr>
+          <w:p>
+            <w:pPr>
+              <w:spacing w:after="0" w:before="0"/>
+            </w:pPr>
+            <w:sdt>
+              <w:sdtPr>
+                <w:alias w:val="PcOrg"/>
+                <w:tag w:val="PcOrg"/>
+                <w:id w:val="900197"/>
+                <w:showingPlcHdr/>
+                <w:text/>
+              </w:sdtPr>
+              <w:sdtContent>
+                <w:r>
+                  <w:rPr>
+                    <w:rFonts w:ascii="Calibri" w:hAnsi="Calibri" w:cs="Calibri" w:eastAsia="Calibri"/>
+                    <w:i/>
+                    <w:color w:val="8A949C"/>
+                    <w:sz w:val="20"/>
+                  </w:rPr>
+                  <w:t xml:space="preserve">Legal name</w:t>
+                </w:r>
+              </w:sdtContent>
+            </w:sdt>
+          </w:p>
+        </w:tc>
+        <w:tc>
+          <w:tcPr>
+            <w:tcW w:type="dxa" w:w="3439"/>
+            <w:vMerge w:val="restart"/>
+            <w:tcBorders>
+              <w:top w:val="single" w:color="C9D3DC" w:sz="4"/>
+              <w:left w:val="single" w:color="C9D3DC" w:sz="4"/>
+              <w:bottom w:val="single" w:color="C9D3DC" w:sz="4"/>
+              <w:right w:val="single" w:color="C9D3DC" w:sz="4"/>
+            </w:tcBorders>
+            <w:tcMar>
+              <w:top w:type="dxa" w:w="70"/>
+              <w:left w:type="dxa" w:w="110"/>
+              <w:bottom w:type="dxa" w:w="70"/>
+              <w:right w:type="dxa" w:w="110"/>
+            </w:tcMar>
+          </w:tcPr>
+          <w:p>
+            <w:pPr>
+              <w:spacing w:after="0" w:before="0"/>
+            </w:pPr>
+            <w:r>
+              <w:rPr>
+                <w:rFonts w:ascii="Calibri" w:cs="Calibri" w:eastAsia="Calibri" w:hAnsi="Calibri"/>
+                <w:b/>
+                <w:bCs/>
+                <w:color w:val="0B2545"/>
+                <w:sz w:val="18"/>
+                <w:szCs w:val="18"/>
+              </w:rPr>
+              <w:t xml:space="preserve">Signature</w:t>
+            </w:r>
+          </w:p>
+        </w:tc>
+      </w:tr>
+      <w:tr>
+        <w:trPr>
+          <w:cantSplit/>
+        </w:trPr>
+        <w:tc>
+          <w:tcPr>
+            <w:tcW w:type="dxa" w:w="2400"/>
+            <w:tcBorders>
+              <w:top w:val="single" w:color="C9D3DC" w:sz="4"/>
+              <w:left w:val="single" w:color="C9D3DC" w:sz="4"/>
+              <w:bottom w:val="single" w:color="C9D3DC" w:sz="4"/>
+              <w:right w:val="single" w:color="C9D3DC" w:sz="4"/>
+            </w:tcBorders>
+            <w:shd w:fill="EEF3F7" w:color="auto" w:val="clear"/>
+            <w:tcMar>
+              <w:top w:type="dxa" w:w="70"/>
+              <w:left w:type="dxa" w:w="110"/>
+              <w:bottom w:type="dxa" w:w="70"/>
+              <w:right w:type="dxa" w:w="110"/>
+            </w:tcMar>
+          </w:tcPr>
+          <w:p>
+            <w:pPr>
+              <w:spacing w:after="0" w:before="0"/>
+            </w:pPr>
+            <w:r>
+              <w:rPr>
+                <w:rFonts w:ascii="Calibri" w:cs="Calibri" w:eastAsia="Calibri" w:hAnsi="Calibri"/>
+                <w:b/>
+                <w:bCs/>
+                <w:color w:val="0B2545"/>
+                <w:sz w:val="18"/>
+                <w:szCs w:val="18"/>
+              </w:rPr>
+              <w:t xml:space="preserve">Name and position</w:t>
+            </w:r>
+          </w:p>
+        </w:tc>
+        <w:tc>
+          <w:tcPr>
+            <w:tcW w:type="dxa" w:w="3800"/>
+            <w:tcBorders>
+              <w:top w:val="single" w:color="C9D3DC" w:sz="4"/>
+              <w:left w:val="single" w:color="C9D3DC" w:sz="4"/>
+              <w:bottom w:val="single" w:color="C9D3DC" w:sz="4"/>
+              <w:right w:val="single" w:color="C9D3DC" w:sz="4"/>
+            </w:tcBorders>
+            <w:tcMar>
+              <w:top w:type="dxa" w:w="70"/>
+              <w:left w:type="dxa" w:w="110"/>
+              <w:bottom w:type="dxa" w:w="70"/>
+              <w:right w:type="dxa" w:w="110"/>
+            </w:tcMar>
+          </w:tcPr>
+          <w:p>
+            <w:pPr>
+              <w:spacing w:after="0" w:before="0"/>
+            </w:pPr>
+            <w:sdt>
+              <w:sdtPr>
+                <w:alias w:val="PcName"/>
+                <w:tag w:val="PcName"/>
+                <w:id w:val="900198"/>
+                <w:showingPlcHdr/>
+                <w:text/>
+              </w:sdtPr>
+              <w:sdtContent>
+                <w:r>
+                  <w:rPr>
+                    <w:rFonts w:ascii="Calibri" w:hAnsi="Calibri" w:cs="Calibri" w:eastAsia="Calibri"/>
+                    <w:i/>
+                    <w:color w:val="8A949C"/>
+                    <w:sz w:val="20"/>
+                  </w:rPr>
+                  <w:t xml:space="preserve">Authorised representative</w:t>
+                </w:r>
+              </w:sdtContent>
+            </w:sdt>
+          </w:p>
+        </w:tc>
+        <w:tc>
+          <w:tcPr>
+            <w:vMerge w:val="continue"/>
+            <w:tcBorders>
+              <w:top w:val="single" w:color="C9D3DC" w:sz="4"/>
+              <w:left w:val="single" w:color="C9D3DC" w:sz="4"/>
+              <w:bottom w:val="single" w:color="C9D3DC" w:sz="4"/>
+              <w:right w:val="single" w:color="C9D3DC" w:sz="4"/>
+            </w:tcBorders>
+          </w:tcPr>
+          <w:p/>
+        </w:tc>
+      </w:tr>
+      <w:tr>
+        <w:trPr>
+          <w:cantSplit/>
+        </w:trPr>
+        <w:tc>
+          <w:tcPr>
+            <w:tcW w:type="dxa" w:w="2400"/>
+            <w:tcBorders>
+              <w:top w:val="single" w:color="C9D3DC" w:sz="4"/>
+              <w:left w:val="single" w:color="C9D3DC" w:sz="4"/>
+              <w:bottom w:val="single" w:color="C9D3DC" w:sz="4"/>
+              <w:right w:val="single" w:color="C9D3DC" w:sz="4"/>
+            </w:tcBorders>
+            <w:shd w:fill="EEF3F7" w:color="auto" w:val="clear"/>
+            <w:tcMar>
+              <w:top w:type="dxa" w:w="70"/>
+              <w:left w:type="dxa" w:w="110"/>
+              <w:bottom w:type="dxa" w:w="70"/>
+              <w:right w:type="dxa" w:w="110"/>
+            </w:tcMar>
+          </w:tcPr>
+          <w:p>
+            <w:pPr>
+              <w:spacing w:after="0" w:before="0"/>
+            </w:pPr>
+            <w:r>
+              <w:rPr>
+                <w:rFonts w:ascii="Calibri" w:cs="Calibri" w:eastAsia="Calibri" w:hAnsi="Calibri"/>
+                <w:b/>
+                <w:bCs/>
+                <w:color w:val="0B2545"/>
+                <w:sz w:val="18"/>
+                <w:szCs w:val="18"/>
+              </w:rPr>
+              <w:t xml:space="preserve">Date</w:t>
+            </w:r>
+          </w:p>
+        </w:tc>
+        <w:tc>
+          <w:tcPr>
+            <w:tcW w:type="dxa" w:w="3800"/>
+            <w:tcBorders>
+              <w:top w:val="single" w:color="C9D3DC" w:sz="4"/>
+              <w:left w:val="single" w:color="C9D3DC" w:sz="4"/>
+              <w:bottom w:val="single" w:color="C9D3DC" w:sz="4"/>
+              <w:right w:val="single" w:color="C9D3DC" w:sz="4"/>
+            </w:tcBorders>
+            <w:tcMar>
+              <w:top w:type="dxa" w:w="70"/>
+              <w:left w:type="dxa" w:w="110"/>
+              <w:bottom w:type="dxa" w:w="70"/>
+              <w:right w:type="dxa" w:w="110"/>
+            </w:tcMar>
+          </w:tcPr>
+          <w:p>
+            <w:pPr>
+              <w:spacing w:after="0" w:before="0"/>
+            </w:pPr>
+            <w:sdt>
+              <w:sdtPr>
+                <w:alias w:val="PcSign"/>
+                <w:tag w:val="PcSign"/>
+                <w:id w:val="900199"/>
+                <w:showingPlcHdr/>
+                <w:date>
+                  <w:dateFormat w:val="yyyy-MM-dd"/>
+                  <w:lid w:val="en-GB"/>
+                  <w:storeMappedDataAs w:val="dateTime"/>
+                  <w:calendar w:val="gregorian"/>
+                </w:date>
+              </w:sdtPr>
+              <w:sdtContent>
+                <w:r>
+                  <w:rPr>
+                    <w:rFonts w:ascii="Calibri" w:hAnsi="Calibri" w:cs="Calibri" w:eastAsia="Calibri"/>
+                    <w:i/>
+                    <w:color w:val="8A949C"/>
+                    <w:sz w:val="20"/>
+                  </w:rPr>
+                  <w:t xml:space="preserve">Select a date</w:t>
+                </w:r>
+              </w:sdtContent>
+            </w:sdt>
+          </w:p>
+        </w:tc>
+        <w:tc>
+          <w:tcPr>
+            <w:vMerge w:val="continue"/>
+            <w:tcBorders>
+              <w:top w:val="single" w:color="C9D3DC" w:sz="4"/>
+              <w:left w:val="single" w:color="C9D3DC" w:sz="4"/>
+              <w:bottom w:val="single" w:color="C9D3DC" w:sz="4"/>
+              <w:right w:val="single" w:color="C9D3DC" w:sz="4"/>
+            </w:tcBorders>
+          </w:tcPr>
+          <w:p/>
         </w:tc>
       </w:tr>
     </w:tbl>
@@ -23882,7 +28733,7 @@
         <w:sz w:val="15"/>
         <w:szCs w:val="15"/>
       </w:rPr>
-      <w:t xml:space="preserve">	Wi-SUN SubCA Onboarding v1.0 · September 2026</w:t>
+      <w:t xml:space="preserve">	Wi-SUN SubCA Onboarding v1.1 · September 2026</w:t>
     </w:r>
     <w:r>
       <w:rPr>
@@ -24017,26 +28868,41 @@
             <w:spacing w:after="0" w:before="0"/>
           </w:pPr>
           <w:r>
-            <w:rPr>
-              <w:rFonts w:ascii="Arial Black" w:cs="Arial Black" w:eastAsia="Arial Black" w:hAnsi="Arial Black"/>
-              <w:b/>
-              <w:bCs/>
-              <w:color w:val="0B2545"/>
-              <w:sz w:val="40"/>
-              <w:szCs w:val="40"/>
-            </w:rPr>
-            <w:t xml:space="preserve">SEAL</w:t>
-          </w:r>
-          <w:r>
-            <w:rPr>
-              <w:rFonts w:ascii="Arial Black" w:cs="Arial Black" w:eastAsia="Arial Black" w:hAnsi="Arial Black"/>
-              <w:b/>
-              <w:bCs/>
-              <w:color w:val="13A3B5"/>
-              <w:sz w:val="40"/>
-              <w:szCs w:val="40"/>
-            </w:rPr>
-            <w:t xml:space="preserve">SQ</w:t>
+            <w:drawing>
+              <wp:inline distT="0" distB="0" distL="0" distR="0">
+                <wp:extent cx="987552" cy="755904"/>
+                <wp:effectExtent l="0" t="0" r="0" b="0"/>
+                <wp:docPr id="901" name="SealSQ logo" descr="SealSQ semiconductors + quantum"/>
+                <wp:cNvGraphicFramePr>
+                  <a:graphicFrameLocks xmlns:a="http://schemas.openxmlformats.org/drawingml/2006/main" noChangeAspect="1"/>
+                </wp:cNvGraphicFramePr>
+                <a:graphic xmlns:a="http://schemas.openxmlformats.org/drawingml/2006/main">
+                  <a:graphicData uri="http://schemas.openxmlformats.org/drawingml/2006/picture">
+                    <pic:pic xmlns:pic="http://schemas.openxmlformats.org/drawingml/2006/picture">
+                      <pic:nvPicPr>
+                        <pic:cNvPr id="901" name="sealsq_logo.png"/>
+                        <pic:cNvPicPr/>
+                      </pic:nvPicPr>
+                      <pic:blipFill>
+                        <a:blip r:embed="rIdLogo1"/>
+                        <a:stretch>
+                          <a:fillRect/>
+                        </a:stretch>
+                      </pic:blipFill>
+                      <pic:spPr>
+                        <a:xfrm>
+                          <a:off x="0" y="0"/>
+                          <a:ext cx="987552" cy="755904"/>
+                        </a:xfrm>
+                        <a:prstGeom prst="rect">
+                          <a:avLst/>
+                        </a:prstGeom>
+                      </pic:spPr>
+                    </pic:pic>
+                  </a:graphicData>
+                </a:graphic>
+              </wp:inline>
+            </w:drawing>
           </w:r>
         </w:p>
       </w:tc>
